--- a/report/Irish_Hospital_Demand_Forecaster_Report.docx
+++ b/report/Irish_Hospital_Demand_Forecaster_Report.docx
@@ -90,7 +90,7 @@
           </mc:Choice>
           <mc:Fallback>
             <w:pict>
-              <v:shape w14:anchorId="78B141D7" id="Graphic 1" o:spid="_x0000_s1026" style="position:absolute;margin-left:70.5pt;margin-top:55.7pt;width:454.35pt;height:1.5pt;z-index:-15728640;visibility:visible;mso-wrap-style:square;mso-wrap-distance-left:0;mso-wrap-distance-top:0;mso-wrap-distance-right:0;mso-wrap-distance-bottom:0;mso-position-horizontal:absolute;mso-position-horizontal-relative:page;mso-position-vertical:absolute;mso-position-vertical-relative:text;v-text-anchor:top" coordsize="5770245,19050" o:gfxdata="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" path="m5769863,l,,,19050r5769863,l5769863,xe" fillcolor="black" stroked="f">
+              <v:shape w14:anchorId="0592EDD6" id="Graphic 1" o:spid="_x0000_s1026" style="position:absolute;margin-left:70.5pt;margin-top:55.7pt;width:454.35pt;height:1.5pt;z-index:-15728640;visibility:visible;mso-wrap-style:square;mso-wrap-distance-left:0;mso-wrap-distance-top:0;mso-wrap-distance-right:0;mso-wrap-distance-bottom:0;mso-position-horizontal:absolute;mso-position-horizontal-relative:page;mso-position-vertical:absolute;mso-position-vertical-relative:text;v-text-anchor:top" coordsize="5770245,19050" o:gfxdata="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" path="m5769863,l,,,19050r5769863,l5769863,xe" fillcolor="black" stroked="f">
                 <v:path arrowok="t"/>
                 <w10:wrap type="topAndBottom" anchorx="page"/>
               </v:shape>
@@ -747,6 +747,10 @@
               <w:pStyle w:val="TableParagraph"/>
               <w:spacing w:before="0"/>
               <w:ind w:left="108"/>
+              <w:rPr>
+                <w:color w:val="333333"/>
+                <w:spacing w:val="-2"/>
+              </w:rPr>
             </w:pPr>
             <w:r>
               <w:rPr>
@@ -755,6 +759,120 @@
               </w:rPr>
               <w:t>31/05/2026</w:t>
             </w:r>
+          </w:p>
+        </w:tc>
+      </w:tr>
+      <w:tr>
+        <w:trPr>
+          <w:trHeight w:val="759"/>
+        </w:trPr>
+        <w:tc>
+          <w:tcPr>
+            <w:tcW w:w="2263" w:type="dxa"/>
+          </w:tcPr>
+          <w:p>
+            <w:pPr>
+              <w:pStyle w:val="TableParagraph"/>
+              <w:spacing w:before="0"/>
+              <w:ind w:left="107" w:right="369"/>
+              <w:rPr>
+                <w:b/>
+                <w:color w:val="333333"/>
+              </w:rPr>
+            </w:pPr>
+            <w:r>
+              <w:rPr>
+                <w:b/>
+                <w:color w:val="333333"/>
+              </w:rPr>
+              <w:t>GitHub Link:</w:t>
+            </w:r>
+          </w:p>
+        </w:tc>
+        <w:tc>
+          <w:tcPr>
+            <w:tcW w:w="6752" w:type="dxa"/>
+          </w:tcPr>
+          <w:p>
+            <w:pPr>
+              <w:pStyle w:val="TableParagraph"/>
+              <w:spacing w:before="0"/>
+              <w:ind w:left="108"/>
+              <w:rPr>
+                <w:color w:val="333333"/>
+                <w:spacing w:val="-2"/>
+              </w:rPr>
+            </w:pPr>
+            <w:hyperlink r:id="rId7" w:history="1">
+              <w:r>
+                <w:rPr>
+                  <w:rStyle w:val="Hyperlink"/>
+                  <w:spacing w:val="-2"/>
+                </w:rPr>
+                <w:t>https://github.com/2022256/CapstoneProject</w:t>
+              </w:r>
+            </w:hyperlink>
+          </w:p>
+        </w:tc>
+      </w:tr>
+      <w:tr>
+        <w:trPr>
+          <w:trHeight w:val="759"/>
+        </w:trPr>
+        <w:tc>
+          <w:tcPr>
+            <w:tcW w:w="2263" w:type="dxa"/>
+          </w:tcPr>
+          <w:p>
+            <w:pPr>
+              <w:pStyle w:val="TableParagraph"/>
+              <w:spacing w:before="0"/>
+              <w:ind w:left="107" w:right="369"/>
+              <w:rPr>
+                <w:b/>
+                <w:color w:val="333333"/>
+              </w:rPr>
+            </w:pPr>
+            <w:r>
+              <w:rPr>
+                <w:b/>
+                <w:color w:val="333333"/>
+              </w:rPr>
+              <w:t>Video Link:</w:t>
+            </w:r>
+            <w:r>
+              <w:rPr>
+                <w:b/>
+                <w:color w:val="333333"/>
+              </w:rPr>
+              <w:br/>
+              <w:t>(CCT Access only)</w:t>
+            </w:r>
+          </w:p>
+        </w:tc>
+        <w:tc>
+          <w:tcPr>
+            <w:tcW w:w="6752" w:type="dxa"/>
+          </w:tcPr>
+          <w:p>
+            <w:pPr>
+              <w:pStyle w:val="TableParagraph"/>
+              <w:spacing w:before="0"/>
+              <w:ind w:left="108"/>
+              <w:rPr>
+                <w:color w:val="333333"/>
+                <w:spacing w:val="-2"/>
+              </w:rPr>
+            </w:pPr>
+            <w:hyperlink r:id="rId8" w:history="1">
+              <w:r>
+                <w:rPr>
+                  <w:rStyle w:val="Hyperlink"/>
+                  <w:spacing w:val="-2"/>
+                </w:rPr>
+                <w:t>https://drive.google.com/file/d/1GyM2x8wmFRxPLJrRRvLnNu9hf1sCxJjv/view?usp=sharing</w:t>
+              </w:r>
+            </w:hyperlink>
           </w:p>
         </w:tc>
       </w:tr>
@@ -884,7 +1002,7 @@
           </mc:Choice>
           <mc:Fallback>
             <w:pict>
-              <v:shape w14:anchorId="10B58822" id="Graphic 2" o:spid="_x0000_s1026" style="position:absolute;margin-left:70.5pt;margin-top:23.2pt;width:454.35pt;height:1.5pt;z-index:-15728128;visibility:visible;mso-wrap-style:square;mso-wrap-distance-left:0;mso-wrap-distance-top:0;mso-wrap-distance-right:0;mso-wrap-distance-bottom:0;mso-position-horizontal:absolute;mso-position-horizontal-relative:page;mso-position-vertical:absolute;mso-position-vertical-relative:text;v-text-anchor:top" coordsize="5770245,19050" o:gfxdata="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" path="m5769863,l,,,19050r5769863,l5769863,xe" fillcolor="black" stroked="f">
+              <v:shape w14:anchorId="13B7AA0B" id="Graphic 2" o:spid="_x0000_s1026" style="position:absolute;margin-left:70.5pt;margin-top:23.2pt;width:454.35pt;height:1.5pt;z-index:-15728128;visibility:visible;mso-wrap-style:square;mso-wrap-distance-left:0;mso-wrap-distance-top:0;mso-wrap-distance-right:0;mso-wrap-distance-bottom:0;mso-position-horizontal:absolute;mso-position-horizontal-relative:page;mso-position-vertical:absolute;mso-position-vertical-relative:text;v-text-anchor:top" coordsize="5770245,19050" o:gfxdata="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" path="m5769863,l,,,19050r5769863,l5769863,xe" fillcolor="black" stroked="f">
                 <v:path arrowok="t"/>
                 <w10:wrap type="topAndBottom" anchorx="page"/>
               </v:shape>
@@ -2068,7 +2186,7 @@
           </mc:Choice>
           <mc:Fallback>
             <w:pict>
-              <v:shape w14:anchorId="53CB5498" id="Graphic 4" o:spid="_x0000_s1026" style="position:absolute;margin-left:70.5pt;margin-top:17.7pt;width:454.35pt;height:.75pt;z-index:-15727104;visibility:visible;mso-wrap-style:square;mso-wrap-distance-left:0;mso-wrap-distance-top:0;mso-wrap-distance-right:0;mso-wrap-distance-bottom:0;mso-position-horizontal:absolute;mso-position-horizontal-relative:page;mso-position-vertical:absolute;mso-position-vertical-relative:text;v-text-anchor:top" coordsize="5770245,9525" o:gfxdata="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" path="m5769863,l,,,9144r5769863,l5769863,xe" fillcolor="#2070b5" stroked="f">
+              <v:shape w14:anchorId="4646548C" id="Graphic 4" o:spid="_x0000_s1026" style="position:absolute;margin-left:70.5pt;margin-top:17.7pt;width:454.35pt;height:.75pt;z-index:-15727104;visibility:visible;mso-wrap-style:square;mso-wrap-distance-left:0;mso-wrap-distance-top:0;mso-wrap-distance-right:0;mso-wrap-distance-bottom:0;mso-position-horizontal:absolute;mso-position-horizontal-relative:page;mso-position-vertical:absolute;mso-position-vertical-relative:text;v-text-anchor:top" coordsize="5770245,9525" o:gfxdata="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" path="m5769863,l,,,9144r5769863,l5769863,xe" fillcolor="#2070b5" stroked="f">
                 <v:path arrowok="t"/>
                 <w10:wrap type="topAndBottom" anchorx="page"/>
               </v:shape>
@@ -3309,7 +3427,13 @@
         <w:rPr>
           <w:color w:val="333333"/>
         </w:rPr>
-        <w:t>list in the last three months. The model predicted that the waiting list would stay around 80,000 patients and that is what happened.</w:t>
+        <w:t xml:space="preserve">list in the last three months. </w:t>
+      </w:r>
+      <w:r>
+        <w:rPr>
+          <w:color w:val="333333"/>
+        </w:rPr>
+        <w:t>The model accurately tracked demand through January 2026 but overestimated demand following the unexpected reductions observed in February and March 2026.</w:t>
       </w:r>
     </w:p>
     <w:p>
@@ -5520,12 +5644,14 @@
         </w:rPr>
         <w:t xml:space="preserve"> </w:t>
       </w:r>
+      <w:proofErr w:type="spellStart"/>
       <w:r>
         <w:rPr>
           <w:color w:val="333333"/>
         </w:rPr>
         <w:t>case</w:t>
       </w:r>
+      <w:proofErr w:type="spellEnd"/>
       <w:r>
         <w:rPr>
           <w:color w:val="333333"/>
@@ -7885,7 +8011,21 @@
         <w:rPr>
           <w:color w:val="333333"/>
         </w:rPr>
-        <w:t>A Python-based machine learning pipeline was constructed primarily using XGBoost (alternative</w:t>
+        <w:t xml:space="preserve">A Python-based machine learning pipeline was constructed primarily using </w:t>
+      </w:r>
+      <w:proofErr w:type="spellStart"/>
+      <w:r>
+        <w:rPr>
+          <w:color w:val="333333"/>
+        </w:rPr>
+        <w:t>XGBoost</w:t>
+      </w:r>
+      <w:proofErr w:type="spellEnd"/>
+      <w:r>
+        <w:rPr>
+          <w:color w:val="333333"/>
+        </w:rPr>
+        <w:t xml:space="preserve"> (alternative</w:t>
       </w:r>
       <w:r>
         <w:rPr>
@@ -8028,7 +8168,21 @@
         <w:rPr>
           <w:color w:val="333333"/>
         </w:rPr>
-        <w:t>accessed through a Streamlit dashboard which outputs forecasts for 1-12 months with confidence intervals</w:t>
+        <w:t xml:space="preserve">accessed through a </w:t>
+      </w:r>
+      <w:proofErr w:type="spellStart"/>
+      <w:r>
+        <w:rPr>
+          <w:color w:val="333333"/>
+        </w:rPr>
+        <w:t>Streamlit</w:t>
+      </w:r>
+      <w:proofErr w:type="spellEnd"/>
+      <w:r>
+        <w:rPr>
+          <w:color w:val="333333"/>
+        </w:rPr>
+        <w:t xml:space="preserve"> dashboard which outputs forecasts for 1-12 months with confidence intervals</w:t>
       </w:r>
       <w:r>
         <w:rPr>
@@ -8389,7 +8543,21 @@
         <w:rPr>
           <w:color w:val="333333"/>
         </w:rPr>
-        <w:t>Two different time series files were used totaling 12 years from Jan 2014-Mar 2026 (approx 144</w:t>
+        <w:t>Two different time series files were used totaling 12 years from Jan 2014-Mar 2026 (</w:t>
+      </w:r>
+      <w:proofErr w:type="spellStart"/>
+      <w:r>
+        <w:rPr>
+          <w:color w:val="333333"/>
+        </w:rPr>
+        <w:t>approx</w:t>
+      </w:r>
+      <w:proofErr w:type="spellEnd"/>
+      <w:r>
+        <w:rPr>
+          <w:color w:val="333333"/>
+        </w:rPr>
+        <w:t xml:space="preserve"> 144</w:t>
       </w:r>
       <w:r>
         <w:rPr>
@@ -8541,7 +8709,6 @@
         </w:rPr>
         <w:t xml:space="preserve"> </w:t>
       </w:r>
-      <w:proofErr w:type="gramStart"/>
       <w:r>
         <w:rPr>
           <w:color w:val="333333"/>
@@ -8559,14 +8726,21 @@
         <w:rPr>
           <w:color w:val="333333"/>
         </w:rPr>
-        <w:t>year</w:t>
-      </w:r>
-      <w:proofErr w:type="gramEnd"/>
-      <w:r>
-        <w:rPr>
-          <w:color w:val="333333"/>
-        </w:rPr>
-        <w:t xml:space="preserve"> OpenData series and encompasses a wider range of signals such as pre-COVID demand growth, a reduction in demand during COVID-19, and the post-COVID demand surge.</w:t>
+        <w:t xml:space="preserve">year </w:t>
+      </w:r>
+      <w:proofErr w:type="spellStart"/>
+      <w:r>
+        <w:rPr>
+          <w:color w:val="333333"/>
+        </w:rPr>
+        <w:t>OpenData</w:t>
+      </w:r>
+      <w:proofErr w:type="spellEnd"/>
+      <w:r>
+        <w:rPr>
+          <w:color w:val="333333"/>
+        </w:rPr>
+        <w:t xml:space="preserve"> series and encompasses a wider range of signals such as pre-COVID demand growth, a reduction in demand during COVID-19, and the post-COVID demand surge.</w:t>
       </w:r>
     </w:p>
     <w:p>
@@ -9645,7 +9819,7 @@
         <w:rPr>
           <w:color w:val="333333"/>
         </w:rPr>
-        <w:t>-The</w:t>
+        <w:t>The</w:t>
       </w:r>
       <w:r>
         <w:rPr>
@@ -9853,21 +10027,7 @@
         <w:rPr>
           <w:color w:val="333333"/>
         </w:rPr>
-        <w:t>the UTF-</w:t>
-      </w:r>
-      <w:proofErr w:type="gramStart"/>
-      <w:r>
-        <w:rPr>
-          <w:color w:val="333333"/>
-        </w:rPr>
-        <w:t>8 character</w:t>
-      </w:r>
-      <w:proofErr w:type="gramEnd"/>
-      <w:r>
-        <w:rPr>
-          <w:color w:val="333333"/>
-        </w:rPr>
-        <w:t xml:space="preserve"> set, which needed to be skipped after the table is imported.</w:t>
+        <w:t>the UTF-8 character set, which needed to be skipped after the table is imported.</w:t>
       </w:r>
     </w:p>
     <w:p>
@@ -10083,7 +10243,21 @@
         <w:rPr>
           <w:color w:val="333333"/>
         </w:rPr>
-        <w:t>per time band, with the total number of values added up in every numeric column (row totals), whereas in the OpenData data (2021-2026) there is a single</w:t>
+        <w:t xml:space="preserve">per time band, with the total number of values added up in every numeric column (row totals), whereas in the </w:t>
+      </w:r>
+      <w:proofErr w:type="spellStart"/>
+      <w:r>
+        <w:rPr>
+          <w:color w:val="333333"/>
+        </w:rPr>
+        <w:t>OpenData</w:t>
+      </w:r>
+      <w:proofErr w:type="spellEnd"/>
+      <w:r>
+        <w:rPr>
+          <w:color w:val="333333"/>
+        </w:rPr>
+        <w:t xml:space="preserve"> data (2021-2026) there is a single</w:t>
       </w:r>
       <w:r>
         <w:rPr>
@@ -10196,12 +10370,14 @@
         </w:rPr>
         <w:t xml:space="preserve"> </w:t>
       </w:r>
+      <w:proofErr w:type="spellStart"/>
       <w:r>
         <w:rPr>
           <w:color w:val="333333"/>
         </w:rPr>
         <w:t>OpenData</w:t>
       </w:r>
+      <w:proofErr w:type="spellEnd"/>
       <w:r>
         <w:rPr>
           <w:color w:val="333333"/>
@@ -10273,7 +10449,7 @@
         <w:rPr>
           <w:color w:val="333333"/>
         </w:rPr>
-        <w:t>-Dates</w:t>
+        <w:t>Dates</w:t>
       </w:r>
       <w:r>
         <w:rPr>
@@ -10334,7 +10510,6 @@
         </w:rPr>
         <w:t xml:space="preserve"> </w:t>
       </w:r>
-      <w:proofErr w:type="gramStart"/>
       <w:r>
         <w:rPr>
           <w:color w:val="333333"/>
@@ -10352,14 +10527,7 @@
         <w:rPr>
           <w:color w:val="333333"/>
         </w:rPr>
-        <w:t>YYYY</w:t>
-      </w:r>
-      <w:proofErr w:type="gramEnd"/>
-      <w:r>
-        <w:rPr>
-          <w:color w:val="333333"/>
-        </w:rPr>
-        <w:t>-MM-DD</w:t>
+        <w:t>YYYY-MM-DD</w:t>
       </w:r>
       <w:r>
         <w:rPr>
@@ -10450,7 +10618,21 @@
         <w:rPr>
           <w:color w:val="333333"/>
         </w:rPr>
-        <w:t>date was uploaded/modified, and are easily parseable from either format.</w:t>
+        <w:t xml:space="preserve">date was uploaded/modified, and are easily </w:t>
+      </w:r>
+      <w:proofErr w:type="spellStart"/>
+      <w:r>
+        <w:rPr>
+          <w:color w:val="333333"/>
+        </w:rPr>
+        <w:t>parseable</w:t>
+      </w:r>
+      <w:proofErr w:type="spellEnd"/>
+      <w:r>
+        <w:rPr>
+          <w:color w:val="333333"/>
+        </w:rPr>
+        <w:t xml:space="preserve"> from either format.</w:t>
       </w:r>
     </w:p>
     <w:p>
@@ -10468,10 +10650,52 @@
       <w:bookmarkStart w:id="36" w:name="-Any_anomalistic_value_with_respect_to_i"/>
       <w:bookmarkEnd w:id="36"/>
       <w:r>
-        <w:rPr>
-          <w:color w:val="333333"/>
-        </w:rPr>
-        <w:t>-Any anomalistic value with respect to its neighbours was omitted. At mid 2021, though, there was an OpenData launch with a low level that resulted in a very low total for the country,</w:t>
+        <w:t xml:space="preserve">A single anomalous observation associated with the </w:t>
+      </w:r>
+      <w:proofErr w:type="spellStart"/>
+      <w:r>
+        <w:t>OpenData</w:t>
+      </w:r>
+      <w:proofErr w:type="spellEnd"/>
+      <w:r>
+        <w:t xml:space="preserve"> transition period was excluded after verification against surrounding periods and NTPF publication changes.</w:t>
+      </w:r>
+      <w:r>
+        <w:t xml:space="preserve"> </w:t>
+      </w:r>
+      <w:r>
+        <w:rPr>
+          <w:color w:val="333333"/>
+        </w:rPr>
+        <w:t xml:space="preserve">At </w:t>
+      </w:r>
+      <w:proofErr w:type="spellStart"/>
+      <w:r>
+        <w:rPr>
+          <w:color w:val="333333"/>
+        </w:rPr>
+        <w:t>mid 2021</w:t>
+      </w:r>
+      <w:proofErr w:type="spellEnd"/>
+      <w:r>
+        <w:rPr>
+          <w:color w:val="333333"/>
+        </w:rPr>
+        <w:t xml:space="preserve">, though, there was an </w:t>
+      </w:r>
+      <w:proofErr w:type="spellStart"/>
+      <w:r>
+        <w:rPr>
+          <w:color w:val="333333"/>
+        </w:rPr>
+        <w:t>OpenData</w:t>
+      </w:r>
+      <w:proofErr w:type="spellEnd"/>
+      <w:r>
+        <w:rPr>
+          <w:color w:val="333333"/>
+        </w:rPr>
+        <w:t xml:space="preserve"> launch with a low level that resulted in a very low total for the country,</w:t>
       </w:r>
       <w:r>
         <w:rPr>
@@ -10969,21 +11193,35 @@
         <w:rPr>
           <w:color w:val="333333"/>
         </w:rPr>
-        <w:t xml:space="preserve">Count column by month across the national network of hospitals, to create a national month time series of approx 144 observations over Jan 2014-Mar 2026. The OpenData series (2021-2026) and legacy data (2014-2020) were collated and presented as a single clean month time series on January 2021 boundary. This </w:t>
-      </w:r>
-      <w:proofErr w:type="gramStart"/>
-      <w:r>
-        <w:rPr>
-          <w:color w:val="333333"/>
-        </w:rPr>
-        <w:t>12 year</w:t>
-      </w:r>
-      <w:proofErr w:type="gramEnd"/>
-      <w:r>
-        <w:rPr>
-          <w:color w:val="333333"/>
-        </w:rPr>
-        <w:t xml:space="preserve"> period encompasses the pre-COVID, COVID and post-COVID trends, giving useful information for the long run trend component</w:t>
+        <w:t xml:space="preserve">Count column by month across the national network of hospitals, to create a national month time series of </w:t>
+      </w:r>
+      <w:proofErr w:type="spellStart"/>
+      <w:r>
+        <w:rPr>
+          <w:color w:val="333333"/>
+        </w:rPr>
+        <w:t>approx</w:t>
+      </w:r>
+      <w:proofErr w:type="spellEnd"/>
+      <w:r>
+        <w:rPr>
+          <w:color w:val="333333"/>
+        </w:rPr>
+        <w:t xml:space="preserve"> 144 observations over Jan 2014-Mar 2026. The </w:t>
+      </w:r>
+      <w:proofErr w:type="spellStart"/>
+      <w:r>
+        <w:rPr>
+          <w:color w:val="333333"/>
+        </w:rPr>
+        <w:t>OpenData</w:t>
+      </w:r>
+      <w:proofErr w:type="spellEnd"/>
+      <w:r>
+        <w:rPr>
+          <w:color w:val="333333"/>
+        </w:rPr>
+        <w:t xml:space="preserve"> series (2021-2026) and legacy data (2014-2020) were collated and presented as a single clean month time series on January 2021 boundary. This 12 year period encompasses the pre-COVID, COVID and post-COVID trends, giving useful information for the long run trend component</w:t>
       </w:r>
       <w:r>
         <w:rPr>
@@ -12110,6 +12348,7 @@
                 <w:sz w:val="20"/>
               </w:rPr>
             </w:pPr>
+            <w:proofErr w:type="spellStart"/>
             <w:r>
               <w:rPr>
                 <w:color w:val="333333"/>
@@ -12117,6 +12356,7 @@
               </w:rPr>
               <w:t>month_sin</w:t>
             </w:r>
+            <w:proofErr w:type="spellEnd"/>
             <w:r>
               <w:rPr>
                 <w:color w:val="333333"/>
@@ -12140,6 +12380,7 @@
               </w:rPr>
               <w:t xml:space="preserve"> </w:t>
             </w:r>
+            <w:proofErr w:type="spellStart"/>
             <w:r>
               <w:rPr>
                 <w:color w:val="333333"/>
@@ -12148,6 +12389,7 @@
               </w:rPr>
               <w:t>month_cos</w:t>
             </w:r>
+            <w:proofErr w:type="spellEnd"/>
           </w:p>
         </w:tc>
         <w:tc>
@@ -12448,117 +12690,268 @@
     </w:p>
     <w:p>
       <w:pPr>
+        <w:pStyle w:val="ListParagraph"/>
+        <w:tabs>
+          <w:tab w:val="left" w:pos="598"/>
+        </w:tabs>
+        <w:ind w:firstLine="0"/>
+        <w:rPr>
+          <w:b/>
+          <w:color w:val="252525"/>
+          <w:sz w:val="26"/>
+        </w:rPr>
+      </w:pPr>
+    </w:p>
+    <w:p>
+      <w:pPr>
         <w:pStyle w:val="BodyText"/>
-        <w:spacing w:before="280"/>
         <w:ind w:left="165"/>
       </w:pPr>
       <w:bookmarkStart w:id="41" w:name="To_evaluate,_three_ensemble_ML_models_an"/>
       <w:bookmarkEnd w:id="41"/>
-      <w:r>
-        <w:t>To</w:t>
-      </w:r>
-      <w:r>
-        <w:rPr>
-          <w:spacing w:val="-6"/>
-        </w:rPr>
-        <w:t xml:space="preserve"> </w:t>
-      </w:r>
-      <w:r>
-        <w:t>evaluate,</w:t>
-      </w:r>
-      <w:r>
-        <w:rPr>
-          <w:spacing w:val="-7"/>
-        </w:rPr>
-        <w:t xml:space="preserve"> </w:t>
-      </w:r>
-      <w:r>
-        <w:t>three</w:t>
-      </w:r>
-      <w:r>
-        <w:rPr>
-          <w:spacing w:val="-6"/>
-        </w:rPr>
-        <w:t xml:space="preserve"> </w:t>
-      </w:r>
-      <w:r>
-        <w:t>ensemble</w:t>
-      </w:r>
-      <w:r>
-        <w:rPr>
-          <w:spacing w:val="-6"/>
-        </w:rPr>
-        <w:t xml:space="preserve"> </w:t>
-      </w:r>
-      <w:r>
-        <w:t>ML</w:t>
-      </w:r>
-      <w:r>
-        <w:rPr>
-          <w:spacing w:val="-5"/>
-        </w:rPr>
-        <w:t xml:space="preserve"> </w:t>
-      </w:r>
-      <w:r>
-        <w:t>models</w:t>
-      </w:r>
-      <w:r>
-        <w:rPr>
-          <w:spacing w:val="-6"/>
-        </w:rPr>
-        <w:t xml:space="preserve"> </w:t>
-      </w:r>
-      <w:r>
-        <w:t>and</w:t>
-      </w:r>
-      <w:r>
-        <w:rPr>
-          <w:spacing w:val="-6"/>
-        </w:rPr>
-        <w:t xml:space="preserve"> </w:t>
-      </w:r>
-      <w:r>
-        <w:t>one</w:t>
-      </w:r>
-      <w:r>
-        <w:rPr>
-          <w:spacing w:val="-6"/>
-        </w:rPr>
-        <w:t xml:space="preserve"> </w:t>
-      </w:r>
-      <w:r>
-        <w:t>linear</w:t>
-      </w:r>
-      <w:r>
-        <w:rPr>
-          <w:spacing w:val="-6"/>
-        </w:rPr>
-        <w:t xml:space="preserve"> </w:t>
-      </w:r>
-      <w:r>
-        <w:t>model</w:t>
-      </w:r>
-      <w:r>
-        <w:rPr>
-          <w:spacing w:val="-6"/>
-        </w:rPr>
-        <w:t xml:space="preserve"> </w:t>
-      </w:r>
-      <w:r>
-        <w:t>were</w:t>
-      </w:r>
-      <w:r>
-        <w:rPr>
-          <w:spacing w:val="-6"/>
-        </w:rPr>
-        <w:t xml:space="preserve"> </w:t>
-      </w:r>
-      <w:r>
-        <w:rPr>
-          <w:spacing w:val="-2"/>
-        </w:rPr>
-        <w:t>tested:</w:t>
-      </w:r>
+      <w:proofErr w:type="spellStart"/>
+      <w:r>
+        <w:rPr>
+          <w:b/>
+          <w:bCs/>
+        </w:rPr>
+        <w:t>XGBoost</w:t>
+      </w:r>
+      <w:proofErr w:type="spellEnd"/>
+      <w:r>
+        <w:t xml:space="preserve"> (primary): Gradient boosted decision trees. It is built with a few important features: High performance for structured tabular time-series data, built in </w:t>
+      </w:r>
+      <w:proofErr w:type="spellStart"/>
+      <w:r>
+        <w:t>regularisation</w:t>
+      </w:r>
+      <w:proofErr w:type="spellEnd"/>
+      <w:r>
+        <w:t xml:space="preserve"> and native support of non-linear feature interactions. The main hyperparameters set were </w:t>
+      </w:r>
+      <w:proofErr w:type="spellStart"/>
+      <w:r>
+        <w:t>n_estimators</w:t>
+      </w:r>
+      <w:proofErr w:type="spellEnd"/>
+      <w:r>
+        <w:t xml:space="preserve">=300 (to allow for enough boosting iterations), </w:t>
+      </w:r>
+      <w:proofErr w:type="spellStart"/>
+      <w:r>
+        <w:t>max_depth</w:t>
+      </w:r>
+      <w:proofErr w:type="spellEnd"/>
+      <w:r>
+        <w:t xml:space="preserve">=4 (to limit the complexity of the trees and avoid overfitting), and </w:t>
+      </w:r>
+      <w:proofErr w:type="spellStart"/>
+      <w:r>
+        <w:t>learning_rate</w:t>
+      </w:r>
+      <w:proofErr w:type="spellEnd"/>
+      <w:r>
+        <w:t xml:space="preserve">=0.05 (to make the trees learn slowly and converge smoothly). To further </w:t>
+      </w:r>
+      <w:proofErr w:type="spellStart"/>
+      <w:r>
+        <w:t>regularise</w:t>
+      </w:r>
+      <w:proofErr w:type="spellEnd"/>
+      <w:r>
+        <w:t xml:space="preserve">, subsample=0.8 and </w:t>
+      </w:r>
+      <w:proofErr w:type="spellStart"/>
+      <w:r>
+        <w:t>colsample_bytree</w:t>
+      </w:r>
+      <w:proofErr w:type="spellEnd"/>
+      <w:r>
+        <w:t xml:space="preserve">=0.8 were used, which randomly subsample observations and features of the training set, respectively, to boost </w:t>
+      </w:r>
+      <w:proofErr w:type="spellStart"/>
+      <w:r>
+        <w:t>generalisation</w:t>
+      </w:r>
+      <w:proofErr w:type="spellEnd"/>
+      <w:r>
+        <w:t xml:space="preserve"> performance. </w:t>
+      </w:r>
+    </w:p>
+    <w:p>
+      <w:pPr>
+        <w:pStyle w:val="BodyText"/>
+        <w:ind w:left="165"/>
+      </w:pPr>
+    </w:p>
+    <w:p>
+      <w:pPr>
+        <w:pStyle w:val="BodyText"/>
+        <w:ind w:left="165"/>
+      </w:pPr>
+      <w:r>
+        <w:rPr>
+          <w:b/>
+          <w:bCs/>
+        </w:rPr>
+        <w:t>Random Forest:</w:t>
+      </w:r>
+      <w:r>
+        <w:t xml:space="preserve"> Bagged ensemble of decision trees. High interpretability, robust to outliers, and is a useful metric for feature importance stability. The model was configured with 200 decision trees (</w:t>
+      </w:r>
+      <w:proofErr w:type="spellStart"/>
+      <w:r>
+        <w:t>n_estimators</w:t>
+      </w:r>
+      <w:proofErr w:type="spellEnd"/>
+      <w:r>
+        <w:t>=200) and a maximum tree depth of 8 (</w:t>
+      </w:r>
+      <w:proofErr w:type="spellStart"/>
+      <w:r>
+        <w:t>max_depth</w:t>
+      </w:r>
+      <w:proofErr w:type="spellEnd"/>
+      <w:r>
+        <w:t xml:space="preserve">=8), to find a trade-off between the performance and overfitting. Random Forest is also resilient to the bootstrap aggregation, which is another form of variance reduction by averaging predictions of various independent trees. </w:t>
+      </w:r>
+    </w:p>
+    <w:p>
+      <w:pPr>
+        <w:pStyle w:val="BodyText"/>
+        <w:ind w:left="165"/>
+      </w:pPr>
+    </w:p>
+    <w:p>
+      <w:pPr>
+        <w:pStyle w:val="BodyText"/>
+        <w:ind w:left="165"/>
+      </w:pPr>
+      <w:r>
+        <w:rPr>
+          <w:b/>
+          <w:bCs/>
+        </w:rPr>
+        <w:t>Gradient Boosting (</w:t>
+      </w:r>
+      <w:proofErr w:type="spellStart"/>
+      <w:r>
+        <w:rPr>
+          <w:b/>
+          <w:bCs/>
+        </w:rPr>
+        <w:t>sklearn</w:t>
+      </w:r>
+      <w:proofErr w:type="spellEnd"/>
+      <w:r>
+        <w:rPr>
+          <w:b/>
+          <w:bCs/>
+        </w:rPr>
+        <w:t>):</w:t>
+      </w:r>
+      <w:r>
+        <w:t xml:space="preserve"> Sequential ensemble with different </w:t>
+      </w:r>
+      <w:proofErr w:type="spellStart"/>
+      <w:r>
+        <w:t>optimisation</w:t>
+      </w:r>
+      <w:proofErr w:type="spellEnd"/>
+      <w:r>
+        <w:t xml:space="preserve"> and hyperparameter values. Commonly used as a cross check with the performance of </w:t>
+      </w:r>
+      <w:proofErr w:type="spellStart"/>
+      <w:r>
+        <w:t>XGBoost</w:t>
+      </w:r>
+      <w:proofErr w:type="spellEnd"/>
+      <w:r>
+        <w:t xml:space="preserve">. The hyperparameters were set to </w:t>
+      </w:r>
+      <w:proofErr w:type="spellStart"/>
+      <w:r>
+        <w:t>n_estimators</w:t>
+      </w:r>
+      <w:proofErr w:type="spellEnd"/>
+      <w:r>
+        <w:t xml:space="preserve">=200, </w:t>
+      </w:r>
+      <w:proofErr w:type="spellStart"/>
+      <w:r>
+        <w:t>max_depth</w:t>
+      </w:r>
+      <w:proofErr w:type="spellEnd"/>
+      <w:r>
+        <w:t xml:space="preserve">=4 and </w:t>
+      </w:r>
+      <w:proofErr w:type="spellStart"/>
+      <w:r>
+        <w:t>learning_rate</w:t>
+      </w:r>
+      <w:proofErr w:type="spellEnd"/>
+      <w:r>
+        <w:t xml:space="preserve">=0.05, offering similar model complexity and learning rate for an equal comparison. </w:t>
+      </w:r>
+    </w:p>
+    <w:p>
+      <w:pPr>
+        <w:pStyle w:val="BodyText"/>
+        <w:ind w:left="165"/>
+      </w:pPr>
+    </w:p>
+    <w:p>
+      <w:pPr>
+        <w:pStyle w:val="BodyText"/>
+        <w:ind w:left="165"/>
+      </w:pPr>
+      <w:r>
+        <w:rPr>
+          <w:b/>
+          <w:bCs/>
+        </w:rPr>
+        <w:t>Ridge Regression:</w:t>
+      </w:r>
+      <w:r>
+        <w:t xml:space="preserve"> </w:t>
+      </w:r>
+      <w:proofErr w:type="spellStart"/>
+      <w:r>
+        <w:t>Regularised</w:t>
+      </w:r>
+      <w:proofErr w:type="spellEnd"/>
+      <w:r>
+        <w:t xml:space="preserve"> linear model as simple baseline. Ridge performs the L2 </w:t>
+      </w:r>
+      <w:proofErr w:type="spellStart"/>
+      <w:r>
+        <w:t>regularisation</w:t>
+      </w:r>
+      <w:proofErr w:type="spellEnd"/>
+      <w:r>
+        <w:t xml:space="preserve"> to </w:t>
+      </w:r>
+      <w:proofErr w:type="spellStart"/>
+      <w:r>
+        <w:t>minimise</w:t>
+      </w:r>
+      <w:proofErr w:type="spellEnd"/>
+      <w:r>
+        <w:t xml:space="preserve"> the amplitude of the coefficient and to enhance its </w:t>
+      </w:r>
+      <w:proofErr w:type="spellStart"/>
+      <w:r>
+        <w:t>generalisation</w:t>
+      </w:r>
+      <w:proofErr w:type="spellEnd"/>
+      <w:r>
+        <w:t xml:space="preserve"> in correlated features. To prevent overfitting, the </w:t>
+      </w:r>
+      <w:proofErr w:type="spellStart"/>
+      <w:r>
+        <w:t>regularisation</w:t>
+      </w:r>
+      <w:proofErr w:type="spellEnd"/>
     </w:p>
     <w:p>
       <w:pPr>
@@ -12569,175 +12962,8 @@
     <w:p>
       <w:pPr>
         <w:pStyle w:val="BodyText"/>
-        <w:ind w:left="165" w:right="409" w:firstLine="61"/>
+        <w:spacing w:before="27"/>
       </w:pPr>
-      <w:bookmarkStart w:id="42" w:name="XGBoost_(primary)_-_Decision_Trees_seque"/>
-      <w:bookmarkEnd w:id="42"/>
-      <w:r>
-        <w:t>XGBoost (primary) - Decision Trees</w:t>
-      </w:r>
-      <w:r>
-        <w:rPr>
-          <w:spacing w:val="-1"/>
-        </w:rPr>
-        <w:t xml:space="preserve"> </w:t>
-      </w:r>
-      <w:r>
-        <w:t>sequentially</w:t>
-      </w:r>
-      <w:r>
-        <w:rPr>
-          <w:spacing w:val="-1"/>
-        </w:rPr>
-        <w:t xml:space="preserve"> </w:t>
-      </w:r>
-      <w:r>
-        <w:t>built with boosted trees.</w:t>
-      </w:r>
-      <w:r>
-        <w:rPr>
-          <w:spacing w:val="-1"/>
-        </w:rPr>
-        <w:t xml:space="preserve"> </w:t>
-      </w:r>
-      <w:r>
-        <w:t>It has a number of useful properties: it works well with tabular time series data, adds internal regularization and natively supports non-linear interactions between features. Parameters to tune: nestimators=300: the more trees, the deeper the tree, the less the error in finding the target; maxdepth=4: shallower trees, less overfitting; learningrate=0.05: slower but steady convergence. Further regularization applied using subsample=0.8 and colsamplebytree=0.8 (where</w:t>
-      </w:r>
-      <w:r>
-        <w:rPr>
-          <w:spacing w:val="-3"/>
-        </w:rPr>
-        <w:t xml:space="preserve"> </w:t>
-      </w:r>
-      <w:r>
-        <w:t>the</w:t>
-      </w:r>
-      <w:r>
-        <w:rPr>
-          <w:spacing w:val="-3"/>
-        </w:rPr>
-        <w:t xml:space="preserve"> </w:t>
-      </w:r>
-      <w:r>
-        <w:t>training</w:t>
-      </w:r>
-      <w:r>
-        <w:rPr>
-          <w:spacing w:val="-3"/>
-        </w:rPr>
-        <w:t xml:space="preserve"> </w:t>
-      </w:r>
-      <w:r>
-        <w:t>data</w:t>
-      </w:r>
-      <w:r>
-        <w:rPr>
-          <w:spacing w:val="-4"/>
-        </w:rPr>
-        <w:t xml:space="preserve"> </w:t>
-      </w:r>
-      <w:r>
-        <w:t>and</w:t>
-      </w:r>
-      <w:r>
-        <w:rPr>
-          <w:spacing w:val="-3"/>
-        </w:rPr>
-        <w:t xml:space="preserve"> </w:t>
-      </w:r>
-      <w:r>
-        <w:t>features</w:t>
-      </w:r>
-      <w:r>
-        <w:rPr>
-          <w:spacing w:val="-4"/>
-        </w:rPr>
-        <w:t xml:space="preserve"> </w:t>
-      </w:r>
-      <w:r>
-        <w:t>used</w:t>
-      </w:r>
-      <w:r>
-        <w:rPr>
-          <w:spacing w:val="-3"/>
-        </w:rPr>
-        <w:t xml:space="preserve"> </w:t>
-      </w:r>
-      <w:r>
-        <w:t>to</w:t>
-      </w:r>
-      <w:r>
-        <w:rPr>
-          <w:spacing w:val="-3"/>
-        </w:rPr>
-        <w:t xml:space="preserve"> </w:t>
-      </w:r>
-      <w:r>
-        <w:t>train</w:t>
-      </w:r>
-      <w:r>
-        <w:rPr>
-          <w:spacing w:val="-3"/>
-        </w:rPr>
-        <w:t xml:space="preserve"> </w:t>
-      </w:r>
-      <w:r>
-        <w:t>the</w:t>
-      </w:r>
-      <w:r>
-        <w:rPr>
-          <w:spacing w:val="-3"/>
-        </w:rPr>
-        <w:t xml:space="preserve"> </w:t>
-      </w:r>
-      <w:r>
-        <w:t>model</w:t>
-      </w:r>
-      <w:r>
-        <w:rPr>
-          <w:spacing w:val="-3"/>
-        </w:rPr>
-        <w:t xml:space="preserve"> </w:t>
-      </w:r>
-      <w:r>
-        <w:t>are</w:t>
-      </w:r>
-      <w:r>
-        <w:rPr>
-          <w:spacing w:val="-3"/>
-        </w:rPr>
-        <w:t xml:space="preserve"> </w:t>
-      </w:r>
-      <w:r>
-        <w:t>sampled</w:t>
-      </w:r>
-      <w:r>
-        <w:rPr>
-          <w:spacing w:val="-3"/>
-        </w:rPr>
-        <w:t xml:space="preserve"> </w:t>
-      </w:r>
-      <w:r>
-        <w:t>randomly,</w:t>
-      </w:r>
-      <w:r>
-        <w:rPr>
-          <w:spacing w:val="-3"/>
-        </w:rPr>
-        <w:t xml:space="preserve"> </w:t>
-      </w:r>
-      <w:r>
-        <w:t>with</w:t>
-      </w:r>
-      <w:r>
-        <w:rPr>
-          <w:spacing w:val="-3"/>
-        </w:rPr>
-        <w:t xml:space="preserve"> </w:t>
-      </w:r>
-      <w:r>
-        <w:t>the hope that this will improve its generalizability).</w:t>
-      </w:r>
     </w:p>
     <w:p>
       <w:pPr>
@@ -12748,726 +12974,14 @@
     <w:p>
       <w:pPr>
         <w:pStyle w:val="BodyText"/>
-        <w:ind w:left="165" w:right="485" w:firstLine="61"/>
+        <w:spacing w:before="27"/>
       </w:pPr>
-      <w:bookmarkStart w:id="43" w:name="Random_Forest_-_Decision_Trees_which_are"/>
-      <w:bookmarkEnd w:id="43"/>
-      <w:r>
-        <w:t>Random</w:t>
-      </w:r>
-      <w:r>
-        <w:rPr>
-          <w:spacing w:val="-4"/>
-        </w:rPr>
-        <w:t xml:space="preserve"> </w:t>
-      </w:r>
-      <w:r>
-        <w:t>Forest</w:t>
-      </w:r>
-      <w:r>
-        <w:rPr>
-          <w:spacing w:val="-3"/>
-        </w:rPr>
-        <w:t xml:space="preserve"> </w:t>
-      </w:r>
-      <w:r>
-        <w:t>-</w:t>
-      </w:r>
-      <w:r>
-        <w:rPr>
-          <w:spacing w:val="-3"/>
-        </w:rPr>
-        <w:t xml:space="preserve"> </w:t>
-      </w:r>
-      <w:r>
-        <w:t>Decision</w:t>
-      </w:r>
-      <w:r>
-        <w:rPr>
-          <w:spacing w:val="-3"/>
-        </w:rPr>
-        <w:t xml:space="preserve"> </w:t>
-      </w:r>
-      <w:r>
-        <w:t>Trees</w:t>
-      </w:r>
-      <w:r>
-        <w:rPr>
-          <w:spacing w:val="-3"/>
-        </w:rPr>
-        <w:t xml:space="preserve"> </w:t>
-      </w:r>
-      <w:r>
-        <w:t>which</w:t>
-      </w:r>
-      <w:r>
-        <w:rPr>
-          <w:spacing w:val="-3"/>
-        </w:rPr>
-        <w:t xml:space="preserve"> </w:t>
-      </w:r>
-      <w:r>
-        <w:t>are</w:t>
-      </w:r>
-      <w:r>
-        <w:rPr>
-          <w:spacing w:val="-3"/>
-        </w:rPr>
-        <w:t xml:space="preserve"> </w:t>
-      </w:r>
-      <w:r>
-        <w:t>bagged</w:t>
-      </w:r>
-      <w:r>
-        <w:rPr>
-          <w:spacing w:val="-3"/>
-        </w:rPr>
-        <w:t xml:space="preserve"> </w:t>
-      </w:r>
-      <w:r>
-        <w:t>together.</w:t>
-      </w:r>
-      <w:r>
-        <w:rPr>
-          <w:spacing w:val="-4"/>
-        </w:rPr>
-        <w:t xml:space="preserve"> </w:t>
-      </w:r>
-      <w:r>
-        <w:t>Simple</w:t>
-      </w:r>
-      <w:r>
-        <w:rPr>
-          <w:spacing w:val="-3"/>
-        </w:rPr>
-        <w:t xml:space="preserve"> </w:t>
-      </w:r>
-      <w:r>
-        <w:t>to</w:t>
-      </w:r>
-      <w:r>
-        <w:rPr>
-          <w:spacing w:val="-3"/>
-        </w:rPr>
-        <w:t xml:space="preserve"> </w:t>
-      </w:r>
-      <w:r>
-        <w:t>understand</w:t>
-      </w:r>
-      <w:r>
-        <w:rPr>
-          <w:spacing w:val="-3"/>
-        </w:rPr>
-        <w:t xml:space="preserve"> </w:t>
-      </w:r>
-      <w:r>
-        <w:t>and</w:t>
-      </w:r>
-      <w:r>
-        <w:rPr>
-          <w:spacing w:val="-3"/>
-        </w:rPr>
-        <w:t xml:space="preserve"> </w:t>
-      </w:r>
-      <w:r>
-        <w:t>not easily affected by outliers. The values of features' importance are relatively stable.</w:t>
-      </w:r>
-    </w:p>
-    <w:p>
-      <w:pPr>
-        <w:pStyle w:val="BodyText"/>
-        <w:ind w:left="165" w:right="409"/>
-      </w:pPr>
-      <w:r>
-        <w:t>Hyperparameters used: nestimators=200, maxdepth=8 to try and strike a balance between model</w:t>
-      </w:r>
-      <w:r>
-        <w:rPr>
-          <w:spacing w:val="-3"/>
-        </w:rPr>
-        <w:t xml:space="preserve"> </w:t>
-      </w:r>
-      <w:r>
-        <w:t>performance</w:t>
-      </w:r>
-      <w:r>
-        <w:rPr>
-          <w:spacing w:val="-3"/>
-        </w:rPr>
-        <w:t xml:space="preserve"> </w:t>
-      </w:r>
-      <w:r>
-        <w:t>and</w:t>
-      </w:r>
-      <w:r>
-        <w:rPr>
-          <w:spacing w:val="-3"/>
-        </w:rPr>
-        <w:t xml:space="preserve"> </w:t>
-      </w:r>
-      <w:r>
-        <w:t>accuracy.</w:t>
-      </w:r>
-      <w:r>
-        <w:rPr>
-          <w:spacing w:val="-4"/>
-        </w:rPr>
-        <w:t xml:space="preserve"> </w:t>
-      </w:r>
-      <w:r>
-        <w:t>It</w:t>
-      </w:r>
-      <w:r>
-        <w:rPr>
-          <w:spacing w:val="-4"/>
-        </w:rPr>
-        <w:t xml:space="preserve"> </w:t>
-      </w:r>
-      <w:r>
-        <w:t>is</w:t>
-      </w:r>
-      <w:r>
-        <w:rPr>
-          <w:spacing w:val="-3"/>
-        </w:rPr>
-        <w:t xml:space="preserve"> </w:t>
-      </w:r>
-      <w:r>
-        <w:t>also</w:t>
-      </w:r>
-      <w:r>
-        <w:rPr>
-          <w:spacing w:val="-3"/>
-        </w:rPr>
-        <w:t xml:space="preserve"> </w:t>
-      </w:r>
-      <w:r>
-        <w:t>robust</w:t>
-      </w:r>
-      <w:r>
-        <w:rPr>
-          <w:spacing w:val="-3"/>
-        </w:rPr>
-        <w:t xml:space="preserve"> </w:t>
-      </w:r>
-      <w:r>
-        <w:t>to</w:t>
-      </w:r>
-      <w:r>
-        <w:rPr>
-          <w:spacing w:val="-3"/>
-        </w:rPr>
-        <w:t xml:space="preserve"> </w:t>
-      </w:r>
-      <w:r>
-        <w:t>bootstrap</w:t>
-      </w:r>
-      <w:r>
-        <w:rPr>
-          <w:spacing w:val="-3"/>
-        </w:rPr>
-        <w:t xml:space="preserve"> </w:t>
-      </w:r>
-      <w:r>
-        <w:t>aggregation</w:t>
-      </w:r>
-      <w:r>
-        <w:rPr>
-          <w:spacing w:val="-3"/>
-        </w:rPr>
-        <w:t xml:space="preserve"> </w:t>
-      </w:r>
-      <w:r>
-        <w:t>which</w:t>
-      </w:r>
-      <w:r>
-        <w:rPr>
-          <w:spacing w:val="-3"/>
-        </w:rPr>
-        <w:t xml:space="preserve"> </w:t>
-      </w:r>
-      <w:r>
-        <w:t>decreases the variance of training data.</w:t>
-      </w:r>
-    </w:p>
-    <w:p>
-      <w:pPr>
-        <w:pStyle w:val="BodyText"/>
-        <w:spacing w:before="26"/>
-      </w:pPr>
-    </w:p>
-    <w:p>
-      <w:pPr>
-        <w:pStyle w:val="BodyText"/>
-        <w:spacing w:before="1"/>
-        <w:ind w:left="165" w:right="485" w:firstLine="61"/>
-      </w:pPr>
-      <w:bookmarkStart w:id="44" w:name="Random_Forest_(sklearn)_-_A_different_im"/>
-      <w:bookmarkEnd w:id="44"/>
-      <w:r>
-        <w:t>Random Forest (sklearn) - A different implementation of random forest from XGBoost with different default parameters and optimisation logic. In practice it's compared with XGBoost. To</w:t>
-      </w:r>
-      <w:r>
-        <w:rPr>
-          <w:spacing w:val="-4"/>
-        </w:rPr>
-        <w:t xml:space="preserve"> </w:t>
-      </w:r>
-      <w:r>
-        <w:t>get</w:t>
-      </w:r>
-      <w:r>
-        <w:rPr>
-          <w:spacing w:val="-4"/>
-        </w:rPr>
-        <w:t xml:space="preserve"> </w:t>
-      </w:r>
-      <w:r>
-        <w:t>similar</w:t>
-      </w:r>
-      <w:r>
-        <w:rPr>
-          <w:spacing w:val="-4"/>
-        </w:rPr>
-        <w:t xml:space="preserve"> </w:t>
-      </w:r>
-      <w:r>
-        <w:t>model</w:t>
-      </w:r>
-      <w:r>
-        <w:rPr>
-          <w:spacing w:val="-4"/>
-        </w:rPr>
-        <w:t xml:space="preserve"> </w:t>
-      </w:r>
-      <w:r>
-        <w:t>complexity,</w:t>
-      </w:r>
-      <w:r>
-        <w:rPr>
-          <w:spacing w:val="-4"/>
-        </w:rPr>
-        <w:t xml:space="preserve"> </w:t>
-      </w:r>
-      <w:r>
-        <w:t>we</w:t>
-      </w:r>
-      <w:r>
-        <w:rPr>
-          <w:spacing w:val="-4"/>
-        </w:rPr>
-        <w:t xml:space="preserve"> </w:t>
-      </w:r>
-      <w:r>
-        <w:t>set:</w:t>
-      </w:r>
-      <w:r>
-        <w:rPr>
-          <w:spacing w:val="-4"/>
-        </w:rPr>
-        <w:t xml:space="preserve"> </w:t>
-      </w:r>
-      <w:r>
-        <w:t>nestimators=200,</w:t>
-      </w:r>
-      <w:r>
-        <w:rPr>
-          <w:spacing w:val="-5"/>
-        </w:rPr>
-        <w:t xml:space="preserve"> </w:t>
-      </w:r>
-      <w:r>
-        <w:t>maxdepth=4,</w:t>
-      </w:r>
-      <w:r>
-        <w:rPr>
-          <w:spacing w:val="-4"/>
-        </w:rPr>
-        <w:t xml:space="preserve"> </w:t>
-      </w:r>
-      <w:r>
-        <w:t>learning_rate=0.05 as hyperparameters.</w:t>
-      </w:r>
     </w:p>
     <w:p>
       <w:pPr>
         <w:pStyle w:val="BodyText"/>
         <w:spacing w:before="27"/>
       </w:pPr>
-    </w:p>
-    <w:p>
-      <w:pPr>
-        <w:pStyle w:val="BodyText"/>
-        <w:ind w:left="165" w:right="210" w:firstLine="61"/>
-      </w:pPr>
-      <w:bookmarkStart w:id="45" w:name="Ridge_Regression_is_a_simple_linear_mode"/>
-      <w:bookmarkEnd w:id="45"/>
-      <w:r>
-        <w:t>Ridge</w:t>
-      </w:r>
-      <w:r>
-        <w:rPr>
-          <w:spacing w:val="-3"/>
-        </w:rPr>
-        <w:t xml:space="preserve"> </w:t>
-      </w:r>
-      <w:r>
-        <w:t>Regression</w:t>
-      </w:r>
-      <w:r>
-        <w:rPr>
-          <w:spacing w:val="-3"/>
-        </w:rPr>
-        <w:t xml:space="preserve"> </w:t>
-      </w:r>
-      <w:r>
-        <w:t>is</w:t>
-      </w:r>
-      <w:r>
-        <w:rPr>
-          <w:spacing w:val="-3"/>
-        </w:rPr>
-        <w:t xml:space="preserve"> </w:t>
-      </w:r>
-      <w:r>
-        <w:t>a</w:t>
-      </w:r>
-      <w:r>
-        <w:rPr>
-          <w:spacing w:val="-3"/>
-        </w:rPr>
-        <w:t xml:space="preserve"> </w:t>
-      </w:r>
-      <w:r>
-        <w:t>simple</w:t>
-      </w:r>
-      <w:r>
-        <w:rPr>
-          <w:spacing w:val="-3"/>
-        </w:rPr>
-        <w:t xml:space="preserve"> </w:t>
-      </w:r>
-      <w:r>
-        <w:t>linear</w:t>
-      </w:r>
-      <w:r>
-        <w:rPr>
-          <w:spacing w:val="-5"/>
-        </w:rPr>
-        <w:t xml:space="preserve"> </w:t>
-      </w:r>
-      <w:r>
-        <w:t>model</w:t>
-      </w:r>
-      <w:r>
-        <w:rPr>
-          <w:spacing w:val="-3"/>
-        </w:rPr>
-        <w:t xml:space="preserve"> </w:t>
-      </w:r>
-      <w:r>
-        <w:t>really.</w:t>
-      </w:r>
-      <w:r>
-        <w:rPr>
-          <w:spacing w:val="-3"/>
-        </w:rPr>
-        <w:t xml:space="preserve"> </w:t>
-      </w:r>
-      <w:r>
-        <w:t>To</w:t>
-      </w:r>
-      <w:r>
-        <w:rPr>
-          <w:spacing w:val="-3"/>
-        </w:rPr>
-        <w:t xml:space="preserve"> </w:t>
-      </w:r>
-      <w:r>
-        <w:t>improve</w:t>
-      </w:r>
-      <w:r>
-        <w:rPr>
-          <w:spacing w:val="-3"/>
-        </w:rPr>
-        <w:t xml:space="preserve"> </w:t>
-      </w:r>
-      <w:r>
-        <w:t>generalizability</w:t>
-      </w:r>
-      <w:r>
-        <w:rPr>
-          <w:spacing w:val="-3"/>
-        </w:rPr>
-        <w:t xml:space="preserve"> </w:t>
-      </w:r>
-      <w:r>
-        <w:t>and</w:t>
-      </w:r>
-      <w:r>
-        <w:rPr>
-          <w:spacing w:val="-3"/>
-        </w:rPr>
-        <w:t xml:space="preserve"> </w:t>
-      </w:r>
-      <w:r>
-        <w:t>reduce</w:t>
-      </w:r>
-      <w:r>
-        <w:rPr>
-          <w:spacing w:val="-3"/>
-        </w:rPr>
-        <w:t xml:space="preserve"> </w:t>
-      </w:r>
-      <w:r>
-        <w:t>the values of the coefficients, L2 regularization is used. The model was kept simple and interpretable by using regularization strengthalpha=1.0 and maintaining the model simplicity. The same sets of features and similar evaluation metrics were used to compare the models.</w:t>
-      </w:r>
-    </w:p>
-    <w:p>
-      <w:pPr>
-        <w:pStyle w:val="BodyText"/>
-        <w:sectPr>
-          <w:pgSz w:w="11910" w:h="16840"/>
-          <w:pgMar w:top="1360" w:right="992" w:bottom="280" w:left="1275" w:header="720" w:footer="720" w:gutter="0"/>
-          <w:cols w:space="720"/>
-        </w:sectPr>
-      </w:pPr>
-    </w:p>
-    <w:p>
-      <w:pPr>
-        <w:pStyle w:val="BodyText"/>
-        <w:spacing w:before="81"/>
-        <w:ind w:left="165" w:right="485"/>
-      </w:pPr>
-      <w:r>
-        <w:lastRenderedPageBreak/>
-        <w:t>Manual</w:t>
-      </w:r>
-      <w:r>
-        <w:rPr>
-          <w:spacing w:val="-3"/>
-        </w:rPr>
-        <w:t xml:space="preserve"> </w:t>
-      </w:r>
-      <w:r>
-        <w:t>selection</w:t>
-      </w:r>
-      <w:r>
-        <w:rPr>
-          <w:spacing w:val="-3"/>
-        </w:rPr>
-        <w:t xml:space="preserve"> </w:t>
-      </w:r>
-      <w:r>
-        <w:t>was</w:t>
-      </w:r>
-      <w:r>
-        <w:rPr>
-          <w:spacing w:val="-3"/>
-        </w:rPr>
-        <w:t xml:space="preserve"> </w:t>
-      </w:r>
-      <w:r>
-        <w:t>done</w:t>
-      </w:r>
-      <w:r>
-        <w:rPr>
-          <w:spacing w:val="-3"/>
-        </w:rPr>
-        <w:t xml:space="preserve"> </w:t>
-      </w:r>
-      <w:r>
-        <w:t>following</w:t>
-      </w:r>
-      <w:r>
-        <w:rPr>
-          <w:spacing w:val="-4"/>
-        </w:rPr>
-        <w:t xml:space="preserve"> </w:t>
-      </w:r>
-      <w:r>
-        <w:t>the</w:t>
-      </w:r>
-      <w:r>
-        <w:rPr>
-          <w:spacing w:val="-3"/>
-        </w:rPr>
-        <w:t xml:space="preserve"> </w:t>
-      </w:r>
-      <w:r>
-        <w:t>general</w:t>
-      </w:r>
-      <w:r>
-        <w:rPr>
-          <w:spacing w:val="-4"/>
-        </w:rPr>
-        <w:t xml:space="preserve"> </w:t>
-      </w:r>
-      <w:r>
-        <w:t>good</w:t>
-      </w:r>
-      <w:r>
-        <w:rPr>
-          <w:spacing w:val="-3"/>
-        </w:rPr>
-        <w:t xml:space="preserve"> </w:t>
-      </w:r>
-      <w:r>
-        <w:t>practices</w:t>
-      </w:r>
-      <w:r>
-        <w:rPr>
-          <w:spacing w:val="-3"/>
-        </w:rPr>
-        <w:t xml:space="preserve"> </w:t>
-      </w:r>
-      <w:r>
-        <w:t>for</w:t>
-      </w:r>
-      <w:r>
-        <w:rPr>
-          <w:spacing w:val="-3"/>
-        </w:rPr>
-        <w:t xml:space="preserve"> </w:t>
-      </w:r>
-      <w:r>
-        <w:t>time</w:t>
-      </w:r>
-      <w:r>
-        <w:rPr>
-          <w:spacing w:val="-3"/>
-        </w:rPr>
-        <w:t xml:space="preserve"> </w:t>
-      </w:r>
-      <w:r>
-        <w:t>series</w:t>
-      </w:r>
-      <w:r>
-        <w:rPr>
-          <w:spacing w:val="-3"/>
-        </w:rPr>
-        <w:t xml:space="preserve"> </w:t>
-      </w:r>
-      <w:r>
-        <w:t>forecasting using tabular data, predictive accuracy and stability of training and control of overfitting.</w:t>
-      </w:r>
-    </w:p>
-    <w:p>
-      <w:pPr>
-        <w:pStyle w:val="BodyText"/>
-        <w:ind w:left="165"/>
-      </w:pPr>
-      <w:r>
-        <w:t>When</w:t>
-      </w:r>
-      <w:r>
-        <w:rPr>
-          <w:spacing w:val="-3"/>
-        </w:rPr>
-        <w:t xml:space="preserve"> </w:t>
-      </w:r>
-      <w:r>
-        <w:t>evaluating</w:t>
-      </w:r>
-      <w:r>
-        <w:rPr>
-          <w:spacing w:val="-3"/>
-        </w:rPr>
-        <w:t xml:space="preserve"> </w:t>
-      </w:r>
-      <w:r>
-        <w:t>using</w:t>
-      </w:r>
-      <w:r>
-        <w:rPr>
-          <w:spacing w:val="-4"/>
-        </w:rPr>
-        <w:t xml:space="preserve"> </w:t>
-      </w:r>
-      <w:r>
-        <w:t>crossvalidation</w:t>
-      </w:r>
-      <w:r>
-        <w:rPr>
-          <w:spacing w:val="-3"/>
-        </w:rPr>
-        <w:t xml:space="preserve"> </w:t>
-      </w:r>
-      <w:r>
-        <w:t>for</w:t>
-      </w:r>
-      <w:r>
-        <w:rPr>
-          <w:spacing w:val="-3"/>
-        </w:rPr>
-        <w:t xml:space="preserve"> </w:t>
-      </w:r>
-      <w:r>
-        <w:t>time</w:t>
-      </w:r>
-      <w:r>
-        <w:rPr>
-          <w:spacing w:val="-3"/>
-        </w:rPr>
-        <w:t xml:space="preserve"> </w:t>
-      </w:r>
-      <w:r>
-        <w:t>series,</w:t>
-      </w:r>
-      <w:r>
-        <w:rPr>
-          <w:spacing w:val="-3"/>
-        </w:rPr>
-        <w:t xml:space="preserve"> </w:t>
-      </w:r>
-      <w:r>
-        <w:t>XGBoost</w:t>
-      </w:r>
-      <w:r>
-        <w:rPr>
-          <w:spacing w:val="-3"/>
-        </w:rPr>
-        <w:t xml:space="preserve"> </w:t>
-      </w:r>
-      <w:r>
-        <w:t>had</w:t>
-      </w:r>
-      <w:r>
-        <w:rPr>
-          <w:spacing w:val="-3"/>
-        </w:rPr>
-        <w:t xml:space="preserve"> </w:t>
-      </w:r>
-      <w:r>
-        <w:t>the</w:t>
-      </w:r>
-      <w:r>
-        <w:rPr>
-          <w:spacing w:val="-3"/>
-        </w:rPr>
-        <w:t xml:space="preserve"> </w:t>
-      </w:r>
-      <w:r>
-        <w:t>lowest</w:t>
-      </w:r>
-      <w:r>
-        <w:rPr>
-          <w:spacing w:val="-3"/>
-        </w:rPr>
-        <w:t xml:space="preserve"> </w:t>
-      </w:r>
-      <w:r>
-        <w:t>MAE,</w:t>
-      </w:r>
-      <w:r>
-        <w:rPr>
-          <w:spacing w:val="-2"/>
-        </w:rPr>
-        <w:t xml:space="preserve"> </w:t>
-      </w:r>
-      <w:r>
-        <w:t>which means that it is the best model.</w:t>
-      </w:r>
     </w:p>
     <w:p>
       <w:pPr>
@@ -13491,12 +13005,13 @@
           <w:color w:val="333333"/>
         </w:rPr>
       </w:pPr>
-      <w:bookmarkStart w:id="46" w:name="4.3_Training_and_Validation"/>
-      <w:bookmarkEnd w:id="46"/>
-      <w:r>
-        <w:rPr>
-          <w:color w:val="333333"/>
-        </w:rPr>
+      <w:bookmarkStart w:id="42" w:name="4.3_Training_and_Validation"/>
+      <w:bookmarkEnd w:id="42"/>
+      <w:r>
+        <w:rPr>
+          <w:color w:val="333333"/>
+        </w:rPr>
+        <w:lastRenderedPageBreak/>
         <w:t>Training</w:t>
       </w:r>
       <w:r>
@@ -13526,8 +13041,8 @@
         <w:spacing w:before="278"/>
         <w:ind w:left="164" w:right="485"/>
       </w:pPr>
-      <w:bookmarkStart w:id="47" w:name="Data_leakage_is_a_significant_issue_when"/>
-      <w:bookmarkEnd w:id="47"/>
+      <w:bookmarkStart w:id="43" w:name="Data_leakage_is_a_significant_issue_when"/>
+      <w:bookmarkEnd w:id="43"/>
       <w:r>
         <w:rPr>
           <w:color w:val="333333"/>
@@ -13740,7 +13255,21 @@
         <w:rPr>
           <w:color w:val="333333"/>
         </w:rPr>
-        <w:t>is used in the training set. K-fold cross validation is random and hence not appropriate. A TimeSeriesSplit method was employed and this method is used to strictly train the models chronologically, for example by using the previous months of data to predict the upcoming months of data.</w:t>
+        <w:t xml:space="preserve">is used in the training set. K-fold cross validation is random and hence not appropriate. A </w:t>
+      </w:r>
+      <w:proofErr w:type="spellStart"/>
+      <w:r>
+        <w:rPr>
+          <w:color w:val="333333"/>
+        </w:rPr>
+        <w:t>TimeSeriesSplit</w:t>
+      </w:r>
+      <w:proofErr w:type="spellEnd"/>
+      <w:r>
+        <w:rPr>
+          <w:color w:val="333333"/>
+        </w:rPr>
+        <w:t xml:space="preserve"> method was employed and this method is used to strictly train the models chronologically, for example by using the previous months of data to predict the upcoming months of data.</w:t>
       </w:r>
     </w:p>
     <w:p>
@@ -13754,8 +13283,8 @@
         <w:pStyle w:val="BodyText"/>
         <w:ind w:left="164" w:right="485" w:firstLine="61"/>
       </w:pPr>
-      <w:bookmarkStart w:id="48" w:name="Five_data_splits_were_created_and_the_fi"/>
-      <w:bookmarkEnd w:id="48"/>
+      <w:bookmarkStart w:id="44" w:name="Five_data_splits_were_created_and_the_fi"/>
+      <w:bookmarkEnd w:id="44"/>
       <w:r>
         <w:rPr>
           <w:color w:val="333333"/>
@@ -13966,8 +13495,8 @@
           <w:color w:val="333333"/>
         </w:rPr>
       </w:pPr>
-      <w:bookmarkStart w:id="49" w:name="4.4_Recursive_Multi-Step_Forecasting"/>
-      <w:bookmarkEnd w:id="49"/>
+      <w:bookmarkStart w:id="45" w:name="4.4_Recursive_Multi-Step_Forecasting"/>
+      <w:bookmarkEnd w:id="45"/>
       <w:r>
         <w:rPr>
           <w:color w:val="333333"/>
@@ -14245,8 +13774,8 @@
         </w:tabs>
         <w:ind w:left="520" w:hanging="355"/>
       </w:pPr>
-      <w:bookmarkStart w:id="50" w:name="5._Results_and_Model_Evaluation"/>
-      <w:bookmarkEnd w:id="50"/>
+      <w:bookmarkStart w:id="46" w:name="5._Results_and_Model_Evaluation"/>
+      <w:bookmarkEnd w:id="46"/>
       <w:r>
         <w:rPr>
           <w:color w:val="2070B5"/>
@@ -14311,8 +13840,8 @@
           <w:color w:val="333333"/>
         </w:rPr>
       </w:pPr>
-      <w:bookmarkStart w:id="51" w:name="5.1_Model_Performance"/>
-      <w:bookmarkEnd w:id="51"/>
+      <w:bookmarkStart w:id="47" w:name="5.1_Model_Performance"/>
+      <w:bookmarkEnd w:id="47"/>
       <w:r>
         <w:rPr>
           <w:color w:val="333333"/>
@@ -14344,7 +13873,21 @@
         <w:rPr>
           <w:color w:val="333333"/>
         </w:rPr>
-        <w:t>The XGBoost model was tested over an independent test set consisting of the last 6 months of data (October 2025 – March 2026). Actual vs. predicted values are provided below:</w:t>
+        <w:t xml:space="preserve">The </w:t>
+      </w:r>
+      <w:proofErr w:type="spellStart"/>
+      <w:r>
+        <w:rPr>
+          <w:color w:val="333333"/>
+        </w:rPr>
+        <w:t>XGBoost</w:t>
+      </w:r>
+      <w:proofErr w:type="spellEnd"/>
+      <w:r>
+        <w:rPr>
+          <w:color w:val="333333"/>
+        </w:rPr>
+        <w:t xml:space="preserve"> model was tested over an independent test set consisting of the last 6 months of data (October 2025 – March 2026). Actual vs. predicted values are provided below:</w:t>
       </w:r>
     </w:p>
     <w:p>
@@ -15145,7 +14688,6 @@
                 <w:sz w:val="20"/>
               </w:rPr>
             </w:pPr>
-            <w:proofErr w:type="gramStart"/>
             <w:r>
               <w:rPr>
                 <w:b/>
@@ -15154,7 +14696,6 @@
               </w:rPr>
               <w:t>Overall</w:t>
             </w:r>
-            <w:proofErr w:type="gramEnd"/>
             <w:r>
               <w:rPr>
                 <w:b/>
@@ -15246,8 +14787,8 @@
         <w:pStyle w:val="BodyText"/>
         <w:ind w:left="165" w:right="485"/>
       </w:pPr>
-      <w:bookmarkStart w:id="52" w:name="The_model_proved_to_be_very_accurate_fro"/>
-      <w:bookmarkEnd w:id="52"/>
+      <w:bookmarkStart w:id="48" w:name="The_model_proved_to_be_very_accurate_fro"/>
+      <w:bookmarkEnd w:id="48"/>
       <w:r>
         <w:rPr>
           <w:color w:val="333333"/>
@@ -15448,8 +14989,8 @@
         <w:pStyle w:val="BodyText"/>
         <w:ind w:left="165" w:right="498"/>
       </w:pPr>
-      <w:bookmarkStart w:id="53" w:name="This_does_not_mean_that_the_ML_approach_"/>
-      <w:bookmarkEnd w:id="53"/>
+      <w:bookmarkStart w:id="49" w:name="This_does_not_mean_that_the_ML_approach_"/>
+      <w:bookmarkEnd w:id="49"/>
       <w:r>
         <w:rPr>
           <w:color w:val="333333"/>
@@ -15641,8 +15182,8 @@
           <w:color w:val="333333"/>
         </w:rPr>
       </w:pPr>
-      <w:bookmarkStart w:id="54" w:name="5.2_Feature_Importance"/>
-      <w:bookmarkEnd w:id="54"/>
+      <w:bookmarkStart w:id="50" w:name="5.2_Feature_Importance"/>
+      <w:bookmarkEnd w:id="50"/>
       <w:r>
         <w:rPr>
           <w:color w:val="333333"/>
@@ -15748,12 +15289,14 @@
         </w:rPr>
         <w:t xml:space="preserve"> </w:t>
       </w:r>
+      <w:proofErr w:type="spellStart"/>
       <w:r>
         <w:rPr>
           <w:color w:val="333333"/>
         </w:rPr>
         <w:t>XGBoost</w:t>
       </w:r>
+      <w:proofErr w:type="spellEnd"/>
       <w:r>
         <w:rPr>
           <w:color w:val="333333"/>
@@ -16536,7 +16079,23 @@
                 <w:color w:val="333333"/>
                 <w:sz w:val="20"/>
               </w:rPr>
-              <w:t>Seasonality features (month_sin/cos,</w:t>
+              <w:t>Seasonality features (</w:t>
+            </w:r>
+            <w:proofErr w:type="spellStart"/>
+            <w:r>
+              <w:rPr>
+                <w:color w:val="333333"/>
+                <w:sz w:val="20"/>
+              </w:rPr>
+              <w:t>month_sin</w:t>
+            </w:r>
+            <w:proofErr w:type="spellEnd"/>
+            <w:r>
+              <w:rPr>
+                <w:color w:val="333333"/>
+                <w:sz w:val="20"/>
+              </w:rPr>
+              <w:t>/cos,</w:t>
             </w:r>
             <w:r>
               <w:rPr>
@@ -16732,8 +16291,8 @@
         <w:spacing w:before="81"/>
         <w:ind w:left="165" w:right="485"/>
       </w:pPr>
-      <w:bookmarkStart w:id="55" w:name="One_of_the_most_important_results_is_the"/>
-      <w:bookmarkEnd w:id="55"/>
+      <w:bookmarkStart w:id="51" w:name="One_of_the_most_important_results_is_the"/>
+      <w:bookmarkEnd w:id="51"/>
       <w:r>
         <w:rPr>
           <w:color w:val="333333"/>
@@ -16959,8 +16518,8 @@
           <w:color w:val="333333"/>
         </w:rPr>
       </w:pPr>
-      <w:bookmarkStart w:id="56" w:name="5.3_Data_Limitation:_CSV_Subset_vs_Full_"/>
-      <w:bookmarkEnd w:id="56"/>
+      <w:bookmarkStart w:id="52" w:name="5.3_Data_Limitation:_CSV_Subset_vs_Full_"/>
+      <w:bookmarkEnd w:id="52"/>
       <w:r>
         <w:rPr>
           <w:color w:val="333333"/>
@@ -17106,12 +16665,14 @@
         </w:rPr>
         <w:t xml:space="preserve"> </w:t>
       </w:r>
+      <w:proofErr w:type="spellStart"/>
       <w:r>
         <w:rPr>
           <w:color w:val="333333"/>
         </w:rPr>
         <w:t>OpenData</w:t>
       </w:r>
+      <w:proofErr w:type="spellEnd"/>
       <w:r>
         <w:rPr>
           <w:color w:val="333333"/>
@@ -17850,8 +17411,8 @@
         <w:spacing w:before="1"/>
         <w:ind w:left="165" w:right="485"/>
       </w:pPr>
-      <w:bookmarkStart w:id="57" w:name="This_disparity_is_due_to_the_fact_that_t"/>
-      <w:bookmarkEnd w:id="57"/>
+      <w:bookmarkStart w:id="53" w:name="This_disparity_is_due_to_the_fact_that_t"/>
+      <w:bookmarkEnd w:id="53"/>
       <w:r>
         <w:rPr>
           <w:color w:val="333333"/>
@@ -18046,13 +17607,27 @@
         <w:pStyle w:val="BodyText"/>
         <w:ind w:left="165" w:right="470"/>
       </w:pPr>
-      <w:bookmarkStart w:id="58" w:name="An_important_restriction_that_we_have_to"/>
-      <w:bookmarkEnd w:id="58"/>
-      <w:r>
-        <w:rPr>
-          <w:color w:val="333333"/>
-        </w:rPr>
-        <w:t>An important restriction that we have to accept openly. But this does not imply that methodology or the model itself is not valid. The pipeline is working correctly on the existing dataset with a MAE of less than 4%, feature engineering works as expected, XGBoost training is working correctly and the cross validation and forecasting logic works as</w:t>
+      <w:bookmarkStart w:id="54" w:name="An_important_restriction_that_we_have_to"/>
+      <w:bookmarkEnd w:id="54"/>
+      <w:r>
+        <w:rPr>
+          <w:color w:val="333333"/>
+        </w:rPr>
+        <w:t xml:space="preserve">An important restriction that we have to accept openly. But this does not imply that methodology or the model itself is not valid. The pipeline is working correctly on the existing dataset with a MAE of less than 4%, feature engineering works as expected, </w:t>
+      </w:r>
+      <w:proofErr w:type="spellStart"/>
+      <w:r>
+        <w:rPr>
+          <w:color w:val="333333"/>
+        </w:rPr>
+        <w:t>XGBoost</w:t>
+      </w:r>
+      <w:proofErr w:type="spellEnd"/>
+      <w:r>
+        <w:rPr>
+          <w:color w:val="333333"/>
+        </w:rPr>
+        <w:t xml:space="preserve"> training is working correctly and the cross validation and forecasting logic works as</w:t>
       </w:r>
       <w:r>
         <w:rPr>
@@ -18284,8 +17859,8 @@
           <w:color w:val="333333"/>
         </w:rPr>
       </w:pPr>
-      <w:bookmarkStart w:id="59" w:name="5.4_12-Month_Forecast"/>
-      <w:bookmarkEnd w:id="59"/>
+      <w:bookmarkStart w:id="55" w:name="5.4_12-Month_Forecast"/>
+      <w:bookmarkEnd w:id="55"/>
       <w:r>
         <w:rPr>
           <w:color w:val="333333"/>
@@ -18469,24 +18044,44 @@
         </w:rPr>
         <w:t xml:space="preserve"> </w:t>
       </w:r>
-      <w:r>
-        <w:rPr>
-          <w:color w:val="333333"/>
-        </w:rPr>
-        <w:t>patients.</w:t>
-      </w:r>
-      <w:r>
-        <w:rPr>
-          <w:color w:val="333333"/>
-          <w:spacing w:val="-3"/>
-        </w:rPr>
-        <w:t xml:space="preserve"> </w:t>
-      </w:r>
-      <w:r>
-        <w:rPr>
-          <w:color w:val="333333"/>
-        </w:rPr>
-        <w:t>The confidence interval is larger at month 1 (around 4,500) than at month 12 (around 1,500). If the total data set is added in, forecast volumes</w:t>
+      <w:proofErr w:type="spellStart"/>
+      <w:r>
+        <w:rPr>
+          <w:color w:val="333333"/>
+        </w:rPr>
+        <w:t>patien</w:t>
+      </w:r>
+      <w:r>
+        <w:t>Any</w:t>
+      </w:r>
+      <w:proofErr w:type="spellEnd"/>
+      <w:r>
+        <w:t xml:space="preserve"> anomalistic value with respect to its </w:t>
+      </w:r>
+      <w:proofErr w:type="spellStart"/>
+      <w:r>
+        <w:t>neighbours</w:t>
+      </w:r>
+      <w:proofErr w:type="spellEnd"/>
+      <w:r>
+        <w:t xml:space="preserve"> was </w:t>
+      </w:r>
+      <w:proofErr w:type="spellStart"/>
+      <w:r>
+        <w:t>omitted.</w:t>
+      </w:r>
+      <w:r>
+        <w:rPr>
+          <w:color w:val="333333"/>
+        </w:rPr>
+        <w:t>If</w:t>
+      </w:r>
+      <w:proofErr w:type="spellEnd"/>
+      <w:r>
+        <w:rPr>
+          <w:color w:val="333333"/>
+        </w:rPr>
+        <w:t xml:space="preserve"> the total data set is added in, forecast volumes</w:t>
       </w:r>
       <w:r>
         <w:rPr>
@@ -18563,8 +18158,8 @@
         </w:tabs>
         <w:ind w:left="520" w:hanging="355"/>
       </w:pPr>
-      <w:bookmarkStart w:id="60" w:name="6._Dashboard_and_Deployment"/>
-      <w:bookmarkEnd w:id="60"/>
+      <w:bookmarkStart w:id="56" w:name="6._Dashboard_and_Deployment"/>
+      <w:bookmarkEnd w:id="56"/>
       <w:r>
         <w:rPr>
           <w:color w:val="2070B5"/>
@@ -18616,8 +18211,8 @@
           <w:color w:val="333333"/>
         </w:rPr>
       </w:pPr>
-      <w:bookmarkStart w:id="61" w:name="6.1_Architecture"/>
-      <w:bookmarkEnd w:id="61"/>
+      <w:bookmarkStart w:id="57" w:name="6.1_Architecture"/>
+      <w:bookmarkEnd w:id="57"/>
       <w:r>
         <w:rPr>
           <w:color w:val="333333"/>
@@ -18632,13 +18227,27 @@
         <w:spacing w:before="280"/>
         <w:ind w:left="165" w:right="409"/>
       </w:pPr>
-      <w:bookmarkStart w:id="62" w:name="The_Streamlit_dashboard_(app.py)_is_a_py"/>
-      <w:bookmarkEnd w:id="62"/>
-      <w:r>
-        <w:rPr>
-          <w:color w:val="333333"/>
-        </w:rPr>
-        <w:t>The Streamlit dashboard (app.py) is a python application that can load the data, preprocess the</w:t>
+      <w:bookmarkStart w:id="58" w:name="The_Streamlit_dashboard_(app.py)_is_a_py"/>
+      <w:bookmarkEnd w:id="58"/>
+      <w:r>
+        <w:rPr>
+          <w:color w:val="333333"/>
+        </w:rPr>
+        <w:t xml:space="preserve">The </w:t>
+      </w:r>
+      <w:proofErr w:type="spellStart"/>
+      <w:r>
+        <w:rPr>
+          <w:color w:val="333333"/>
+        </w:rPr>
+        <w:t>Streamlit</w:t>
+      </w:r>
+      <w:proofErr w:type="spellEnd"/>
+      <w:r>
+        <w:rPr>
+          <w:color w:val="333333"/>
+        </w:rPr>
+        <w:t xml:space="preserve"> dashboard (app.py) is a python application that can load the data, preprocess the</w:t>
       </w:r>
       <w:r>
         <w:rPr>
@@ -18833,7 +18442,21 @@
         <w:rPr>
           <w:color w:val="333333"/>
         </w:rPr>
-        <w:t>application. It does not need any server set-up apart from a basic Python environment and can be run using a single command: python -m streamlit run app.py</w:t>
+        <w:t xml:space="preserve">application. It does not need any server set-up apart from a basic Python environment and can be run using a single command: python -m </w:t>
+      </w:r>
+      <w:proofErr w:type="spellStart"/>
+      <w:r>
+        <w:rPr>
+          <w:color w:val="333333"/>
+        </w:rPr>
+        <w:t>streamlit</w:t>
+      </w:r>
+      <w:proofErr w:type="spellEnd"/>
+      <w:r>
+        <w:rPr>
+          <w:color w:val="333333"/>
+        </w:rPr>
+        <w:t xml:space="preserve"> run app.py</w:t>
       </w:r>
     </w:p>
     <w:p>
@@ -18847,8 +18470,8 @@
         <w:pStyle w:val="BodyText"/>
         <w:ind w:left="165"/>
       </w:pPr>
-      <w:bookmarkStart w:id="63" w:name="The_dashboard_is_divided_into_three_Acti"/>
-      <w:bookmarkEnd w:id="63"/>
+      <w:bookmarkStart w:id="59" w:name="The_dashboard_is_divided_into_three_Acti"/>
+      <w:bookmarkEnd w:id="59"/>
       <w:r>
         <w:rPr>
           <w:color w:val="333333"/>
@@ -18959,8 +18582,8 @@
         <w:pStyle w:val="BodyText"/>
         <w:ind w:left="164" w:right="485"/>
       </w:pPr>
-      <w:bookmarkStart w:id="64" w:name="The_Forecast_tab_will_display_an_interac"/>
-      <w:bookmarkEnd w:id="64"/>
+      <w:bookmarkStart w:id="60" w:name="The_Forecast_tab_will_display_an_interac"/>
+      <w:bookmarkEnd w:id="60"/>
       <w:r>
         <w:rPr>
           <w:b/>
@@ -18972,7 +18595,21 @@
         <w:rPr>
           <w:color w:val="333333"/>
         </w:rPr>
-        <w:t>will display an interactive Plotly chart of past data for the years 2021-2026,</w:t>
+        <w:t xml:space="preserve">will display an interactive </w:t>
+      </w:r>
+      <w:proofErr w:type="spellStart"/>
+      <w:r>
+        <w:rPr>
+          <w:color w:val="333333"/>
+        </w:rPr>
+        <w:t>Plotly</w:t>
+      </w:r>
+      <w:proofErr w:type="spellEnd"/>
+      <w:r>
+        <w:rPr>
+          <w:color w:val="333333"/>
+        </w:rPr>
+        <w:t xml:space="preserve"> chart of past data for the years 2021-2026,</w:t>
       </w:r>
       <w:r>
         <w:rPr>
@@ -19141,7 +18778,21 @@
         <w:rPr>
           <w:color w:val="333333"/>
         </w:rPr>
-        <w:t>to implement Sláintecare is indicated on the horizontal line.</w:t>
+        <w:t xml:space="preserve">to implement </w:t>
+      </w:r>
+      <w:proofErr w:type="spellStart"/>
+      <w:r>
+        <w:rPr>
+          <w:color w:val="333333"/>
+        </w:rPr>
+        <w:t>Sláintecare</w:t>
+      </w:r>
+      <w:proofErr w:type="spellEnd"/>
+      <w:r>
+        <w:rPr>
+          <w:color w:val="333333"/>
+        </w:rPr>
+        <w:t xml:space="preserve"> is indicated on the horizontal line.</w:t>
       </w:r>
     </w:p>
     <w:p>
@@ -19155,8 +18806,8 @@
         <w:pStyle w:val="BodyText"/>
         <w:ind w:left="165" w:right="498"/>
       </w:pPr>
-      <w:bookmarkStart w:id="65" w:name="Multi-line_chart_-_inpatient_vs_outpatie"/>
-      <w:bookmarkEnd w:id="65"/>
+      <w:bookmarkStart w:id="61" w:name="Multi-line_chart_-_inpatient_vs_outpatie"/>
+      <w:bookmarkEnd w:id="61"/>
       <w:r>
         <w:rPr>
           <w:b/>
@@ -19361,8 +19012,8 @@
         <w:pStyle w:val="BodyText"/>
         <w:ind w:left="165" w:right="485"/>
       </w:pPr>
-      <w:bookmarkStart w:id="66" w:name="Feature_Importance_tab:_This_tab_has_a_h"/>
-      <w:bookmarkEnd w:id="66"/>
+      <w:bookmarkStart w:id="62" w:name="Feature_Importance_tab:_This_tab_has_a_h"/>
+      <w:bookmarkEnd w:id="62"/>
       <w:r>
         <w:rPr>
           <w:b/>
@@ -19374,7 +19025,21 @@
         <w:rPr>
           <w:color w:val="333333"/>
         </w:rPr>
-        <w:t>This tab has a horizontal bar chart of the XGBoost feature importance</w:t>
+        <w:t xml:space="preserve">This tab has a horizontal bar chart of the </w:t>
+      </w:r>
+      <w:proofErr w:type="spellStart"/>
+      <w:r>
+        <w:rPr>
+          <w:color w:val="333333"/>
+        </w:rPr>
+        <w:t>XGBoost</w:t>
+      </w:r>
+      <w:proofErr w:type="spellEnd"/>
+      <w:r>
+        <w:rPr>
+          <w:color w:val="333333"/>
+        </w:rPr>
+        <w:t xml:space="preserve"> feature importance</w:t>
       </w:r>
       <w:r>
         <w:rPr>
@@ -19549,8 +19214,8 @@
           <w:color w:val="333333"/>
         </w:rPr>
       </w:pPr>
-      <w:bookmarkStart w:id="67" w:name="6.2_User_Controls"/>
-      <w:bookmarkEnd w:id="67"/>
+      <w:bookmarkStart w:id="63" w:name="6.2_User_Controls"/>
+      <w:bookmarkEnd w:id="63"/>
       <w:r>
         <w:rPr>
           <w:color w:val="333333"/>
@@ -19578,27 +19243,27 @@
         <w:spacing w:before="278"/>
         <w:ind w:left="164" w:right="508"/>
       </w:pPr>
-      <w:bookmarkStart w:id="68" w:name="On_the_left_hand_side_are_there_three_in"/>
-      <w:bookmarkEnd w:id="68"/>
-      <w:r>
-        <w:rPr>
-          <w:color w:val="333333"/>
-        </w:rPr>
-        <w:t xml:space="preserve">On the </w:t>
-      </w:r>
-      <w:proofErr w:type="gramStart"/>
-      <w:r>
-        <w:rPr>
-          <w:color w:val="333333"/>
-        </w:rPr>
-        <w:t>left hand</w:t>
-      </w:r>
-      <w:proofErr w:type="gramEnd"/>
-      <w:r>
-        <w:rPr>
-          <w:color w:val="333333"/>
-        </w:rPr>
-        <w:t xml:space="preserve"> side are there three interactive controls: model selection (XGBoost, Random</w:t>
+      <w:bookmarkStart w:id="64" w:name="On_the_left_hand_side_are_there_three_in"/>
+      <w:bookmarkEnd w:id="64"/>
+      <w:r>
+        <w:rPr>
+          <w:color w:val="333333"/>
+        </w:rPr>
+        <w:t>On the left hand side are there three interactive controls: model selection (</w:t>
+      </w:r>
+      <w:proofErr w:type="spellStart"/>
+      <w:r>
+        <w:rPr>
+          <w:color w:val="333333"/>
+        </w:rPr>
+        <w:t>XGBoost</w:t>
+      </w:r>
+      <w:proofErr w:type="spellEnd"/>
+      <w:r>
+        <w:rPr>
+          <w:color w:val="333333"/>
+        </w:rPr>
+        <w:t>, Random</w:t>
       </w:r>
       <w:r>
         <w:rPr>
@@ -19767,8 +19432,8 @@
           <w:sz w:val="26"/>
         </w:rPr>
       </w:pPr>
-      <w:bookmarkStart w:id="69" w:name="6.3_Technology_Stack"/>
-      <w:bookmarkEnd w:id="69"/>
+      <w:bookmarkStart w:id="65" w:name="6.3_Technology_Stack"/>
+      <w:bookmarkEnd w:id="65"/>
       <w:r>
         <w:rPr>
           <w:b/>
@@ -19959,6 +19624,7 @@
                 <w:sz w:val="20"/>
               </w:rPr>
             </w:pPr>
+            <w:proofErr w:type="spellStart"/>
             <w:r>
               <w:rPr>
                 <w:color w:val="333333"/>
@@ -19966,6 +19632,7 @@
               </w:rPr>
               <w:t>XGBoost</w:t>
             </w:r>
+            <w:proofErr w:type="spellEnd"/>
             <w:r>
               <w:rPr>
                 <w:color w:val="333333"/>
@@ -20129,6 +19796,7 @@
               </w:rPr>
               <w:t xml:space="preserve"> </w:t>
             </w:r>
+            <w:proofErr w:type="spellStart"/>
             <w:r>
               <w:rPr>
                 <w:color w:val="333333"/>
@@ -20137,6 +19805,7 @@
               </w:rPr>
               <w:t>numpy</w:t>
             </w:r>
+            <w:proofErr w:type="spellEnd"/>
           </w:p>
         </w:tc>
         <w:tc>
@@ -20296,12 +19965,21 @@
                 <w:sz w:val="20"/>
               </w:rPr>
             </w:pPr>
-            <w:r>
-              <w:rPr>
-                <w:color w:val="333333"/>
-                <w:sz w:val="20"/>
-              </w:rPr>
-              <w:t>TimeSeriesSplit,</w:t>
+            <w:proofErr w:type="spellStart"/>
+            <w:r>
+              <w:rPr>
+                <w:color w:val="333333"/>
+                <w:sz w:val="20"/>
+              </w:rPr>
+              <w:t>TimeSeriesSplit</w:t>
+            </w:r>
+            <w:proofErr w:type="spellEnd"/>
+            <w:r>
+              <w:rPr>
+                <w:color w:val="333333"/>
+                <w:sz w:val="20"/>
+              </w:rPr>
+              <w:t>,</w:t>
             </w:r>
             <w:r>
               <w:rPr>
@@ -20376,6 +20054,7 @@
                 <w:sz w:val="20"/>
               </w:rPr>
             </w:pPr>
+            <w:proofErr w:type="spellStart"/>
             <w:r>
               <w:rPr>
                 <w:color w:val="333333"/>
@@ -20383,6 +20062,7 @@
               </w:rPr>
               <w:t>Streamlit</w:t>
             </w:r>
+            <w:proofErr w:type="spellEnd"/>
             <w:r>
               <w:rPr>
                 <w:color w:val="333333"/>
@@ -20500,6 +20180,7 @@
                 <w:sz w:val="20"/>
               </w:rPr>
             </w:pPr>
+            <w:proofErr w:type="spellStart"/>
             <w:r>
               <w:rPr>
                 <w:color w:val="333333"/>
@@ -20508,6 +20189,7 @@
               </w:rPr>
               <w:t>Visualisation</w:t>
             </w:r>
+            <w:proofErr w:type="spellEnd"/>
           </w:p>
         </w:tc>
         <w:tc>
@@ -20521,6 +20203,7 @@
                 <w:sz w:val="20"/>
               </w:rPr>
             </w:pPr>
+            <w:proofErr w:type="spellStart"/>
             <w:r>
               <w:rPr>
                 <w:color w:val="333333"/>
@@ -20529,6 +20212,7 @@
               </w:rPr>
               <w:t>Plotly</w:t>
             </w:r>
+            <w:proofErr w:type="spellEnd"/>
           </w:p>
         </w:tc>
         <w:tc>
@@ -20653,6 +20337,7 @@
                 <w:sz w:val="20"/>
               </w:rPr>
             </w:pPr>
+            <w:proofErr w:type="spellStart"/>
             <w:r>
               <w:rPr>
                 <w:color w:val="333333"/>
@@ -20660,6 +20345,7 @@
               </w:rPr>
               <w:t>Jupyter</w:t>
             </w:r>
+            <w:proofErr w:type="spellEnd"/>
             <w:r>
               <w:rPr>
                 <w:color w:val="333333"/>
@@ -20780,8 +20466,8 @@
         </w:tabs>
         <w:ind w:left="520" w:hanging="355"/>
       </w:pPr>
-      <w:bookmarkStart w:id="70" w:name="7._Legal_and_Ethical_Considerations"/>
-      <w:bookmarkEnd w:id="70"/>
+      <w:bookmarkStart w:id="66" w:name="7._Legal_and_Ethical_Considerations"/>
+      <w:bookmarkEnd w:id="66"/>
       <w:r>
         <w:rPr>
           <w:color w:val="2070B5"/>
@@ -20846,8 +20532,8 @@
           <w:color w:val="333333"/>
         </w:rPr>
       </w:pPr>
-      <w:bookmarkStart w:id="71" w:name="7.1_GDPR_Compliance"/>
-      <w:bookmarkEnd w:id="71"/>
+      <w:bookmarkStart w:id="67" w:name="7.1_GDPR_Compliance"/>
+      <w:bookmarkEnd w:id="67"/>
       <w:r>
         <w:rPr>
           <w:color w:val="333333"/>
@@ -20875,8 +20561,8 @@
         <w:spacing w:before="280"/>
         <w:ind w:left="165" w:right="485"/>
       </w:pPr>
-      <w:bookmarkStart w:id="72" w:name="This_project_uses_NTPF_public_open_data_"/>
-      <w:bookmarkEnd w:id="72"/>
+      <w:bookmarkStart w:id="68" w:name="This_project_uses_NTPF_public_open_data_"/>
+      <w:bookmarkEnd w:id="68"/>
       <w:r>
         <w:rPr>
           <w:color w:val="333333"/>
@@ -21273,8 +20959,8 @@
         <w:ind w:left="165" w:right="580"/>
         <w:jc w:val="both"/>
       </w:pPr>
-      <w:bookmarkStart w:id="73" w:name="If_you_plan_to_extend_this_system_to_pat"/>
-      <w:bookmarkEnd w:id="73"/>
+      <w:bookmarkStart w:id="69" w:name="If_you_plan_to_extend_this_system_to_pat"/>
+      <w:bookmarkEnd w:id="69"/>
       <w:r>
         <w:rPr>
           <w:color w:val="333333"/>
@@ -21667,8 +21353,8 @@
           <w:color w:val="333333"/>
         </w:rPr>
       </w:pPr>
-      <w:bookmarkStart w:id="74" w:name="7.2_Fairness_and_Bias"/>
-      <w:bookmarkEnd w:id="74"/>
+      <w:bookmarkStart w:id="70" w:name="7.2_Fairness_and_Bias"/>
+      <w:bookmarkEnd w:id="70"/>
       <w:r>
         <w:rPr>
           <w:color w:val="333333"/>
@@ -21709,8 +21395,8 @@
         <w:spacing w:before="280"/>
         <w:ind w:left="164" w:right="409"/>
       </w:pPr>
-      <w:bookmarkStart w:id="75" w:name="Models_using_national-level_data_can_be_"/>
-      <w:bookmarkEnd w:id="75"/>
+      <w:bookmarkStart w:id="71" w:name="Models_using_national-level_data_can_be_"/>
+      <w:bookmarkEnd w:id="71"/>
       <w:r>
         <w:rPr>
           <w:color w:val="333333"/>
@@ -21905,8 +21591,8 @@
         <w:pStyle w:val="BodyText"/>
         <w:ind w:left="165" w:right="485"/>
       </w:pPr>
-      <w:bookmarkStart w:id="76" w:name="The_model_does_not_make_decisions_—_it_g"/>
-      <w:bookmarkEnd w:id="76"/>
+      <w:bookmarkStart w:id="72" w:name="The_model_does_not_make_decisions_—_it_g"/>
+      <w:bookmarkEnd w:id="72"/>
       <w:r>
         <w:rPr>
           <w:color w:val="333333"/>
@@ -22117,8 +21803,8 @@
           <w:color w:val="333333"/>
         </w:rPr>
       </w:pPr>
-      <w:bookmarkStart w:id="77" w:name="7.3_HIQA_Standards"/>
-      <w:bookmarkEnd w:id="77"/>
+      <w:bookmarkStart w:id="73" w:name="7.3_HIQA_Standards"/>
+      <w:bookmarkEnd w:id="73"/>
       <w:r>
         <w:rPr>
           <w:color w:val="333333"/>
@@ -22146,8 +21832,8 @@
         <w:spacing w:before="278"/>
         <w:ind w:left="165" w:right="485"/>
       </w:pPr>
-      <w:bookmarkStart w:id="78" w:name="The_tool_aims_to_be_compliant_with_the_H"/>
-      <w:bookmarkEnd w:id="78"/>
+      <w:bookmarkStart w:id="74" w:name="The_tool_aims_to_be_compliant_with_the_H"/>
+      <w:bookmarkEnd w:id="74"/>
       <w:r>
         <w:rPr>
           <w:color w:val="333333"/>
@@ -22437,8 +22123,8 @@
           <w:color w:val="333333"/>
         </w:rPr>
       </w:pPr>
-      <w:bookmarkStart w:id="79" w:name="7.4_Intellectual_Property"/>
-      <w:bookmarkEnd w:id="79"/>
+      <w:bookmarkStart w:id="75" w:name="7.4_Intellectual_Property"/>
+      <w:bookmarkEnd w:id="75"/>
       <w:r>
         <w:rPr>
           <w:color w:val="333333"/>
@@ -22471,7 +22157,35 @@
         <w:rPr>
           <w:color w:val="333333"/>
         </w:rPr>
-        <w:t>All code is written by the project team and uses open-source libraries under permissive licences (Apache 2.0, BSD, MIT). NTPF data is released as open data with no restrictive licence. There are no intellectual property conflicts with this project.</w:t>
+        <w:t xml:space="preserve">All code is written by the project team and uses open-source libraries under permissive </w:t>
+      </w:r>
+      <w:proofErr w:type="spellStart"/>
+      <w:r>
+        <w:rPr>
+          <w:color w:val="333333"/>
+        </w:rPr>
+        <w:t>licences</w:t>
+      </w:r>
+      <w:proofErr w:type="spellEnd"/>
+      <w:r>
+        <w:rPr>
+          <w:color w:val="333333"/>
+        </w:rPr>
+        <w:t xml:space="preserve"> (Apache 2.0, BSD, MIT). NTPF data is released as open data with no restrictive </w:t>
+      </w:r>
+      <w:proofErr w:type="spellStart"/>
+      <w:r>
+        <w:rPr>
+          <w:color w:val="333333"/>
+        </w:rPr>
+        <w:t>licence</w:t>
+      </w:r>
+      <w:proofErr w:type="spellEnd"/>
+      <w:r>
+        <w:rPr>
+          <w:color w:val="333333"/>
+        </w:rPr>
+        <w:t>. There are no intellectual property conflicts with this project.</w:t>
       </w:r>
     </w:p>
     <w:p>
@@ -22497,8 +22211,8 @@
         </w:tabs>
         <w:ind w:left="520" w:hanging="355"/>
       </w:pPr>
-      <w:bookmarkStart w:id="80" w:name="8._Conclusions_and_Recommendations"/>
-      <w:bookmarkEnd w:id="80"/>
+      <w:bookmarkStart w:id="76" w:name="8._Conclusions_and_Recommendations"/>
+      <w:bookmarkEnd w:id="76"/>
       <w:r>
         <w:rPr>
           <w:color w:val="2070B5"/>
@@ -22550,8 +22264,8 @@
           <w:color w:val="333333"/>
         </w:rPr>
       </w:pPr>
-      <w:bookmarkStart w:id="81" w:name="8.1_Summary"/>
-      <w:bookmarkEnd w:id="81"/>
+      <w:bookmarkStart w:id="77" w:name="8.1_Summary"/>
+      <w:bookmarkEnd w:id="77"/>
       <w:r>
         <w:rPr>
           <w:color w:val="333333"/>
@@ -22566,13 +22280,19 @@
         <w:spacing w:before="280"/>
         <w:ind w:left="165" w:right="488"/>
       </w:pPr>
-      <w:bookmarkStart w:id="82" w:name="This_project_was_a_success_in_getting_a_"/>
-      <w:bookmarkEnd w:id="82"/>
-      <w:r>
-        <w:rPr>
-          <w:color w:val="333333"/>
-        </w:rPr>
-        <w:t>This project was a success in getting a working machine learning system to predict demand at Irish hospitals. The model was developed with proper time-series cross-validation using 60</w:t>
+      <w:bookmarkStart w:id="78" w:name="This_project_was_a_success_in_getting_a_"/>
+      <w:bookmarkEnd w:id="78"/>
+      <w:r>
+        <w:rPr>
+          <w:color w:val="333333"/>
+        </w:rPr>
+        <w:t xml:space="preserve">This project was a success in getting a working machine learning system to predict demand at Irish hospitals. The model was developed with proper time-series cross-validation using </w:t>
+      </w:r>
+      <w:r>
+        <w:rPr>
+          <w:color w:val="333333"/>
+        </w:rPr>
+        <w:t>144</w:t>
       </w:r>
       <w:r>
         <w:rPr>
@@ -22793,7 +22513,21 @@
         <w:rPr>
           <w:color w:val="333333"/>
         </w:rPr>
-        <w:t>4% of the mean of the series. Forecasts are made available through an interactive Streamlit dashboard with an option of 1 to 12 months forecast horizon, 3 model options.</w:t>
+        <w:t xml:space="preserve">4% of the mean of the series. Forecasts are made available through an interactive </w:t>
+      </w:r>
+      <w:proofErr w:type="spellStart"/>
+      <w:r>
+        <w:rPr>
+          <w:color w:val="333333"/>
+        </w:rPr>
+        <w:t>Streamlit</w:t>
+      </w:r>
+      <w:proofErr w:type="spellEnd"/>
+      <w:r>
+        <w:rPr>
+          <w:color w:val="333333"/>
+        </w:rPr>
+        <w:t xml:space="preserve"> dashboard with an option of 1 to 12 months forecast horizon, 3 model options.</w:t>
       </w:r>
     </w:p>
     <w:p>
@@ -22807,8 +22541,8 @@
         <w:pStyle w:val="BodyText"/>
         <w:ind w:left="164" w:right="409"/>
       </w:pPr>
-      <w:bookmarkStart w:id="83" w:name="The_main_result_—_the_3_month_rolling_me"/>
-      <w:bookmarkEnd w:id="83"/>
+      <w:bookmarkStart w:id="79" w:name="The_main_result_—_the_3_month_rolling_me"/>
+      <w:bookmarkEnd w:id="79"/>
       <w:r>
         <w:rPr>
           <w:color w:val="333333"/>
@@ -22874,7 +22608,6 @@
         </w:rPr>
         <w:t xml:space="preserve"> </w:t>
       </w:r>
-      <w:proofErr w:type="gramStart"/>
       <w:r>
         <w:rPr>
           <w:color w:val="333333"/>
@@ -22894,7 +22627,6 @@
         </w:rPr>
         <w:t>month</w:t>
       </w:r>
-      <w:proofErr w:type="gramEnd"/>
       <w:r>
         <w:rPr>
           <w:color w:val="333333"/>
@@ -23036,21 +22768,7 @@
         <w:rPr>
           <w:color w:val="333333"/>
         </w:rPr>
-        <w:t xml:space="preserve">consistent with the Irish waiting list being a very momentum oriented system. The implication of this is practical: planners could reasonably make </w:t>
-      </w:r>
-      <w:proofErr w:type="gramStart"/>
-      <w:r>
-        <w:rPr>
-          <w:color w:val="333333"/>
-        </w:rPr>
-        <w:t>3-6 month</w:t>
-      </w:r>
-      <w:proofErr w:type="gramEnd"/>
-      <w:r>
-        <w:rPr>
-          <w:color w:val="333333"/>
-        </w:rPr>
-        <w:t xml:space="preserve"> forecasts based on recent trend data alone, without needing to use complex external data.</w:t>
+        <w:t>consistent with the Irish waiting list being a very momentum oriented system. The implication of this is practical: planners could reasonably make 3-6 month forecasts based on recent trend data alone, without needing to use complex external data.</w:t>
       </w:r>
     </w:p>
     <w:p>
@@ -23064,8 +22782,8 @@
         <w:pStyle w:val="BodyText"/>
         <w:ind w:left="164" w:right="498"/>
       </w:pPr>
-      <w:bookmarkStart w:id="84" w:name="The_inability_to_predict_the_policy_disc"/>
-      <w:bookmarkEnd w:id="84"/>
+      <w:bookmarkStart w:id="80" w:name="The_inability_to_predict_the_policy_disc"/>
+      <w:bookmarkEnd w:id="80"/>
       <w:r>
         <w:rPr>
           <w:color w:val="333333"/>
@@ -23263,8 +22981,8 @@
           <w:color w:val="333333"/>
         </w:rPr>
       </w:pPr>
-      <w:bookmarkStart w:id="85" w:name="8.2_Recommendations"/>
-      <w:bookmarkEnd w:id="85"/>
+      <w:bookmarkStart w:id="81" w:name="8.2_Recommendations"/>
+      <w:bookmarkEnd w:id="81"/>
       <w:r>
         <w:rPr>
           <w:color w:val="333333"/>
@@ -23279,13 +22997,25 @@
         <w:spacing w:before="279"/>
         <w:ind w:left="165" w:right="485"/>
       </w:pPr>
-      <w:bookmarkStart w:id="86" w:name="HSE_deployment:_Dashboard_is_ready_to_be"/>
-      <w:bookmarkEnd w:id="86"/>
-      <w:r>
-        <w:rPr>
-          <w:color w:val="333333"/>
-        </w:rPr>
-        <w:t>HSE deployment: Dashboard is ready to be piloted with a hospital planning team. The recommendation</w:t>
+      <w:bookmarkStart w:id="82" w:name="HSE_deployment:_Dashboard_is_ready_to_be"/>
+      <w:bookmarkEnd w:id="82"/>
+      <w:r>
+        <w:rPr>
+          <w:color w:val="333333"/>
+        </w:rPr>
+        <w:t xml:space="preserve">HSE deployment: </w:t>
+      </w:r>
+      <w:r>
+        <w:t>The dashboard demonstrates sufficient functionality for evaluation in a pilot environment.</w:t>
+      </w:r>
+      <w:r>
+        <w:t xml:space="preserve"> </w:t>
+      </w:r>
+      <w:r>
+        <w:rPr>
+          <w:color w:val="333333"/>
+        </w:rPr>
+        <w:t>The recommendation</w:t>
       </w:r>
       <w:r>
         <w:rPr>
@@ -23481,8 +23211,8 @@
         <w:pStyle w:val="BodyText"/>
         <w:ind w:left="165" w:right="409"/>
       </w:pPr>
-      <w:bookmarkStart w:id="87" w:name="Possible_enhancements_include_adding_HIP"/>
-      <w:bookmarkEnd w:id="87"/>
+      <w:bookmarkStart w:id="83" w:name="Possible_enhancements_include_adding_HIP"/>
+      <w:bookmarkEnd w:id="83"/>
       <w:r>
         <w:rPr>
           <w:color w:val="333333"/>
@@ -23644,8 +23374,8 @@
         <w:pStyle w:val="BodyText"/>
         <w:ind w:left="165" w:right="570"/>
       </w:pPr>
-      <w:bookmarkStart w:id="88" w:name="Hospital-level_models:_With_consistent_h"/>
-      <w:bookmarkEnd w:id="88"/>
+      <w:bookmarkStart w:id="84" w:name="Hospital-level_models:_With_consistent_h"/>
+      <w:bookmarkEnd w:id="84"/>
       <w:r>
         <w:rPr>
           <w:color w:val="333333"/>
@@ -23801,8 +23531,8 @@
         <w:pStyle w:val="BodyText"/>
         <w:ind w:left="165" w:right="570"/>
       </w:pPr>
-      <w:bookmarkStart w:id="89" w:name="Retraining_cadence:_Model_should_be_retr"/>
-      <w:bookmarkEnd w:id="89"/>
+      <w:bookmarkStart w:id="85" w:name="Retraining_cadence:_Model_should_be_retr"/>
+      <w:bookmarkEnd w:id="85"/>
       <w:r>
         <w:rPr>
           <w:color w:val="333333"/>
@@ -23963,21 +23693,7 @@
         <w:rPr>
           <w:color w:val="333333"/>
         </w:rPr>
-        <w:t>updated, and automatically alerted when its prediction error is above a threshold (</w:t>
-      </w:r>
-      <w:proofErr w:type="gramStart"/>
-      <w:r>
-        <w:rPr>
-          <w:color w:val="333333"/>
-        </w:rPr>
-        <w:t>e.g.</w:t>
-      </w:r>
-      <w:proofErr w:type="gramEnd"/>
-      <w:r>
-        <w:rPr>
-          <w:color w:val="333333"/>
-        </w:rPr>
-        <w:t xml:space="preserve"> if MAE &gt; </w:t>
+        <w:t xml:space="preserve">updated, and automatically alerted when its prediction error is above a threshold (e.g. if MAE &gt; </w:t>
       </w:r>
       <w:r>
         <w:rPr>
@@ -23998,8 +23714,8 @@
         <w:pStyle w:val="BodyText"/>
         <w:ind w:left="165"/>
       </w:pPr>
-      <w:bookmarkStart w:id="90" w:name="Formal_Data_Protection_Impact_Assessment"/>
-      <w:bookmarkEnd w:id="90"/>
+      <w:bookmarkStart w:id="86" w:name="Formal_Data_Protection_Impact_Assessment"/>
+      <w:bookmarkEnd w:id="86"/>
       <w:r>
         <w:rPr>
           <w:color w:val="333333"/>
@@ -24171,8 +23887,8 @@
           <w:color w:val="333333"/>
         </w:rPr>
       </w:pPr>
-      <w:bookmarkStart w:id="91" w:name="8.3_Future_Work"/>
-      <w:bookmarkEnd w:id="91"/>
+      <w:bookmarkStart w:id="87" w:name="8.3_Future_Work"/>
+      <w:bookmarkEnd w:id="87"/>
       <w:r>
         <w:rPr>
           <w:color w:val="333333"/>
@@ -24410,8 +24126,8 @@
         <w:pStyle w:val="Heading2"/>
         <w:ind w:left="165" w:firstLine="0"/>
       </w:pPr>
-      <w:bookmarkStart w:id="92" w:name="References"/>
-      <w:bookmarkEnd w:id="92"/>
+      <w:bookmarkStart w:id="88" w:name="References"/>
+      <w:bookmarkEnd w:id="88"/>
       <w:r>
         <w:rPr>
           <w:color w:val="2070B5"/>
@@ -24433,7 +24149,7 @@
         </w:rPr>
         <w:t xml:space="preserve">Department of Health (2026) Waiting Time Action Plan 2026. Available at: </w:t>
       </w:r>
-      <w:hyperlink r:id="rId7">
+      <w:hyperlink r:id="rId9">
         <w:r>
           <w:rPr>
             <w:color w:val="0562C1"/>
@@ -24650,7 +24366,7 @@
         <w:spacing w:before="101" w:line="333" w:lineRule="auto"/>
         <w:ind w:left="165" w:right="2659" w:hanging="1"/>
       </w:pPr>
-      <w:hyperlink r:id="rId8">
+      <w:hyperlink r:id="rId10">
         <w:r>
           <w:rPr>
             <w:color w:val="0562C1"/>
@@ -24698,7 +24414,7 @@
         <w:spacing w:before="100" w:line="333" w:lineRule="auto"/>
         <w:ind w:left="165" w:right="6709"/>
       </w:pPr>
-      <w:hyperlink r:id="rId9" w:history="1">
+      <w:hyperlink r:id="rId11" w:history="1">
         <w:r>
           <w:rPr>
             <w:rStyle w:val="Hyperlink"/>
@@ -24855,7 +24571,7 @@
         </w:rPr>
         <w:t xml:space="preserve">at: </w:t>
       </w:r>
-      <w:hyperlink r:id="rId10" w:history="1">
+      <w:hyperlink r:id="rId12" w:history="1">
         <w:r>
           <w:rPr>
             <w:rStyle w:val="Hyperlink"/>
@@ -24916,12 +24632,14 @@
         <w:pStyle w:val="BodyText"/>
         <w:ind w:left="165"/>
       </w:pPr>
+      <w:proofErr w:type="spellStart"/>
       <w:r>
         <w:rPr>
           <w:color w:val="333333"/>
         </w:rPr>
         <w:t>Sláintecare</w:t>
       </w:r>
+      <w:proofErr w:type="spellEnd"/>
       <w:r>
         <w:rPr>
           <w:color w:val="333333"/>
@@ -24942,12 +24660,14 @@
         </w:rPr>
         <w:t xml:space="preserve"> </w:t>
       </w:r>
+      <w:proofErr w:type="spellStart"/>
       <w:r>
         <w:rPr>
           <w:color w:val="333333"/>
         </w:rPr>
         <w:t>Sláintecare</w:t>
       </w:r>
+      <w:proofErr w:type="spellEnd"/>
       <w:r>
         <w:rPr>
           <w:color w:val="333333"/>
@@ -25085,7 +24805,7 @@
         <w:spacing w:before="100" w:line="333" w:lineRule="auto"/>
         <w:ind w:left="165" w:right="5571"/>
       </w:pPr>
-      <w:hyperlink r:id="rId11">
+      <w:hyperlink r:id="rId13">
         <w:r>
           <w:rPr>
             <w:color w:val="0562C1"/>
@@ -25267,7 +24987,7 @@
           <w:color w:val="333333"/>
         </w:rPr>
       </w:pPr>
-      <w:hyperlink r:id="rId12">
+      <w:hyperlink r:id="rId14">
         <w:r>
           <w:rPr>
             <w:color w:val="0562C1"/>
@@ -25390,7 +25110,6 @@
       <w:lvlJc w:val="left"/>
       <w:pPr>
         <w:ind w:left="521" w:hanging="357"/>
-        <w:jc w:val="left"/>
       </w:pPr>
       <w:rPr>
         <w:rFonts w:ascii="Arial" w:eastAsia="Arial" w:hAnsi="Arial" w:cs="Arial" w:hint="default"/>
@@ -25413,7 +25132,6 @@
       <w:lvlJc w:val="left"/>
       <w:pPr>
         <w:ind w:left="599" w:hanging="435"/>
-        <w:jc w:val="left"/>
       </w:pPr>
       <w:rPr>
         <w:rFonts w:hint="default"/>

--- a/report/Irish_Hospital_Demand_Forecaster_Report.docx
+++ b/report/Irish_Hospital_Demand_Forecaster_Report.docx
@@ -90,7 +90,7 @@
           </mc:Choice>
           <mc:Fallback>
             <w:pict>
-              <v:shape w14:anchorId="0592EDD6" id="Graphic 1" o:spid="_x0000_s1026" style="position:absolute;margin-left:70.5pt;margin-top:55.7pt;width:454.35pt;height:1.5pt;z-index:-15728640;visibility:visible;mso-wrap-style:square;mso-wrap-distance-left:0;mso-wrap-distance-top:0;mso-wrap-distance-right:0;mso-wrap-distance-bottom:0;mso-position-horizontal:absolute;mso-position-horizontal-relative:page;mso-position-vertical:absolute;mso-position-vertical-relative:text;v-text-anchor:top" coordsize="5770245,19050" o:gfxdata="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" path="m5769863,l,,,19050r5769863,l5769863,xe" fillcolor="black" stroked="f">
+              <v:shape w14:anchorId="3D798512" id="Graphic 1" o:spid="_x0000_s1026" style="position:absolute;margin-left:70.5pt;margin-top:55.7pt;width:454.35pt;height:1.5pt;z-index:-15728640;visibility:visible;mso-wrap-style:square;mso-wrap-distance-left:0;mso-wrap-distance-top:0;mso-wrap-distance-right:0;mso-wrap-distance-bottom:0;mso-position-horizontal:absolute;mso-position-horizontal-relative:page;mso-position-vertical:absolute;mso-position-vertical-relative:text;v-text-anchor:top" coordsize="5770245,19050" o:gfxdata="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" path="m5769863,l,,,19050r5769863,l5769863,xe" fillcolor="black" stroked="f">
                 <v:path arrowok="t"/>
                 <w10:wrap type="topAndBottom" anchorx="page"/>
               </v:shape>
@@ -1002,7 +1002,7 @@
           </mc:Choice>
           <mc:Fallback>
             <w:pict>
-              <v:shape w14:anchorId="13B7AA0B" id="Graphic 2" o:spid="_x0000_s1026" style="position:absolute;margin-left:70.5pt;margin-top:23.2pt;width:454.35pt;height:1.5pt;z-index:-15728128;visibility:visible;mso-wrap-style:square;mso-wrap-distance-left:0;mso-wrap-distance-top:0;mso-wrap-distance-right:0;mso-wrap-distance-bottom:0;mso-position-horizontal:absolute;mso-position-horizontal-relative:page;mso-position-vertical:absolute;mso-position-vertical-relative:text;v-text-anchor:top" coordsize="5770245,19050" o:gfxdata="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" path="m5769863,l,,,19050r5769863,l5769863,xe" fillcolor="black" stroked="f">
+              <v:shape w14:anchorId="021F503F" id="Graphic 2" o:spid="_x0000_s1026" style="position:absolute;margin-left:70.5pt;margin-top:23.2pt;width:454.35pt;height:1.5pt;z-index:-15728128;visibility:visible;mso-wrap-style:square;mso-wrap-distance-left:0;mso-wrap-distance-top:0;mso-wrap-distance-right:0;mso-wrap-distance-bottom:0;mso-position-horizontal:absolute;mso-position-horizontal-relative:page;mso-position-vertical:absolute;mso-position-vertical-relative:text;v-text-anchor:top" coordsize="5770245,19050" o:gfxdata="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" path="m5769863,l,,,19050r5769863,l5769863,xe" fillcolor="black" stroked="f">
                 <v:path arrowok="t"/>
                 <w10:wrap type="topAndBottom" anchorx="page"/>
               </v:shape>
@@ -2186,7 +2186,7 @@
           </mc:Choice>
           <mc:Fallback>
             <w:pict>
-              <v:shape w14:anchorId="4646548C" id="Graphic 4" o:spid="_x0000_s1026" style="position:absolute;margin-left:70.5pt;margin-top:17.7pt;width:454.35pt;height:.75pt;z-index:-15727104;visibility:visible;mso-wrap-style:square;mso-wrap-distance-left:0;mso-wrap-distance-top:0;mso-wrap-distance-right:0;mso-wrap-distance-bottom:0;mso-position-horizontal:absolute;mso-position-horizontal-relative:page;mso-position-vertical:absolute;mso-position-vertical-relative:text;v-text-anchor:top" coordsize="5770245,9525" o:gfxdata="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" path="m5769863,l,,,9144r5769863,l5769863,xe" fillcolor="#2070b5" stroked="f">
+              <v:shape w14:anchorId="0FF9681D" id="Graphic 4" o:spid="_x0000_s1026" style="position:absolute;margin-left:70.5pt;margin-top:17.7pt;width:454.35pt;height:.75pt;z-index:-15727104;visibility:visible;mso-wrap-style:square;mso-wrap-distance-left:0;mso-wrap-distance-top:0;mso-wrap-distance-right:0;mso-wrap-distance-bottom:0;mso-position-horizontal:absolute;mso-position-horizontal-relative:page;mso-position-vertical:absolute;mso-position-vertical-relative:text;v-text-anchor:top" coordsize="5770245,9525" o:gfxdata="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" path="m5769863,l,,,9144r5769863,l5769863,xe" fillcolor="#2070b5" stroked="f">
                 <v:path arrowok="t"/>
                 <w10:wrap type="topAndBottom" anchorx="page"/>
               </v:shape>
@@ -2497,6 +2497,10 @@
       <w:pPr>
         <w:pStyle w:val="Heading2"/>
         <w:ind w:left="165" w:firstLine="0"/>
+        <w:rPr>
+          <w:color w:val="2070B5"/>
+          <w:spacing w:val="-2"/>
+        </w:rPr>
       </w:pPr>
       <w:bookmarkStart w:id="0" w:name="Executive_Summary"/>
       <w:bookmarkEnd w:id="0"/>
@@ -2524,1142 +2528,89 @@
     </w:p>
     <w:p>
       <w:pPr>
+        <w:pStyle w:val="Heading2"/>
+        <w:ind w:left="165" w:firstLine="0"/>
+      </w:pPr>
+    </w:p>
+    <w:p>
+      <w:pPr>
         <w:pStyle w:val="BodyText"/>
-        <w:spacing w:before="120"/>
-        <w:ind w:left="165" w:right="485"/>
-      </w:pPr>
-      <w:r>
-        <w:rPr>
-          <w:color w:val="333333"/>
-        </w:rPr>
-        <w:t>This report is about the Irish Hospital Demand Forecaster. The Irish Hospital Demand Forecaster is a tool that helps hospital managers and HSE managers make decisions. It uses</w:t>
-      </w:r>
-      <w:r>
-        <w:rPr>
-          <w:color w:val="333333"/>
-          <w:spacing w:val="-3"/>
-        </w:rPr>
-        <w:t xml:space="preserve"> </w:t>
-      </w:r>
-      <w:r>
-        <w:rPr>
-          <w:color w:val="333333"/>
-        </w:rPr>
-        <w:t>data</w:t>
-      </w:r>
-      <w:r>
-        <w:rPr>
-          <w:color w:val="333333"/>
-          <w:spacing w:val="-3"/>
-        </w:rPr>
-        <w:t xml:space="preserve"> </w:t>
-      </w:r>
-      <w:r>
-        <w:rPr>
-          <w:color w:val="333333"/>
-        </w:rPr>
-        <w:t>from</w:t>
-      </w:r>
-      <w:r>
-        <w:rPr>
-          <w:color w:val="333333"/>
-          <w:spacing w:val="-4"/>
-        </w:rPr>
-        <w:t xml:space="preserve"> </w:t>
-      </w:r>
-      <w:r>
-        <w:rPr>
-          <w:color w:val="333333"/>
-        </w:rPr>
-        <w:t>the</w:t>
-      </w:r>
-      <w:r>
-        <w:rPr>
-          <w:color w:val="333333"/>
-          <w:spacing w:val="-3"/>
-        </w:rPr>
-        <w:t xml:space="preserve"> </w:t>
-      </w:r>
-      <w:r>
-        <w:rPr>
-          <w:color w:val="333333"/>
-        </w:rPr>
-        <w:t>National</w:t>
-      </w:r>
-      <w:r>
-        <w:rPr>
-          <w:color w:val="333333"/>
-          <w:spacing w:val="-3"/>
-        </w:rPr>
-        <w:t xml:space="preserve"> </w:t>
-      </w:r>
-      <w:r>
-        <w:rPr>
-          <w:color w:val="333333"/>
-        </w:rPr>
-        <w:t>Treatment</w:t>
-      </w:r>
-      <w:r>
-        <w:rPr>
-          <w:color w:val="333333"/>
-          <w:spacing w:val="-3"/>
-        </w:rPr>
-        <w:t xml:space="preserve"> </w:t>
-      </w:r>
-      <w:r>
-        <w:rPr>
-          <w:color w:val="333333"/>
-        </w:rPr>
-        <w:t>Purchase</w:t>
-      </w:r>
-      <w:r>
-        <w:rPr>
-          <w:color w:val="333333"/>
-          <w:spacing w:val="-3"/>
-        </w:rPr>
-        <w:t xml:space="preserve"> </w:t>
-      </w:r>
-      <w:r>
-        <w:rPr>
-          <w:color w:val="333333"/>
-        </w:rPr>
-        <w:t>Fund</w:t>
-      </w:r>
-      <w:r>
-        <w:rPr>
-          <w:color w:val="333333"/>
-          <w:spacing w:val="-3"/>
-        </w:rPr>
-        <w:t xml:space="preserve"> </w:t>
-      </w:r>
-      <w:r>
-        <w:rPr>
-          <w:color w:val="333333"/>
-        </w:rPr>
-        <w:t>to</w:t>
-      </w:r>
-      <w:r>
-        <w:rPr>
-          <w:color w:val="333333"/>
-          <w:spacing w:val="-3"/>
-        </w:rPr>
-        <w:t xml:space="preserve"> </w:t>
-      </w:r>
-      <w:r>
-        <w:rPr>
-          <w:color w:val="333333"/>
-        </w:rPr>
-        <w:t>predict</w:t>
-      </w:r>
-      <w:r>
-        <w:rPr>
-          <w:color w:val="333333"/>
-          <w:spacing w:val="-3"/>
-        </w:rPr>
-        <w:t xml:space="preserve"> </w:t>
-      </w:r>
-      <w:r>
-        <w:rPr>
-          <w:color w:val="333333"/>
-        </w:rPr>
-        <w:t>how</w:t>
-      </w:r>
-      <w:r>
-        <w:rPr>
-          <w:color w:val="333333"/>
-          <w:spacing w:val="-4"/>
-        </w:rPr>
-        <w:t xml:space="preserve"> </w:t>
-      </w:r>
-      <w:r>
-        <w:rPr>
-          <w:color w:val="333333"/>
-        </w:rPr>
-        <w:t>many</w:t>
-      </w:r>
-      <w:r>
-        <w:rPr>
-          <w:color w:val="333333"/>
-          <w:spacing w:val="-3"/>
-        </w:rPr>
-        <w:t xml:space="preserve"> </w:t>
-      </w:r>
-      <w:r>
-        <w:rPr>
-          <w:color w:val="333333"/>
-        </w:rPr>
-        <w:t>patients</w:t>
-      </w:r>
-      <w:r>
-        <w:rPr>
-          <w:color w:val="333333"/>
-          <w:spacing w:val="-4"/>
-        </w:rPr>
-        <w:t xml:space="preserve"> </w:t>
-      </w:r>
-      <w:r>
-        <w:rPr>
-          <w:color w:val="333333"/>
-        </w:rPr>
-        <w:t>will</w:t>
-      </w:r>
-      <w:r>
-        <w:rPr>
-          <w:color w:val="333333"/>
-          <w:spacing w:val="-3"/>
-        </w:rPr>
-        <w:t xml:space="preserve"> </w:t>
-      </w:r>
-      <w:r>
-        <w:rPr>
-          <w:color w:val="333333"/>
-        </w:rPr>
-        <w:t>be on the waiting list in the twelve months.</w:t>
+        <w:rPr>
+          <w:color w:val="333333"/>
+        </w:rPr>
+      </w:pPr>
+      <w:r>
+        <w:rPr>
+          <w:color w:val="333333"/>
+        </w:rPr>
+        <w:t>This report is on the Irish Hospital Demand Forecaster. The Irish Hospital Demand Forecaster is a tool that helps hospital managers and HSE managers make decisions. It utilizes data from National Treatment Purchase Fund to forecast the number of patients waiting on the waiting list for 12 months.</w:t>
       </w:r>
     </w:p>
     <w:p>
       <w:pPr>
         <w:pStyle w:val="BodyText"/>
+        <w:rPr>
+          <w:color w:val="333333"/>
+        </w:rPr>
       </w:pPr>
     </w:p>
     <w:p>
       <w:pPr>
         <w:pStyle w:val="BodyText"/>
-        <w:spacing w:before="1"/>
-        <w:ind w:left="165" w:right="498"/>
-        <w:jc w:val="both"/>
-      </w:pPr>
-      <w:r>
-        <w:rPr>
-          <w:color w:val="333333"/>
-        </w:rPr>
-        <w:t>Ireland</w:t>
-      </w:r>
-      <w:r>
-        <w:rPr>
-          <w:color w:val="333333"/>
-          <w:spacing w:val="-2"/>
-        </w:rPr>
-        <w:t xml:space="preserve"> </w:t>
-      </w:r>
-      <w:r>
-        <w:rPr>
-          <w:color w:val="333333"/>
-        </w:rPr>
-        <w:t>has</w:t>
-      </w:r>
-      <w:r>
-        <w:rPr>
-          <w:color w:val="333333"/>
-          <w:spacing w:val="-3"/>
-        </w:rPr>
-        <w:t xml:space="preserve"> </w:t>
-      </w:r>
-      <w:r>
-        <w:rPr>
-          <w:color w:val="333333"/>
-        </w:rPr>
-        <w:t>a</w:t>
-      </w:r>
-      <w:r>
-        <w:rPr>
-          <w:color w:val="333333"/>
-          <w:spacing w:val="-2"/>
-        </w:rPr>
-        <w:t xml:space="preserve"> </w:t>
-      </w:r>
-      <w:r>
-        <w:rPr>
-          <w:color w:val="333333"/>
-        </w:rPr>
-        <w:t>problem</w:t>
-      </w:r>
-      <w:r>
-        <w:rPr>
-          <w:color w:val="333333"/>
-          <w:spacing w:val="-3"/>
-        </w:rPr>
-        <w:t xml:space="preserve"> </w:t>
-      </w:r>
-      <w:r>
-        <w:rPr>
-          <w:color w:val="333333"/>
-        </w:rPr>
-        <w:t>with</w:t>
-      </w:r>
-      <w:r>
-        <w:rPr>
-          <w:color w:val="333333"/>
-          <w:spacing w:val="-2"/>
-        </w:rPr>
-        <w:t xml:space="preserve"> </w:t>
-      </w:r>
-      <w:r>
-        <w:rPr>
-          <w:color w:val="333333"/>
-        </w:rPr>
-        <w:t>hospital</w:t>
-      </w:r>
-      <w:r>
-        <w:rPr>
-          <w:color w:val="333333"/>
-          <w:spacing w:val="-3"/>
-        </w:rPr>
-        <w:t xml:space="preserve"> </w:t>
-      </w:r>
-      <w:r>
-        <w:rPr>
-          <w:color w:val="333333"/>
-        </w:rPr>
-        <w:t>beds.</w:t>
-      </w:r>
-      <w:r>
-        <w:rPr>
-          <w:color w:val="333333"/>
-          <w:spacing w:val="-2"/>
-        </w:rPr>
-        <w:t xml:space="preserve"> </w:t>
-      </w:r>
-      <w:r>
-        <w:rPr>
-          <w:color w:val="333333"/>
-        </w:rPr>
-        <w:t>There</w:t>
-      </w:r>
-      <w:r>
-        <w:rPr>
-          <w:color w:val="333333"/>
-          <w:spacing w:val="-3"/>
-        </w:rPr>
-        <w:t xml:space="preserve"> </w:t>
-      </w:r>
-      <w:r>
-        <w:rPr>
-          <w:color w:val="333333"/>
-        </w:rPr>
-        <w:t>are</w:t>
-      </w:r>
-      <w:r>
-        <w:rPr>
-          <w:color w:val="333333"/>
-          <w:spacing w:val="-2"/>
-        </w:rPr>
-        <w:t xml:space="preserve"> </w:t>
-      </w:r>
-      <w:r>
-        <w:rPr>
-          <w:color w:val="333333"/>
-        </w:rPr>
-        <w:t>not</w:t>
-      </w:r>
-      <w:r>
-        <w:rPr>
-          <w:color w:val="333333"/>
-          <w:spacing w:val="-2"/>
-        </w:rPr>
-        <w:t xml:space="preserve"> </w:t>
-      </w:r>
-      <w:r>
-        <w:rPr>
-          <w:color w:val="333333"/>
-        </w:rPr>
-        <w:t>beds</w:t>
-      </w:r>
-      <w:r>
-        <w:rPr>
-          <w:color w:val="333333"/>
-          <w:spacing w:val="-2"/>
-        </w:rPr>
-        <w:t xml:space="preserve"> </w:t>
-      </w:r>
-      <w:r>
-        <w:rPr>
-          <w:color w:val="333333"/>
-        </w:rPr>
-        <w:t>for</w:t>
-      </w:r>
-      <w:r>
-        <w:rPr>
-          <w:color w:val="333333"/>
-          <w:spacing w:val="-2"/>
-        </w:rPr>
-        <w:t xml:space="preserve"> </w:t>
-      </w:r>
-      <w:r>
-        <w:rPr>
-          <w:color w:val="333333"/>
-        </w:rPr>
-        <w:t>all</w:t>
-      </w:r>
-      <w:r>
-        <w:rPr>
-          <w:color w:val="333333"/>
-          <w:spacing w:val="-2"/>
-        </w:rPr>
-        <w:t xml:space="preserve"> </w:t>
-      </w:r>
-      <w:r>
-        <w:rPr>
-          <w:color w:val="333333"/>
-        </w:rPr>
-        <w:t>the</w:t>
-      </w:r>
-      <w:r>
-        <w:rPr>
-          <w:color w:val="333333"/>
-          <w:spacing w:val="-3"/>
-        </w:rPr>
-        <w:t xml:space="preserve"> </w:t>
-      </w:r>
-      <w:r>
-        <w:rPr>
-          <w:color w:val="333333"/>
-        </w:rPr>
-        <w:t>patients.</w:t>
-      </w:r>
-      <w:r>
-        <w:rPr>
-          <w:color w:val="333333"/>
-          <w:spacing w:val="-2"/>
-        </w:rPr>
-        <w:t xml:space="preserve"> </w:t>
-      </w:r>
-      <w:r>
-        <w:rPr>
-          <w:color w:val="333333"/>
-        </w:rPr>
-        <w:t>This</w:t>
-      </w:r>
-      <w:r>
-        <w:rPr>
-          <w:color w:val="333333"/>
-          <w:spacing w:val="-2"/>
-        </w:rPr>
-        <w:t xml:space="preserve"> </w:t>
-      </w:r>
-      <w:r>
-        <w:rPr>
-          <w:color w:val="333333"/>
-        </w:rPr>
-        <w:t>means that hospitals are always</w:t>
-      </w:r>
-      <w:r>
-        <w:rPr>
-          <w:color w:val="333333"/>
-          <w:spacing w:val="-1"/>
-        </w:rPr>
-        <w:t xml:space="preserve"> </w:t>
-      </w:r>
-      <w:r>
-        <w:rPr>
-          <w:color w:val="333333"/>
-        </w:rPr>
-        <w:t xml:space="preserve">very full. The Irish Hospital Demand Forecaster can help solve this </w:t>
-      </w:r>
-      <w:r>
-        <w:rPr>
-          <w:color w:val="333333"/>
-          <w:spacing w:val="-2"/>
-        </w:rPr>
-        <w:t>problem.</w:t>
+        <w:rPr>
+          <w:color w:val="333333"/>
+        </w:rPr>
+      </w:pPr>
+      <w:r>
+        <w:rPr>
+          <w:color w:val="333333"/>
+        </w:rPr>
+        <w:t>Hospital beds are an issue in Ireland. There are not beds for all the patients. This translates to an ever-filling hospital. The Irish Hospital Demand Forecaster can be the answer to this challenge.</w:t>
       </w:r>
     </w:p>
     <w:p>
       <w:pPr>
         <w:pStyle w:val="BodyText"/>
-        <w:spacing w:before="252"/>
-        <w:ind w:left="165" w:right="485"/>
-      </w:pPr>
-      <w:r>
-        <w:rPr>
-          <w:color w:val="333333"/>
-        </w:rPr>
-        <w:t>We trained a machine learning model using data from the National Treatment Purchase Fund.</w:t>
-      </w:r>
-      <w:r>
-        <w:rPr>
-          <w:color w:val="333333"/>
-          <w:spacing w:val="-2"/>
-        </w:rPr>
-        <w:t xml:space="preserve"> </w:t>
-      </w:r>
-      <w:r>
-        <w:rPr>
-          <w:color w:val="333333"/>
-        </w:rPr>
-        <w:t>The</w:t>
-      </w:r>
-      <w:r>
-        <w:rPr>
-          <w:color w:val="333333"/>
-          <w:spacing w:val="-2"/>
-        </w:rPr>
-        <w:t xml:space="preserve"> </w:t>
-      </w:r>
-      <w:r>
-        <w:rPr>
-          <w:color w:val="333333"/>
-        </w:rPr>
-        <w:t>model</w:t>
-      </w:r>
-      <w:r>
-        <w:rPr>
-          <w:color w:val="333333"/>
-          <w:spacing w:val="-2"/>
-        </w:rPr>
-        <w:t xml:space="preserve"> </w:t>
-      </w:r>
-      <w:r>
-        <w:rPr>
-          <w:color w:val="333333"/>
-        </w:rPr>
-        <w:t>is</w:t>
-      </w:r>
-      <w:r>
-        <w:rPr>
-          <w:color w:val="333333"/>
-          <w:spacing w:val="-2"/>
-        </w:rPr>
-        <w:t xml:space="preserve"> </w:t>
-      </w:r>
-      <w:r>
-        <w:rPr>
-          <w:color w:val="333333"/>
-        </w:rPr>
-        <w:t>very</w:t>
-      </w:r>
-      <w:r>
-        <w:rPr>
-          <w:color w:val="333333"/>
-          <w:spacing w:val="-2"/>
-        </w:rPr>
-        <w:t xml:space="preserve"> </w:t>
-      </w:r>
-      <w:r>
-        <w:rPr>
-          <w:color w:val="333333"/>
-        </w:rPr>
-        <w:t>good</w:t>
-      </w:r>
-      <w:r>
-        <w:rPr>
-          <w:color w:val="333333"/>
-          <w:spacing w:val="-2"/>
-        </w:rPr>
-        <w:t xml:space="preserve"> </w:t>
-      </w:r>
-      <w:r>
-        <w:rPr>
-          <w:color w:val="333333"/>
-        </w:rPr>
-        <w:t>at</w:t>
-      </w:r>
-      <w:r>
-        <w:rPr>
-          <w:color w:val="333333"/>
-          <w:spacing w:val="-2"/>
-        </w:rPr>
-        <w:t xml:space="preserve"> </w:t>
-      </w:r>
-      <w:r>
-        <w:rPr>
-          <w:color w:val="333333"/>
-        </w:rPr>
-        <w:t>predicting</w:t>
-      </w:r>
-      <w:r>
-        <w:rPr>
-          <w:color w:val="333333"/>
-          <w:spacing w:val="-2"/>
-        </w:rPr>
-        <w:t xml:space="preserve"> </w:t>
-      </w:r>
-      <w:r>
-        <w:rPr>
-          <w:color w:val="333333"/>
-        </w:rPr>
-        <w:t>how</w:t>
-      </w:r>
-      <w:r>
-        <w:rPr>
-          <w:color w:val="333333"/>
-          <w:spacing w:val="-4"/>
-        </w:rPr>
-        <w:t xml:space="preserve"> </w:t>
-      </w:r>
-      <w:r>
-        <w:rPr>
-          <w:color w:val="333333"/>
-        </w:rPr>
-        <w:t>many</w:t>
-      </w:r>
-      <w:r>
-        <w:rPr>
-          <w:color w:val="333333"/>
-          <w:spacing w:val="-2"/>
-        </w:rPr>
-        <w:t xml:space="preserve"> </w:t>
-      </w:r>
-      <w:r>
-        <w:rPr>
-          <w:color w:val="333333"/>
-        </w:rPr>
-        <w:t>patients</w:t>
-      </w:r>
-      <w:r>
-        <w:rPr>
-          <w:color w:val="333333"/>
-          <w:spacing w:val="-2"/>
-        </w:rPr>
-        <w:t xml:space="preserve"> </w:t>
-      </w:r>
-      <w:r>
-        <w:rPr>
-          <w:color w:val="333333"/>
-        </w:rPr>
-        <w:t>will</w:t>
-      </w:r>
-      <w:r>
-        <w:rPr>
-          <w:color w:val="333333"/>
-          <w:spacing w:val="-2"/>
-        </w:rPr>
-        <w:t xml:space="preserve"> </w:t>
-      </w:r>
-      <w:r>
-        <w:rPr>
-          <w:color w:val="333333"/>
-        </w:rPr>
-        <w:t>be</w:t>
-      </w:r>
-      <w:r>
-        <w:rPr>
-          <w:color w:val="333333"/>
-          <w:spacing w:val="-2"/>
-        </w:rPr>
-        <w:t xml:space="preserve"> </w:t>
-      </w:r>
-      <w:r>
-        <w:rPr>
-          <w:color w:val="333333"/>
-        </w:rPr>
-        <w:t>on</w:t>
-      </w:r>
-      <w:r>
-        <w:rPr>
-          <w:color w:val="333333"/>
-          <w:spacing w:val="-2"/>
-        </w:rPr>
-        <w:t xml:space="preserve"> </w:t>
-      </w:r>
-      <w:r>
-        <w:rPr>
-          <w:color w:val="333333"/>
-        </w:rPr>
-        <w:t>the</w:t>
-      </w:r>
-      <w:r>
-        <w:rPr>
-          <w:color w:val="333333"/>
-          <w:spacing w:val="-2"/>
-        </w:rPr>
-        <w:t xml:space="preserve"> </w:t>
-      </w:r>
-      <w:r>
-        <w:rPr>
-          <w:color w:val="333333"/>
-        </w:rPr>
-        <w:t>waiting</w:t>
-      </w:r>
-      <w:r>
-        <w:rPr>
-          <w:color w:val="333333"/>
-          <w:spacing w:val="-2"/>
-        </w:rPr>
-        <w:t xml:space="preserve"> </w:t>
-      </w:r>
-      <w:r>
-        <w:rPr>
-          <w:color w:val="333333"/>
-        </w:rPr>
-        <w:t>list.</w:t>
-      </w:r>
-      <w:r>
-        <w:rPr>
-          <w:color w:val="333333"/>
-          <w:spacing w:val="-2"/>
-        </w:rPr>
-        <w:t xml:space="preserve"> </w:t>
-      </w:r>
-      <w:r>
-        <w:rPr>
-          <w:color w:val="333333"/>
-        </w:rPr>
-        <w:t xml:space="preserve">We also made a dashboard that hospital managers can use to see the predictions and make </w:t>
-      </w:r>
-      <w:r>
-        <w:rPr>
-          <w:color w:val="333333"/>
-          <w:spacing w:val="-2"/>
-        </w:rPr>
-        <w:t>decisions.</w:t>
+        <w:rPr>
+          <w:color w:val="333333"/>
+        </w:rPr>
+      </w:pPr>
+      <w:r>
+        <w:rPr>
+          <w:color w:val="333333"/>
+        </w:rPr>
+        <w:t>We used the National Treatment Purchase Fund data set to train a machine learning model. The model works quite well for forecasting the number of patients on the waiting list. We also created a dashboard which allows the hospital manager to view the predictions and make decisions.</w:t>
       </w:r>
     </w:p>
     <w:p>
       <w:pPr>
         <w:pStyle w:val="BodyText"/>
+        <w:rPr>
+          <w:color w:val="333333"/>
+        </w:rPr>
       </w:pPr>
     </w:p>
     <w:p>
       <w:pPr>
         <w:pStyle w:val="BodyText"/>
-        <w:ind w:left="165" w:right="465"/>
-      </w:pPr>
-      <w:r>
-        <w:rPr>
-          <w:color w:val="333333"/>
-        </w:rPr>
-        <w:t>Our results show that the model is very good at predicting the waiting list. The important thing</w:t>
-      </w:r>
-      <w:r>
-        <w:rPr>
-          <w:color w:val="333333"/>
-          <w:spacing w:val="-3"/>
-        </w:rPr>
-        <w:t xml:space="preserve"> </w:t>
-      </w:r>
-      <w:r>
-        <w:rPr>
-          <w:color w:val="333333"/>
-        </w:rPr>
-        <w:t>that</w:t>
-      </w:r>
-      <w:r>
-        <w:rPr>
-          <w:color w:val="333333"/>
-          <w:spacing w:val="-3"/>
-        </w:rPr>
-        <w:t xml:space="preserve"> </w:t>
-      </w:r>
-      <w:r>
-        <w:rPr>
-          <w:color w:val="333333"/>
-        </w:rPr>
-        <w:t>helps</w:t>
-      </w:r>
-      <w:r>
-        <w:rPr>
-          <w:color w:val="333333"/>
-          <w:spacing w:val="-3"/>
-        </w:rPr>
-        <w:t xml:space="preserve"> </w:t>
-      </w:r>
-      <w:r>
-        <w:rPr>
-          <w:color w:val="333333"/>
-        </w:rPr>
-        <w:t>the</w:t>
-      </w:r>
-      <w:r>
-        <w:rPr>
-          <w:color w:val="333333"/>
-          <w:spacing w:val="-3"/>
-        </w:rPr>
-        <w:t xml:space="preserve"> </w:t>
-      </w:r>
-      <w:r>
-        <w:rPr>
-          <w:color w:val="333333"/>
-        </w:rPr>
-        <w:t>model</w:t>
-      </w:r>
-      <w:r>
-        <w:rPr>
-          <w:color w:val="333333"/>
-          <w:spacing w:val="-3"/>
-        </w:rPr>
-        <w:t xml:space="preserve"> </w:t>
-      </w:r>
-      <w:r>
-        <w:rPr>
-          <w:color w:val="333333"/>
-        </w:rPr>
-        <w:t>make</w:t>
-      </w:r>
-      <w:r>
-        <w:rPr>
-          <w:color w:val="333333"/>
-          <w:spacing w:val="-3"/>
-        </w:rPr>
-        <w:t xml:space="preserve"> </w:t>
-      </w:r>
-      <w:r>
-        <w:rPr>
-          <w:color w:val="333333"/>
-        </w:rPr>
-        <w:t>good</w:t>
-      </w:r>
-      <w:r>
-        <w:rPr>
-          <w:color w:val="333333"/>
-          <w:spacing w:val="-3"/>
-        </w:rPr>
-        <w:t xml:space="preserve"> </w:t>
-      </w:r>
-      <w:r>
-        <w:rPr>
-          <w:color w:val="333333"/>
-        </w:rPr>
-        <w:t>predictions</w:t>
-      </w:r>
-      <w:r>
-        <w:rPr>
-          <w:color w:val="333333"/>
-          <w:spacing w:val="-3"/>
-        </w:rPr>
-        <w:t xml:space="preserve"> </w:t>
-      </w:r>
-      <w:r>
-        <w:rPr>
-          <w:color w:val="333333"/>
-        </w:rPr>
-        <w:t>is</w:t>
-      </w:r>
-      <w:r>
-        <w:rPr>
-          <w:color w:val="333333"/>
-          <w:spacing w:val="-3"/>
-        </w:rPr>
-        <w:t xml:space="preserve"> </w:t>
-      </w:r>
-      <w:r>
-        <w:rPr>
-          <w:color w:val="333333"/>
-        </w:rPr>
-        <w:t>the</w:t>
-      </w:r>
-      <w:r>
-        <w:rPr>
-          <w:color w:val="333333"/>
-          <w:spacing w:val="-3"/>
-        </w:rPr>
-        <w:t xml:space="preserve"> </w:t>
-      </w:r>
-      <w:r>
-        <w:rPr>
-          <w:color w:val="333333"/>
-        </w:rPr>
-        <w:t>number</w:t>
-      </w:r>
-      <w:r>
-        <w:rPr>
-          <w:color w:val="333333"/>
-          <w:spacing w:val="-3"/>
-        </w:rPr>
-        <w:t xml:space="preserve"> </w:t>
-      </w:r>
-      <w:r>
-        <w:rPr>
-          <w:color w:val="333333"/>
-        </w:rPr>
-        <w:t>of</w:t>
-      </w:r>
-      <w:r>
-        <w:rPr>
-          <w:color w:val="333333"/>
-          <w:spacing w:val="-3"/>
-        </w:rPr>
-        <w:t xml:space="preserve"> </w:t>
-      </w:r>
-      <w:r>
-        <w:rPr>
-          <w:color w:val="333333"/>
-        </w:rPr>
-        <w:t>patients</w:t>
-      </w:r>
-      <w:r>
-        <w:rPr>
-          <w:color w:val="333333"/>
-          <w:spacing w:val="-3"/>
-        </w:rPr>
-        <w:t xml:space="preserve"> </w:t>
-      </w:r>
-      <w:r>
-        <w:rPr>
-          <w:color w:val="333333"/>
-        </w:rPr>
-        <w:t>on</w:t>
-      </w:r>
-      <w:r>
-        <w:rPr>
-          <w:color w:val="333333"/>
-          <w:spacing w:val="-3"/>
-        </w:rPr>
-        <w:t xml:space="preserve"> </w:t>
-      </w:r>
-      <w:r>
-        <w:rPr>
-          <w:color w:val="333333"/>
-        </w:rPr>
-        <w:t>the</w:t>
-      </w:r>
-      <w:r>
-        <w:rPr>
-          <w:color w:val="333333"/>
-          <w:spacing w:val="-3"/>
-        </w:rPr>
-        <w:t xml:space="preserve"> </w:t>
-      </w:r>
-      <w:r>
-        <w:rPr>
-          <w:color w:val="333333"/>
-        </w:rPr>
-        <w:t>waiting</w:t>
-      </w:r>
-      <w:r>
-        <w:rPr>
-          <w:color w:val="333333"/>
-          <w:spacing w:val="-3"/>
-        </w:rPr>
-        <w:t xml:space="preserve"> </w:t>
-      </w:r>
-      <w:r>
-        <w:rPr>
-          <w:color w:val="333333"/>
-        </w:rPr>
-        <w:t xml:space="preserve">list in the last three months. </w:t>
-      </w:r>
-      <w:r>
-        <w:rPr>
-          <w:color w:val="333333"/>
-        </w:rPr>
-        <w:t>The model accurately tracked demand through January 2026 but overestimated demand following the unexpected reductions observed in February and March 2026.</w:t>
+        <w:rPr>
+          <w:color w:val="333333"/>
+        </w:rPr>
+      </w:pPr>
+      <w:r>
+        <w:rPr>
+          <w:color w:val="333333"/>
+        </w:rPr>
+        <w:t>Our results indicate that the model prediction of the waiting list is very good. The key parameter that enables the model to make good predictions is the number of patients on the waiting list during the previous three months. The model closely followed the demand data until February and March 2026, when the reductions were not anticipated, and then over-predicted the demand after that point.</w:t>
       </w:r>
     </w:p>
     <w:p>
       <w:pPr>
         <w:pStyle w:val="BodyText"/>
-      </w:pPr>
-    </w:p>
-    <w:p>
-      <w:pPr>
-        <w:pStyle w:val="BodyText"/>
-        <w:ind w:left="165" w:right="498"/>
-      </w:pPr>
-      <w:r>
-        <w:rPr>
-          <w:color w:val="333333"/>
-        </w:rPr>
-        <w:t>The</w:t>
-      </w:r>
-      <w:r>
-        <w:rPr>
-          <w:color w:val="333333"/>
-          <w:spacing w:val="-3"/>
-        </w:rPr>
-        <w:t xml:space="preserve"> </w:t>
-      </w:r>
-      <w:r>
-        <w:rPr>
-          <w:color w:val="333333"/>
-        </w:rPr>
-        <w:t>Irish</w:t>
-      </w:r>
-      <w:r>
-        <w:rPr>
-          <w:color w:val="333333"/>
-          <w:spacing w:val="-3"/>
-        </w:rPr>
-        <w:t xml:space="preserve"> </w:t>
-      </w:r>
-      <w:r>
-        <w:rPr>
-          <w:color w:val="333333"/>
-        </w:rPr>
-        <w:t>Hospital</w:t>
-      </w:r>
-      <w:r>
-        <w:rPr>
-          <w:color w:val="333333"/>
-          <w:spacing w:val="-3"/>
-        </w:rPr>
-        <w:t xml:space="preserve"> </w:t>
-      </w:r>
-      <w:r>
-        <w:rPr>
-          <w:color w:val="333333"/>
-        </w:rPr>
-        <w:t>Demand</w:t>
-      </w:r>
-      <w:r>
-        <w:rPr>
-          <w:color w:val="333333"/>
-          <w:spacing w:val="-3"/>
-        </w:rPr>
-        <w:t xml:space="preserve"> </w:t>
-      </w:r>
-      <w:r>
-        <w:rPr>
-          <w:color w:val="333333"/>
-        </w:rPr>
-        <w:t>Forecaster</w:t>
-      </w:r>
-      <w:r>
-        <w:rPr>
-          <w:color w:val="333333"/>
-          <w:spacing w:val="-3"/>
-        </w:rPr>
-        <w:t xml:space="preserve"> </w:t>
-      </w:r>
-      <w:r>
-        <w:rPr>
-          <w:color w:val="333333"/>
-        </w:rPr>
-        <w:t>is</w:t>
-      </w:r>
-      <w:r>
-        <w:rPr>
-          <w:color w:val="333333"/>
-          <w:spacing w:val="-3"/>
-        </w:rPr>
-        <w:t xml:space="preserve"> </w:t>
-      </w:r>
-      <w:r>
-        <w:rPr>
-          <w:color w:val="333333"/>
-        </w:rPr>
-        <w:t>a</w:t>
-      </w:r>
-      <w:r>
-        <w:rPr>
-          <w:color w:val="333333"/>
-          <w:spacing w:val="-3"/>
-        </w:rPr>
-        <w:t xml:space="preserve"> </w:t>
-      </w:r>
-      <w:r>
-        <w:rPr>
-          <w:color w:val="333333"/>
-        </w:rPr>
-        <w:t>free</w:t>
-      </w:r>
-      <w:r>
-        <w:rPr>
-          <w:color w:val="333333"/>
-          <w:spacing w:val="-3"/>
-        </w:rPr>
-        <w:t xml:space="preserve"> </w:t>
-      </w:r>
-      <w:r>
-        <w:rPr>
-          <w:color w:val="333333"/>
-        </w:rPr>
-        <w:t>and</w:t>
-      </w:r>
-      <w:r>
-        <w:rPr>
-          <w:color w:val="333333"/>
-          <w:spacing w:val="-3"/>
-        </w:rPr>
-        <w:t xml:space="preserve"> </w:t>
-      </w:r>
-      <w:r>
-        <w:rPr>
-          <w:color w:val="333333"/>
-        </w:rPr>
-        <w:t>open-source</w:t>
-      </w:r>
-      <w:r>
-        <w:rPr>
-          <w:color w:val="333333"/>
-          <w:spacing w:val="-3"/>
-        </w:rPr>
-        <w:t xml:space="preserve"> </w:t>
-      </w:r>
-      <w:r>
-        <w:rPr>
-          <w:color w:val="333333"/>
-        </w:rPr>
-        <w:t>tool.</w:t>
-      </w:r>
-      <w:r>
-        <w:rPr>
-          <w:color w:val="333333"/>
-          <w:spacing w:val="-3"/>
-        </w:rPr>
-        <w:t xml:space="preserve"> </w:t>
-      </w:r>
-      <w:r>
-        <w:rPr>
-          <w:color w:val="333333"/>
-        </w:rPr>
-        <w:t>It</w:t>
-      </w:r>
-      <w:r>
-        <w:rPr>
-          <w:color w:val="333333"/>
-          <w:spacing w:val="-3"/>
-        </w:rPr>
-        <w:t xml:space="preserve"> </w:t>
-      </w:r>
-      <w:r>
-        <w:rPr>
-          <w:color w:val="333333"/>
-        </w:rPr>
-        <w:t>is</w:t>
-      </w:r>
-      <w:r>
-        <w:rPr>
-          <w:color w:val="333333"/>
-          <w:spacing w:val="-4"/>
-        </w:rPr>
-        <w:t xml:space="preserve"> </w:t>
-      </w:r>
-      <w:r>
-        <w:rPr>
-          <w:color w:val="333333"/>
-        </w:rPr>
-        <w:t>easy</w:t>
-      </w:r>
-      <w:r>
-        <w:rPr>
-          <w:color w:val="333333"/>
-          <w:spacing w:val="-3"/>
-        </w:rPr>
-        <w:t xml:space="preserve"> </w:t>
-      </w:r>
-      <w:r>
-        <w:rPr>
-          <w:color w:val="333333"/>
-        </w:rPr>
-        <w:t>to</w:t>
-      </w:r>
-      <w:r>
-        <w:rPr>
-          <w:color w:val="333333"/>
-          <w:spacing w:val="-3"/>
-        </w:rPr>
-        <w:t xml:space="preserve"> </w:t>
-      </w:r>
-      <w:r>
-        <w:rPr>
-          <w:color w:val="333333"/>
-        </w:rPr>
-        <w:t>use.</w:t>
-      </w:r>
-      <w:r>
-        <w:rPr>
-          <w:color w:val="333333"/>
-          <w:spacing w:val="-3"/>
-        </w:rPr>
-        <w:t xml:space="preserve"> </w:t>
-      </w:r>
-      <w:r>
-        <w:rPr>
-          <w:color w:val="333333"/>
-        </w:rPr>
-        <w:t>Does not cost anything. We hope that it will help hospital managers make decisions and reduce the waiting list.</w:t>
-      </w:r>
+        <w:rPr>
+          <w:color w:val="333333"/>
+        </w:rPr>
+      </w:pPr>
     </w:p>
     <w:p>
       <w:pPr>
@@ -3670,6 +2621,26 @@
           <w:cols w:space="720"/>
         </w:sectPr>
       </w:pPr>
+      <w:r>
+        <w:rPr>
+          <w:color w:val="333333"/>
+        </w:rPr>
+        <w:t xml:space="preserve">The Irish Hospital Demand Forecaster is a freely available and </w:t>
+      </w:r>
+      <w:proofErr w:type="gramStart"/>
+      <w:r>
+        <w:rPr>
+          <w:color w:val="333333"/>
+        </w:rPr>
+        <w:t>open source</w:t>
+      </w:r>
+      <w:proofErr w:type="gramEnd"/>
+      <w:r>
+        <w:rPr>
+          <w:color w:val="333333"/>
+        </w:rPr>
+        <w:t xml:space="preserve"> application. It is easy to use. Free of charge. We hope it will aid in decision making and cut down on waiting lists by hospital managers.</w:t>
+      </w:r>
     </w:p>
     <w:p>
       <w:pPr>
@@ -3751,621 +2722,104 @@
     <w:p>
       <w:pPr>
         <w:pStyle w:val="BodyText"/>
-        <w:spacing w:before="280"/>
-        <w:ind w:left="165" w:right="485"/>
+        <w:spacing w:before="28"/>
+        <w:rPr>
+          <w:color w:val="333333"/>
+        </w:rPr>
       </w:pPr>
       <w:bookmarkStart w:id="3" w:name="Irelands_public_health_system_is_under_a"/>
       <w:bookmarkEnd w:id="3"/>
-      <w:r>
-        <w:rPr>
-          <w:color w:val="333333"/>
-        </w:rPr>
-        <w:t>Irelands</w:t>
-      </w:r>
-      <w:r>
-        <w:rPr>
-          <w:color w:val="333333"/>
-          <w:spacing w:val="-3"/>
-        </w:rPr>
-        <w:t xml:space="preserve"> </w:t>
-      </w:r>
-      <w:r>
-        <w:rPr>
-          <w:color w:val="333333"/>
-        </w:rPr>
-        <w:t>public</w:t>
-      </w:r>
-      <w:r>
-        <w:rPr>
-          <w:color w:val="333333"/>
-          <w:spacing w:val="-3"/>
-        </w:rPr>
-        <w:t xml:space="preserve"> </w:t>
-      </w:r>
-      <w:r>
-        <w:rPr>
-          <w:color w:val="333333"/>
-        </w:rPr>
-        <w:t>health</w:t>
-      </w:r>
-      <w:r>
-        <w:rPr>
-          <w:color w:val="333333"/>
-          <w:spacing w:val="-4"/>
-        </w:rPr>
-        <w:t xml:space="preserve"> </w:t>
-      </w:r>
-      <w:r>
-        <w:rPr>
-          <w:color w:val="333333"/>
-        </w:rPr>
-        <w:t>system</w:t>
-      </w:r>
-      <w:r>
-        <w:rPr>
-          <w:color w:val="333333"/>
-          <w:spacing w:val="-4"/>
-        </w:rPr>
-        <w:t xml:space="preserve"> </w:t>
-      </w:r>
-      <w:r>
-        <w:rPr>
-          <w:color w:val="333333"/>
-        </w:rPr>
-        <w:t>is</w:t>
-      </w:r>
-      <w:r>
-        <w:rPr>
-          <w:color w:val="333333"/>
-          <w:spacing w:val="-3"/>
-        </w:rPr>
-        <w:t xml:space="preserve"> </w:t>
-      </w:r>
-      <w:r>
-        <w:rPr>
-          <w:color w:val="333333"/>
-        </w:rPr>
-        <w:t>under</w:t>
-      </w:r>
-      <w:r>
-        <w:rPr>
-          <w:color w:val="333333"/>
-          <w:spacing w:val="-3"/>
-        </w:rPr>
-        <w:t xml:space="preserve"> </w:t>
-      </w:r>
-      <w:r>
-        <w:rPr>
-          <w:color w:val="333333"/>
-        </w:rPr>
-        <w:t>a</w:t>
-      </w:r>
-      <w:r>
-        <w:rPr>
-          <w:color w:val="333333"/>
-          <w:spacing w:val="-3"/>
-        </w:rPr>
-        <w:t xml:space="preserve"> </w:t>
-      </w:r>
-      <w:r>
-        <w:rPr>
-          <w:color w:val="333333"/>
-        </w:rPr>
-        <w:t>lot</w:t>
-      </w:r>
-      <w:r>
-        <w:rPr>
-          <w:color w:val="333333"/>
-          <w:spacing w:val="-3"/>
-        </w:rPr>
-        <w:t xml:space="preserve"> </w:t>
-      </w:r>
-      <w:r>
-        <w:rPr>
-          <w:color w:val="333333"/>
-        </w:rPr>
-        <w:t>of</w:t>
-      </w:r>
-      <w:r>
-        <w:rPr>
-          <w:color w:val="333333"/>
-          <w:spacing w:val="-3"/>
-        </w:rPr>
-        <w:t xml:space="preserve"> </w:t>
-      </w:r>
-      <w:r>
-        <w:rPr>
-          <w:color w:val="333333"/>
-        </w:rPr>
-        <w:t>pressure.</w:t>
-      </w:r>
-      <w:r>
-        <w:rPr>
-          <w:color w:val="333333"/>
-          <w:spacing w:val="-3"/>
-        </w:rPr>
-        <w:t xml:space="preserve"> </w:t>
-      </w:r>
-      <w:r>
-        <w:rPr>
-          <w:color w:val="333333"/>
-        </w:rPr>
-        <w:t>There</w:t>
-      </w:r>
-      <w:r>
-        <w:rPr>
-          <w:color w:val="333333"/>
-          <w:spacing w:val="-3"/>
-        </w:rPr>
-        <w:t xml:space="preserve"> </w:t>
-      </w:r>
-      <w:r>
-        <w:rPr>
-          <w:color w:val="333333"/>
-        </w:rPr>
-        <w:t>are</w:t>
-      </w:r>
-      <w:r>
-        <w:rPr>
-          <w:color w:val="333333"/>
-          <w:spacing w:val="-3"/>
-        </w:rPr>
-        <w:t xml:space="preserve"> </w:t>
-      </w:r>
-      <w:r>
-        <w:rPr>
-          <w:color w:val="333333"/>
-        </w:rPr>
-        <w:t>not</w:t>
-      </w:r>
-      <w:r>
-        <w:rPr>
-          <w:color w:val="333333"/>
-          <w:spacing w:val="-3"/>
-        </w:rPr>
-        <w:t xml:space="preserve"> </w:t>
-      </w:r>
-      <w:r>
-        <w:rPr>
-          <w:color w:val="333333"/>
-        </w:rPr>
-        <w:t>hospital</w:t>
-      </w:r>
-      <w:r>
-        <w:rPr>
-          <w:color w:val="333333"/>
-          <w:spacing w:val="-3"/>
-        </w:rPr>
-        <w:t xml:space="preserve"> </w:t>
-      </w:r>
-      <w:r>
-        <w:rPr>
-          <w:color w:val="333333"/>
-        </w:rPr>
-        <w:t>beds</w:t>
-      </w:r>
-      <w:r>
-        <w:rPr>
-          <w:color w:val="333333"/>
-          <w:spacing w:val="-4"/>
-        </w:rPr>
-        <w:t xml:space="preserve"> </w:t>
-      </w:r>
-      <w:r>
-        <w:rPr>
-          <w:color w:val="333333"/>
-        </w:rPr>
-        <w:t>and hospitals are always very full. This means that there is not room for new patients.</w:t>
-      </w:r>
-    </w:p>
-    <w:p>
-      <w:pPr>
-        <w:pStyle w:val="BodyText"/>
-        <w:spacing w:before="27"/>
-      </w:pPr>
-    </w:p>
-    <w:p>
-      <w:pPr>
-        <w:pStyle w:val="BodyText"/>
-        <w:ind w:left="165" w:right="485"/>
-      </w:pPr>
-      <w:bookmarkStart w:id="4" w:name="The_population_of_Ireland_is_getting_old"/>
-      <w:bookmarkEnd w:id="4"/>
-      <w:r>
-        <w:rPr>
-          <w:color w:val="333333"/>
-        </w:rPr>
-        <w:t>The</w:t>
-      </w:r>
-      <w:r>
-        <w:rPr>
-          <w:color w:val="333333"/>
-          <w:spacing w:val="-3"/>
-        </w:rPr>
-        <w:t xml:space="preserve"> </w:t>
-      </w:r>
-      <w:r>
-        <w:rPr>
-          <w:color w:val="333333"/>
-        </w:rPr>
-        <w:t>population</w:t>
-      </w:r>
-      <w:r>
-        <w:rPr>
-          <w:color w:val="333333"/>
-          <w:spacing w:val="-3"/>
-        </w:rPr>
-        <w:t xml:space="preserve"> </w:t>
-      </w:r>
-      <w:r>
-        <w:rPr>
-          <w:color w:val="333333"/>
-        </w:rPr>
-        <w:t>of</w:t>
-      </w:r>
-      <w:r>
-        <w:rPr>
-          <w:color w:val="333333"/>
-          <w:spacing w:val="-3"/>
-        </w:rPr>
-        <w:t xml:space="preserve"> </w:t>
-      </w:r>
-      <w:r>
-        <w:rPr>
-          <w:color w:val="333333"/>
-        </w:rPr>
-        <w:t>Ireland</w:t>
-      </w:r>
-      <w:r>
-        <w:rPr>
-          <w:color w:val="333333"/>
-          <w:spacing w:val="-4"/>
-        </w:rPr>
-        <w:t xml:space="preserve"> </w:t>
-      </w:r>
-      <w:r>
-        <w:rPr>
-          <w:color w:val="333333"/>
-        </w:rPr>
-        <w:t>is</w:t>
-      </w:r>
-      <w:r>
-        <w:rPr>
-          <w:color w:val="333333"/>
-          <w:spacing w:val="-3"/>
-        </w:rPr>
-        <w:t xml:space="preserve"> </w:t>
-      </w:r>
-      <w:r>
-        <w:rPr>
-          <w:color w:val="333333"/>
-        </w:rPr>
-        <w:t>getting</w:t>
-      </w:r>
-      <w:r>
-        <w:rPr>
-          <w:color w:val="333333"/>
-          <w:spacing w:val="-3"/>
-        </w:rPr>
-        <w:t xml:space="preserve"> </w:t>
-      </w:r>
-      <w:r>
-        <w:rPr>
-          <w:color w:val="333333"/>
-        </w:rPr>
-        <w:t>older.</w:t>
-      </w:r>
-      <w:r>
-        <w:rPr>
-          <w:color w:val="333333"/>
-          <w:spacing w:val="-3"/>
-        </w:rPr>
-        <w:t xml:space="preserve"> </w:t>
-      </w:r>
-      <w:r>
-        <w:rPr>
-          <w:color w:val="333333"/>
-        </w:rPr>
-        <w:t>That</w:t>
-      </w:r>
-      <w:r>
-        <w:rPr>
-          <w:color w:val="333333"/>
-          <w:spacing w:val="-3"/>
-        </w:rPr>
-        <w:t xml:space="preserve"> </w:t>
-      </w:r>
-      <w:r>
-        <w:rPr>
-          <w:color w:val="333333"/>
-        </w:rPr>
-        <w:t>means</w:t>
-      </w:r>
-      <w:r>
-        <w:rPr>
-          <w:color w:val="333333"/>
-          <w:spacing w:val="-3"/>
-        </w:rPr>
-        <w:t xml:space="preserve"> </w:t>
-      </w:r>
-      <w:r>
-        <w:rPr>
-          <w:color w:val="333333"/>
-        </w:rPr>
-        <w:t>that</w:t>
-      </w:r>
-      <w:r>
-        <w:rPr>
-          <w:color w:val="333333"/>
-          <w:spacing w:val="-3"/>
-        </w:rPr>
-        <w:t xml:space="preserve"> </w:t>
-      </w:r>
-      <w:r>
-        <w:rPr>
-          <w:color w:val="333333"/>
-        </w:rPr>
-        <w:t>more</w:t>
-      </w:r>
-      <w:r>
-        <w:rPr>
-          <w:color w:val="333333"/>
-          <w:spacing w:val="-3"/>
-        </w:rPr>
-        <w:t xml:space="preserve"> </w:t>
-      </w:r>
-      <w:r>
-        <w:rPr>
-          <w:color w:val="333333"/>
-        </w:rPr>
-        <w:t>people</w:t>
-      </w:r>
-      <w:r>
-        <w:rPr>
-          <w:color w:val="333333"/>
-          <w:spacing w:val="-4"/>
-        </w:rPr>
-        <w:t xml:space="preserve"> </w:t>
-      </w:r>
-      <w:r>
-        <w:rPr>
-          <w:color w:val="333333"/>
-        </w:rPr>
-        <w:t>will</w:t>
-      </w:r>
-      <w:r>
-        <w:rPr>
-          <w:color w:val="333333"/>
-          <w:spacing w:val="-3"/>
-        </w:rPr>
-        <w:t xml:space="preserve"> </w:t>
-      </w:r>
-      <w:r>
-        <w:rPr>
-          <w:color w:val="333333"/>
-        </w:rPr>
-        <w:t>need</w:t>
-      </w:r>
-      <w:r>
-        <w:rPr>
-          <w:color w:val="333333"/>
-          <w:spacing w:val="-3"/>
-        </w:rPr>
-        <w:t xml:space="preserve"> </w:t>
-      </w:r>
-      <w:r>
-        <w:rPr>
-          <w:color w:val="333333"/>
-        </w:rPr>
-        <w:t>healthcare. The COVID-19 pandemic also had an impact on the healthcare system.</w:t>
-      </w:r>
-    </w:p>
-    <w:p>
-      <w:pPr>
-        <w:pStyle w:val="BodyText"/>
-        <w:spacing w:before="27"/>
-      </w:pPr>
-    </w:p>
-    <w:p>
-      <w:pPr>
-        <w:pStyle w:val="BodyText"/>
-        <w:ind w:left="164" w:right="485"/>
-      </w:pPr>
-      <w:bookmarkStart w:id="5" w:name="The_national_waiting_list_is_very_long._"/>
-      <w:bookmarkEnd w:id="5"/>
-      <w:r>
-        <w:rPr>
-          <w:color w:val="333333"/>
-        </w:rPr>
-        <w:t>The</w:t>
-      </w:r>
-      <w:r>
-        <w:rPr>
-          <w:color w:val="333333"/>
-          <w:spacing w:val="-3"/>
-        </w:rPr>
-        <w:t xml:space="preserve"> </w:t>
-      </w:r>
-      <w:r>
-        <w:rPr>
-          <w:color w:val="333333"/>
-        </w:rPr>
-        <w:t>national</w:t>
-      </w:r>
-      <w:r>
-        <w:rPr>
-          <w:color w:val="333333"/>
-          <w:spacing w:val="-4"/>
-        </w:rPr>
-        <w:t xml:space="preserve"> </w:t>
-      </w:r>
-      <w:r>
-        <w:rPr>
-          <w:color w:val="333333"/>
-        </w:rPr>
-        <w:t>waiting</w:t>
-      </w:r>
-      <w:r>
-        <w:rPr>
-          <w:color w:val="333333"/>
-          <w:spacing w:val="-3"/>
-        </w:rPr>
-        <w:t xml:space="preserve"> </w:t>
-      </w:r>
-      <w:r>
-        <w:rPr>
-          <w:color w:val="333333"/>
-        </w:rPr>
-        <w:t>list</w:t>
-      </w:r>
-      <w:r>
-        <w:rPr>
-          <w:color w:val="333333"/>
-          <w:spacing w:val="-4"/>
-        </w:rPr>
-        <w:t xml:space="preserve"> </w:t>
-      </w:r>
-      <w:r>
-        <w:rPr>
-          <w:color w:val="333333"/>
-        </w:rPr>
-        <w:t>is</w:t>
-      </w:r>
-      <w:r>
-        <w:rPr>
-          <w:color w:val="333333"/>
-          <w:spacing w:val="-3"/>
-        </w:rPr>
-        <w:t xml:space="preserve"> </w:t>
-      </w:r>
-      <w:r>
-        <w:rPr>
-          <w:color w:val="333333"/>
-        </w:rPr>
-        <w:t>very</w:t>
-      </w:r>
-      <w:r>
-        <w:rPr>
-          <w:color w:val="333333"/>
-          <w:spacing w:val="-3"/>
-        </w:rPr>
-        <w:t xml:space="preserve"> </w:t>
-      </w:r>
-      <w:r>
-        <w:rPr>
-          <w:color w:val="333333"/>
-        </w:rPr>
-        <w:t>long.</w:t>
-      </w:r>
-      <w:r>
-        <w:rPr>
-          <w:color w:val="333333"/>
-          <w:spacing w:val="-4"/>
-        </w:rPr>
-        <w:t xml:space="preserve"> </w:t>
-      </w:r>
-      <w:r>
-        <w:rPr>
-          <w:color w:val="333333"/>
-        </w:rPr>
-        <w:t>There</w:t>
-      </w:r>
-      <w:r>
-        <w:rPr>
-          <w:color w:val="333333"/>
-          <w:spacing w:val="-3"/>
-        </w:rPr>
-        <w:t xml:space="preserve"> </w:t>
-      </w:r>
-      <w:r>
-        <w:rPr>
-          <w:color w:val="333333"/>
-        </w:rPr>
-        <w:t>are</w:t>
-      </w:r>
-      <w:r>
-        <w:rPr>
-          <w:color w:val="333333"/>
-          <w:spacing w:val="-3"/>
-        </w:rPr>
-        <w:t xml:space="preserve"> </w:t>
-      </w:r>
-      <w:r>
-        <w:rPr>
-          <w:color w:val="333333"/>
-        </w:rPr>
-        <w:t>over</w:t>
-      </w:r>
-      <w:r>
-        <w:rPr>
-          <w:color w:val="333333"/>
-          <w:spacing w:val="-3"/>
-        </w:rPr>
-        <w:t xml:space="preserve"> </w:t>
-      </w:r>
-      <w:r>
-        <w:rPr>
-          <w:color w:val="333333"/>
-        </w:rPr>
-        <w:t>750,000</w:t>
-      </w:r>
-      <w:r>
-        <w:rPr>
-          <w:color w:val="333333"/>
-          <w:spacing w:val="-4"/>
-        </w:rPr>
-        <w:t xml:space="preserve"> </w:t>
-      </w:r>
-      <w:r>
-        <w:rPr>
-          <w:color w:val="333333"/>
-        </w:rPr>
-        <w:t>people</w:t>
-      </w:r>
-      <w:r>
-        <w:rPr>
-          <w:color w:val="333333"/>
-          <w:spacing w:val="-3"/>
-        </w:rPr>
-        <w:t xml:space="preserve"> </w:t>
-      </w:r>
-      <w:r>
-        <w:rPr>
-          <w:color w:val="333333"/>
-        </w:rPr>
-        <w:t>waiting</w:t>
-      </w:r>
-      <w:r>
-        <w:rPr>
-          <w:color w:val="333333"/>
-          <w:spacing w:val="-3"/>
-        </w:rPr>
-        <w:t xml:space="preserve"> </w:t>
-      </w:r>
-      <w:r>
-        <w:rPr>
-          <w:color w:val="333333"/>
-        </w:rPr>
-        <w:t>for</w:t>
-      </w:r>
-      <w:r>
-        <w:rPr>
-          <w:color w:val="333333"/>
-          <w:spacing w:val="-3"/>
-        </w:rPr>
-        <w:t xml:space="preserve"> </w:t>
-      </w:r>
-      <w:r>
-        <w:rPr>
-          <w:color w:val="333333"/>
-        </w:rPr>
-        <w:t>treatment. The Irish Hospital Demand Forecaster can help solve this problem.</w:t>
-      </w:r>
     </w:p>
     <w:p>
       <w:pPr>
         <w:pStyle w:val="BodyText"/>
         <w:spacing w:before="28"/>
+        <w:rPr>
+          <w:color w:val="333333"/>
+        </w:rPr>
+      </w:pPr>
+      <w:r>
+        <w:rPr>
+          <w:color w:val="333333"/>
+        </w:rPr>
+        <w:t xml:space="preserve">The public health system is the target of heavy criticism in Ireland. No hospital beds and hospital </w:t>
+      </w:r>
+      <w:proofErr w:type="gramStart"/>
+      <w:r>
+        <w:rPr>
+          <w:color w:val="333333"/>
+        </w:rPr>
+        <w:t>is</w:t>
+      </w:r>
+      <w:proofErr w:type="gramEnd"/>
+      <w:r>
+        <w:rPr>
+          <w:color w:val="333333"/>
+        </w:rPr>
+        <w:t xml:space="preserve"> always full. This implies that there should not be any space for new patients.</w:t>
+      </w:r>
+    </w:p>
+    <w:p>
+      <w:pPr>
+        <w:pStyle w:val="BodyText"/>
+        <w:spacing w:before="28"/>
+        <w:rPr>
+          <w:color w:val="333333"/>
+        </w:rPr>
+      </w:pPr>
+    </w:p>
+    <w:p>
+      <w:pPr>
+        <w:pStyle w:val="BodyText"/>
+        <w:spacing w:before="28"/>
+        <w:rPr>
+          <w:color w:val="333333"/>
+        </w:rPr>
+      </w:pPr>
+      <w:r>
+        <w:rPr>
+          <w:color w:val="333333"/>
+        </w:rPr>
+        <w:t>The population of Ireland is getting older. This will imply that there will be increased demand for health care. The COVID-19 pandemic also had an impact on the healthcare system.</w:t>
+      </w:r>
+    </w:p>
+    <w:p>
+      <w:pPr>
+        <w:pStyle w:val="BodyText"/>
+        <w:spacing w:before="28"/>
+        <w:rPr>
+          <w:color w:val="333333"/>
+        </w:rPr>
+      </w:pPr>
+    </w:p>
+    <w:p>
+      <w:pPr>
+        <w:pStyle w:val="BodyText"/>
+        <w:spacing w:before="28"/>
+        <w:rPr>
+          <w:color w:val="333333"/>
+        </w:rPr>
+      </w:pPr>
+      <w:r>
+        <w:rPr>
+          <w:color w:val="333333"/>
+        </w:rPr>
+        <w:t>The national waiting list for such services is very long. There are over 750,000 people waiting for treatment. The Irish Hospital Demand Forecaster can help solve this problem</w:t>
+      </w:r>
+      <w:r>
+        <w:rPr>
+          <w:color w:val="333333"/>
+        </w:rPr>
+        <w:t>.</w:t>
+      </w:r>
+    </w:p>
+    <w:p>
+      <w:pPr>
+        <w:pStyle w:val="BodyText"/>
+        <w:spacing w:before="28"/>
+        <w:rPr>
+          <w:color w:val="333333"/>
+        </w:rPr>
       </w:pPr>
     </w:p>
     <w:p>
@@ -4384,8 +2838,8 @@
           <w:color w:val="333333"/>
         </w:rPr>
       </w:pPr>
-      <w:bookmarkStart w:id="6" w:name="1.2_Project_Objectives"/>
-      <w:bookmarkEnd w:id="6"/>
+      <w:bookmarkStart w:id="4" w:name="1.2_Project_Objectives"/>
+      <w:bookmarkEnd w:id="4"/>
       <w:r>
         <w:rPr>
           <w:color w:val="333333"/>
@@ -4404,1179 +2858,190 @@
           <w:color w:val="333333"/>
           <w:spacing w:val="-2"/>
         </w:rPr>
-        <w:t>Objectives</w:t>
-      </w:r>
-    </w:p>
-    <w:p>
-      <w:pPr>
-        <w:pStyle w:val="ListParagraph"/>
-        <w:numPr>
-          <w:ilvl w:val="2"/>
-          <w:numId w:val="1"/>
-        </w:numPr>
-        <w:tabs>
-          <w:tab w:val="left" w:pos="299"/>
-        </w:tabs>
-        <w:spacing w:before="280"/>
-        <w:ind w:left="299" w:hanging="134"/>
-      </w:pPr>
-      <w:bookmarkStart w:id="7" w:name="-_We_want_to_make_a_machine_learning_mod"/>
-      <w:bookmarkEnd w:id="7"/>
-      <w:r>
-        <w:rPr>
-          <w:color w:val="333333"/>
-        </w:rPr>
-        <w:t>We</w:t>
-      </w:r>
-      <w:r>
-        <w:rPr>
-          <w:color w:val="333333"/>
-          <w:spacing w:val="-6"/>
-        </w:rPr>
-        <w:t xml:space="preserve"> </w:t>
-      </w:r>
-      <w:r>
-        <w:rPr>
-          <w:color w:val="333333"/>
-        </w:rPr>
-        <w:t>want</w:t>
-      </w:r>
-      <w:r>
-        <w:rPr>
-          <w:color w:val="333333"/>
-          <w:spacing w:val="-6"/>
-        </w:rPr>
-        <w:t xml:space="preserve"> </w:t>
-      </w:r>
-      <w:r>
-        <w:rPr>
-          <w:color w:val="333333"/>
-        </w:rPr>
-        <w:t>to</w:t>
-      </w:r>
-      <w:r>
-        <w:rPr>
-          <w:color w:val="333333"/>
-          <w:spacing w:val="-5"/>
-        </w:rPr>
-        <w:t xml:space="preserve"> </w:t>
-      </w:r>
-      <w:r>
-        <w:rPr>
-          <w:color w:val="333333"/>
-        </w:rPr>
-        <w:t>make</w:t>
-      </w:r>
-      <w:r>
-        <w:rPr>
-          <w:color w:val="333333"/>
-          <w:spacing w:val="-6"/>
-        </w:rPr>
-        <w:t xml:space="preserve"> </w:t>
-      </w:r>
-      <w:r>
-        <w:rPr>
-          <w:color w:val="333333"/>
-        </w:rPr>
-        <w:t>a</w:t>
-      </w:r>
-      <w:r>
-        <w:rPr>
-          <w:color w:val="333333"/>
-          <w:spacing w:val="-5"/>
-        </w:rPr>
-        <w:t xml:space="preserve"> </w:t>
-      </w:r>
-      <w:r>
-        <w:rPr>
-          <w:color w:val="333333"/>
-        </w:rPr>
-        <w:t>machine</w:t>
-      </w:r>
-      <w:r>
-        <w:rPr>
-          <w:color w:val="333333"/>
-          <w:spacing w:val="-6"/>
-        </w:rPr>
-        <w:t xml:space="preserve"> </w:t>
-      </w:r>
-      <w:r>
-        <w:rPr>
-          <w:color w:val="333333"/>
-        </w:rPr>
-        <w:t>learning</w:t>
-      </w:r>
-      <w:r>
-        <w:rPr>
-          <w:color w:val="333333"/>
-          <w:spacing w:val="-5"/>
-        </w:rPr>
-        <w:t xml:space="preserve"> </w:t>
-      </w:r>
-      <w:r>
-        <w:rPr>
-          <w:color w:val="333333"/>
-        </w:rPr>
-        <w:t>model</w:t>
-      </w:r>
-      <w:r>
-        <w:rPr>
-          <w:color w:val="333333"/>
-          <w:spacing w:val="-6"/>
-        </w:rPr>
-        <w:t xml:space="preserve"> </w:t>
-      </w:r>
-      <w:r>
-        <w:rPr>
-          <w:color w:val="333333"/>
-        </w:rPr>
-        <w:t>that</w:t>
-      </w:r>
-      <w:r>
-        <w:rPr>
-          <w:color w:val="333333"/>
-          <w:spacing w:val="-6"/>
-        </w:rPr>
-        <w:t xml:space="preserve"> </w:t>
-      </w:r>
-      <w:r>
-        <w:rPr>
-          <w:color w:val="333333"/>
-        </w:rPr>
-        <w:t>can</w:t>
-      </w:r>
-      <w:r>
-        <w:rPr>
-          <w:color w:val="333333"/>
-          <w:spacing w:val="-5"/>
-        </w:rPr>
-        <w:t xml:space="preserve"> </w:t>
-      </w:r>
-      <w:r>
-        <w:rPr>
-          <w:color w:val="333333"/>
-        </w:rPr>
-        <w:t>predict</w:t>
-      </w:r>
-      <w:r>
-        <w:rPr>
-          <w:color w:val="333333"/>
-          <w:spacing w:val="-6"/>
-        </w:rPr>
-        <w:t xml:space="preserve"> </w:t>
-      </w:r>
-      <w:r>
-        <w:rPr>
-          <w:color w:val="333333"/>
-        </w:rPr>
-        <w:t>the</w:t>
-      </w:r>
-      <w:r>
-        <w:rPr>
-          <w:color w:val="333333"/>
-          <w:spacing w:val="-5"/>
-        </w:rPr>
-        <w:t xml:space="preserve"> </w:t>
-      </w:r>
-      <w:r>
-        <w:rPr>
-          <w:color w:val="333333"/>
-        </w:rPr>
-        <w:t>hospital</w:t>
-      </w:r>
-      <w:r>
-        <w:rPr>
-          <w:color w:val="333333"/>
-          <w:spacing w:val="-6"/>
-        </w:rPr>
-        <w:t xml:space="preserve"> </w:t>
-      </w:r>
-      <w:r>
-        <w:rPr>
-          <w:color w:val="333333"/>
-        </w:rPr>
-        <w:t>waiting</w:t>
-      </w:r>
-      <w:r>
-        <w:rPr>
-          <w:color w:val="333333"/>
-          <w:spacing w:val="-5"/>
-        </w:rPr>
-        <w:t xml:space="preserve"> </w:t>
+        <w:t>Objective</w:t>
       </w:r>
       <w:r>
         <w:rPr>
           <w:color w:val="333333"/>
           <w:spacing w:val="-2"/>
         </w:rPr>
-        <w:t>list.</w:t>
-      </w:r>
-    </w:p>
-    <w:p>
-      <w:pPr>
-        <w:pStyle w:val="BodyText"/>
-        <w:spacing w:before="25"/>
-      </w:pPr>
-    </w:p>
-    <w:p>
-      <w:pPr>
-        <w:pStyle w:val="ListParagraph"/>
-        <w:numPr>
-          <w:ilvl w:val="2"/>
-          <w:numId w:val="1"/>
-        </w:numPr>
-        <w:tabs>
-          <w:tab w:val="left" w:pos="299"/>
-        </w:tabs>
-        <w:ind w:right="581" w:firstLine="0"/>
-      </w:pPr>
-      <w:bookmarkStart w:id="8" w:name="-_We_want_to_use_free_and_public_data_to"/>
-      <w:bookmarkEnd w:id="8"/>
-      <w:r>
-        <w:rPr>
-          <w:color w:val="333333"/>
-        </w:rPr>
-        <w:t>We</w:t>
-      </w:r>
-      <w:r>
-        <w:rPr>
-          <w:color w:val="333333"/>
-          <w:spacing w:val="-2"/>
-        </w:rPr>
-        <w:t xml:space="preserve"> </w:t>
-      </w:r>
-      <w:r>
-        <w:rPr>
-          <w:color w:val="333333"/>
-        </w:rPr>
-        <w:t>want</w:t>
-      </w:r>
-      <w:r>
-        <w:rPr>
-          <w:color w:val="333333"/>
-          <w:spacing w:val="-2"/>
-        </w:rPr>
-        <w:t xml:space="preserve"> </w:t>
-      </w:r>
-      <w:r>
-        <w:rPr>
-          <w:color w:val="333333"/>
-        </w:rPr>
-        <w:t>to</w:t>
-      </w:r>
-      <w:r>
-        <w:rPr>
-          <w:color w:val="333333"/>
-          <w:spacing w:val="-2"/>
-        </w:rPr>
-        <w:t xml:space="preserve"> </w:t>
-      </w:r>
-      <w:r>
-        <w:rPr>
-          <w:color w:val="333333"/>
-        </w:rPr>
-        <w:t>use</w:t>
-      </w:r>
-      <w:r>
-        <w:rPr>
-          <w:color w:val="333333"/>
-          <w:spacing w:val="-2"/>
-        </w:rPr>
-        <w:t xml:space="preserve"> </w:t>
-      </w:r>
-      <w:r>
-        <w:rPr>
-          <w:color w:val="333333"/>
-        </w:rPr>
-        <w:t>free</w:t>
-      </w:r>
-      <w:r>
-        <w:rPr>
-          <w:color w:val="333333"/>
-          <w:spacing w:val="-2"/>
-        </w:rPr>
-        <w:t xml:space="preserve"> </w:t>
-      </w:r>
-      <w:r>
-        <w:rPr>
-          <w:color w:val="333333"/>
-        </w:rPr>
-        <w:t>and</w:t>
-      </w:r>
-      <w:r>
-        <w:rPr>
-          <w:color w:val="333333"/>
-          <w:spacing w:val="-2"/>
-        </w:rPr>
-        <w:t xml:space="preserve"> </w:t>
-      </w:r>
-      <w:r>
-        <w:rPr>
-          <w:color w:val="333333"/>
-        </w:rPr>
-        <w:t>public</w:t>
-      </w:r>
-      <w:r>
-        <w:rPr>
-          <w:color w:val="333333"/>
-          <w:spacing w:val="-2"/>
-        </w:rPr>
-        <w:t xml:space="preserve"> </w:t>
-      </w:r>
-      <w:r>
-        <w:rPr>
-          <w:color w:val="333333"/>
-        </w:rPr>
-        <w:t>data</w:t>
-      </w:r>
-      <w:r>
-        <w:rPr>
-          <w:color w:val="333333"/>
-          <w:spacing w:val="-2"/>
-        </w:rPr>
-        <w:t xml:space="preserve"> </w:t>
-      </w:r>
-      <w:r>
-        <w:rPr>
-          <w:color w:val="333333"/>
-        </w:rPr>
-        <w:t>to</w:t>
-      </w:r>
-      <w:r>
-        <w:rPr>
-          <w:color w:val="333333"/>
-          <w:spacing w:val="-2"/>
-        </w:rPr>
-        <w:t xml:space="preserve"> </w:t>
-      </w:r>
-      <w:r>
-        <w:rPr>
-          <w:color w:val="333333"/>
-        </w:rPr>
-        <w:t>make</w:t>
-      </w:r>
-      <w:r>
-        <w:rPr>
-          <w:color w:val="333333"/>
-          <w:spacing w:val="-2"/>
-        </w:rPr>
-        <w:t xml:space="preserve"> </w:t>
-      </w:r>
-      <w:r>
-        <w:rPr>
-          <w:color w:val="333333"/>
-        </w:rPr>
-        <w:t>sure</w:t>
-      </w:r>
-      <w:r>
-        <w:rPr>
-          <w:color w:val="333333"/>
-          <w:spacing w:val="-2"/>
-        </w:rPr>
-        <w:t xml:space="preserve"> </w:t>
-      </w:r>
-      <w:r>
-        <w:rPr>
-          <w:color w:val="333333"/>
-        </w:rPr>
-        <w:t>that</w:t>
-      </w:r>
-      <w:r>
-        <w:rPr>
-          <w:color w:val="333333"/>
-          <w:spacing w:val="-2"/>
-        </w:rPr>
-        <w:t xml:space="preserve"> </w:t>
-      </w:r>
-      <w:r>
-        <w:rPr>
-          <w:color w:val="333333"/>
-        </w:rPr>
-        <w:t>the</w:t>
-      </w:r>
-      <w:r>
-        <w:rPr>
-          <w:color w:val="333333"/>
-          <w:spacing w:val="-3"/>
-        </w:rPr>
-        <w:t xml:space="preserve"> </w:t>
-      </w:r>
-      <w:r>
-        <w:rPr>
-          <w:color w:val="333333"/>
-        </w:rPr>
-        <w:t>model</w:t>
-      </w:r>
-      <w:r>
-        <w:rPr>
-          <w:color w:val="333333"/>
-          <w:spacing w:val="-2"/>
-        </w:rPr>
-        <w:t xml:space="preserve"> </w:t>
-      </w:r>
-      <w:r>
-        <w:rPr>
-          <w:color w:val="333333"/>
-        </w:rPr>
-        <w:t>is</w:t>
-      </w:r>
-      <w:r>
-        <w:rPr>
-          <w:color w:val="333333"/>
-          <w:spacing w:val="-2"/>
-        </w:rPr>
-        <w:t xml:space="preserve"> </w:t>
-      </w:r>
-      <w:r>
-        <w:rPr>
-          <w:color w:val="333333"/>
-        </w:rPr>
-        <w:t>accurate</w:t>
-      </w:r>
-      <w:r>
-        <w:rPr>
-          <w:color w:val="333333"/>
-          <w:spacing w:val="-2"/>
-        </w:rPr>
-        <w:t xml:space="preserve"> </w:t>
-      </w:r>
-      <w:r>
-        <w:rPr>
-          <w:color w:val="333333"/>
-        </w:rPr>
-        <w:t>and</w:t>
-      </w:r>
-      <w:r>
-        <w:rPr>
-          <w:color w:val="333333"/>
-          <w:spacing w:val="-2"/>
-        </w:rPr>
-        <w:t xml:space="preserve"> </w:t>
-      </w:r>
-      <w:r>
-        <w:rPr>
-          <w:color w:val="333333"/>
-        </w:rPr>
-        <w:t>does</w:t>
-      </w:r>
-      <w:r>
-        <w:rPr>
-          <w:color w:val="333333"/>
-          <w:spacing w:val="-2"/>
-        </w:rPr>
-        <w:t xml:space="preserve"> </w:t>
-      </w:r>
-      <w:r>
-        <w:rPr>
-          <w:color w:val="333333"/>
-        </w:rPr>
-        <w:t>not cost anything.</w:t>
-      </w:r>
-    </w:p>
-    <w:p>
-      <w:pPr>
-        <w:pStyle w:val="BodyText"/>
-        <w:spacing w:before="27"/>
-      </w:pPr>
-    </w:p>
-    <w:p>
-      <w:pPr>
-        <w:pStyle w:val="ListParagraph"/>
-        <w:numPr>
-          <w:ilvl w:val="2"/>
-          <w:numId w:val="1"/>
-        </w:numPr>
-        <w:tabs>
-          <w:tab w:val="left" w:pos="299"/>
-        </w:tabs>
-        <w:ind w:right="656" w:firstLine="0"/>
-      </w:pPr>
-      <w:bookmarkStart w:id="9" w:name="-_We_want_to_make_a_dashboard_that_hospi"/>
-      <w:bookmarkEnd w:id="9"/>
-      <w:r>
-        <w:rPr>
-          <w:color w:val="333333"/>
-        </w:rPr>
-        <w:t>We</w:t>
-      </w:r>
-      <w:r>
-        <w:rPr>
-          <w:color w:val="333333"/>
-          <w:spacing w:val="-3"/>
-        </w:rPr>
-        <w:t xml:space="preserve"> </w:t>
-      </w:r>
-      <w:r>
-        <w:rPr>
-          <w:color w:val="333333"/>
-        </w:rPr>
-        <w:t>want</w:t>
-      </w:r>
-      <w:r>
-        <w:rPr>
-          <w:color w:val="333333"/>
-          <w:spacing w:val="-3"/>
-        </w:rPr>
-        <w:t xml:space="preserve"> </w:t>
-      </w:r>
-      <w:r>
-        <w:rPr>
-          <w:color w:val="333333"/>
-        </w:rPr>
-        <w:t>to</w:t>
-      </w:r>
-      <w:r>
-        <w:rPr>
-          <w:color w:val="333333"/>
-          <w:spacing w:val="-3"/>
-        </w:rPr>
-        <w:t xml:space="preserve"> </w:t>
-      </w:r>
-      <w:r>
-        <w:rPr>
-          <w:color w:val="333333"/>
-        </w:rPr>
-        <w:t>make</w:t>
-      </w:r>
-      <w:r>
-        <w:rPr>
-          <w:color w:val="333333"/>
-          <w:spacing w:val="-3"/>
-        </w:rPr>
-        <w:t xml:space="preserve"> </w:t>
-      </w:r>
-      <w:r>
-        <w:rPr>
-          <w:color w:val="333333"/>
-        </w:rPr>
-        <w:t>a</w:t>
-      </w:r>
-      <w:r>
-        <w:rPr>
-          <w:color w:val="333333"/>
-          <w:spacing w:val="-3"/>
-        </w:rPr>
-        <w:t xml:space="preserve"> </w:t>
-      </w:r>
-      <w:r>
-        <w:rPr>
-          <w:color w:val="333333"/>
-        </w:rPr>
-        <w:t>dashboard</w:t>
-      </w:r>
-      <w:r>
-        <w:rPr>
-          <w:color w:val="333333"/>
-          <w:spacing w:val="-3"/>
-        </w:rPr>
-        <w:t xml:space="preserve"> </w:t>
-      </w:r>
-      <w:r>
-        <w:rPr>
-          <w:color w:val="333333"/>
-        </w:rPr>
-        <w:t>that</w:t>
-      </w:r>
-      <w:r>
-        <w:rPr>
-          <w:color w:val="333333"/>
-          <w:spacing w:val="-4"/>
-        </w:rPr>
-        <w:t xml:space="preserve"> </w:t>
-      </w:r>
-      <w:r>
-        <w:rPr>
-          <w:color w:val="333333"/>
-        </w:rPr>
-        <w:t>hospital</w:t>
-      </w:r>
-      <w:r>
-        <w:rPr>
-          <w:color w:val="333333"/>
-          <w:spacing w:val="-3"/>
-        </w:rPr>
-        <w:t xml:space="preserve"> </w:t>
-      </w:r>
-      <w:r>
-        <w:rPr>
-          <w:color w:val="333333"/>
-        </w:rPr>
-        <w:t>managers</w:t>
-      </w:r>
-      <w:r>
-        <w:rPr>
-          <w:color w:val="333333"/>
-          <w:spacing w:val="-3"/>
-        </w:rPr>
-        <w:t xml:space="preserve"> </w:t>
-      </w:r>
-      <w:r>
-        <w:rPr>
-          <w:color w:val="333333"/>
-        </w:rPr>
-        <w:t>can</w:t>
-      </w:r>
-      <w:r>
-        <w:rPr>
-          <w:color w:val="333333"/>
-          <w:spacing w:val="-4"/>
-        </w:rPr>
-        <w:t xml:space="preserve"> </w:t>
-      </w:r>
-      <w:r>
-        <w:rPr>
-          <w:color w:val="333333"/>
-        </w:rPr>
-        <w:t>use</w:t>
-      </w:r>
-      <w:r>
-        <w:rPr>
-          <w:color w:val="333333"/>
-          <w:spacing w:val="-3"/>
-        </w:rPr>
-        <w:t xml:space="preserve"> </w:t>
-      </w:r>
-      <w:r>
-        <w:rPr>
-          <w:color w:val="333333"/>
-        </w:rPr>
-        <w:t>to</w:t>
-      </w:r>
-      <w:r>
-        <w:rPr>
-          <w:color w:val="333333"/>
-          <w:spacing w:val="-3"/>
-        </w:rPr>
-        <w:t xml:space="preserve"> </w:t>
-      </w:r>
-      <w:r>
-        <w:rPr>
-          <w:color w:val="333333"/>
-        </w:rPr>
-        <w:t>see</w:t>
-      </w:r>
-      <w:r>
-        <w:rPr>
-          <w:color w:val="333333"/>
-          <w:spacing w:val="-3"/>
-        </w:rPr>
-        <w:t xml:space="preserve"> </w:t>
-      </w:r>
-      <w:r>
-        <w:rPr>
-          <w:color w:val="333333"/>
-        </w:rPr>
-        <w:t>the</w:t>
-      </w:r>
-      <w:r>
-        <w:rPr>
-          <w:color w:val="333333"/>
-          <w:spacing w:val="-3"/>
-        </w:rPr>
-        <w:t xml:space="preserve"> </w:t>
-      </w:r>
-      <w:r>
-        <w:rPr>
-          <w:color w:val="333333"/>
-        </w:rPr>
-        <w:t>predictions</w:t>
-      </w:r>
-      <w:r>
-        <w:rPr>
-          <w:color w:val="333333"/>
-          <w:spacing w:val="-3"/>
-        </w:rPr>
-        <w:t xml:space="preserve"> </w:t>
-      </w:r>
-      <w:r>
-        <w:rPr>
-          <w:color w:val="333333"/>
-        </w:rPr>
-        <w:t>and make decisions.</w:t>
+        <w:t>s</w:t>
       </w:r>
     </w:p>
     <w:p>
       <w:pPr>
         <w:pStyle w:val="BodyText"/>
         <w:spacing w:before="28"/>
-      </w:pPr>
-    </w:p>
-    <w:p>
-      <w:pPr>
-        <w:pStyle w:val="ListParagraph"/>
-        <w:numPr>
-          <w:ilvl w:val="2"/>
-          <w:numId w:val="1"/>
-        </w:numPr>
-        <w:tabs>
-          <w:tab w:val="left" w:pos="299"/>
-        </w:tabs>
-        <w:ind w:left="299" w:hanging="134"/>
-      </w:pPr>
-      <w:bookmarkStart w:id="10" w:name="-_We_want_to_test_the_model_to_make_sure"/>
-      <w:bookmarkEnd w:id="10"/>
-      <w:r>
-        <w:rPr>
-          <w:color w:val="333333"/>
-        </w:rPr>
-        <w:t>We</w:t>
-      </w:r>
-      <w:r>
-        <w:rPr>
-          <w:color w:val="333333"/>
-          <w:spacing w:val="-5"/>
-        </w:rPr>
-        <w:t xml:space="preserve"> </w:t>
-      </w:r>
-      <w:r>
-        <w:rPr>
-          <w:color w:val="333333"/>
-        </w:rPr>
-        <w:t>want</w:t>
-      </w:r>
-      <w:r>
-        <w:rPr>
-          <w:color w:val="333333"/>
-          <w:spacing w:val="-4"/>
-        </w:rPr>
-        <w:t xml:space="preserve"> </w:t>
-      </w:r>
-      <w:r>
-        <w:rPr>
-          <w:color w:val="333333"/>
-        </w:rPr>
-        <w:t>to</w:t>
-      </w:r>
-      <w:r>
-        <w:rPr>
-          <w:color w:val="333333"/>
-          <w:spacing w:val="-4"/>
-        </w:rPr>
-        <w:t xml:space="preserve"> </w:t>
-      </w:r>
-      <w:r>
-        <w:rPr>
-          <w:color w:val="333333"/>
-        </w:rPr>
-        <w:t>test</w:t>
-      </w:r>
-      <w:r>
-        <w:rPr>
-          <w:color w:val="333333"/>
-          <w:spacing w:val="-4"/>
-        </w:rPr>
-        <w:t xml:space="preserve"> </w:t>
-      </w:r>
-      <w:r>
-        <w:rPr>
-          <w:color w:val="333333"/>
-        </w:rPr>
-        <w:t>the</w:t>
-      </w:r>
-      <w:r>
-        <w:rPr>
-          <w:color w:val="333333"/>
-          <w:spacing w:val="-5"/>
-        </w:rPr>
-        <w:t xml:space="preserve"> </w:t>
-      </w:r>
-      <w:r>
-        <w:rPr>
-          <w:color w:val="333333"/>
-        </w:rPr>
-        <w:t>model</w:t>
-      </w:r>
-      <w:r>
-        <w:rPr>
-          <w:color w:val="333333"/>
-          <w:spacing w:val="-4"/>
-        </w:rPr>
-        <w:t xml:space="preserve"> </w:t>
-      </w:r>
-      <w:r>
-        <w:rPr>
-          <w:color w:val="333333"/>
-        </w:rPr>
-        <w:t>to</w:t>
-      </w:r>
-      <w:r>
-        <w:rPr>
-          <w:color w:val="333333"/>
-          <w:spacing w:val="-4"/>
-        </w:rPr>
-        <w:t xml:space="preserve"> </w:t>
-      </w:r>
-      <w:r>
-        <w:rPr>
-          <w:color w:val="333333"/>
-        </w:rPr>
-        <w:t>make</w:t>
-      </w:r>
-      <w:r>
-        <w:rPr>
-          <w:color w:val="333333"/>
-          <w:spacing w:val="-4"/>
-        </w:rPr>
-        <w:t xml:space="preserve"> </w:t>
-      </w:r>
-      <w:r>
-        <w:rPr>
-          <w:color w:val="333333"/>
-        </w:rPr>
-        <w:t>sure</w:t>
-      </w:r>
-      <w:r>
-        <w:rPr>
-          <w:color w:val="333333"/>
-          <w:spacing w:val="-4"/>
-        </w:rPr>
-        <w:t xml:space="preserve"> </w:t>
-      </w:r>
-      <w:r>
-        <w:rPr>
-          <w:color w:val="333333"/>
-        </w:rPr>
-        <w:t>that</w:t>
-      </w:r>
-      <w:r>
-        <w:rPr>
-          <w:color w:val="333333"/>
-          <w:spacing w:val="-5"/>
-        </w:rPr>
-        <w:t xml:space="preserve"> </w:t>
-      </w:r>
-      <w:r>
-        <w:rPr>
-          <w:color w:val="333333"/>
-        </w:rPr>
-        <w:t>it</w:t>
-      </w:r>
-      <w:r>
-        <w:rPr>
-          <w:color w:val="333333"/>
-          <w:spacing w:val="-5"/>
-        </w:rPr>
-        <w:t xml:space="preserve"> </w:t>
-      </w:r>
-      <w:r>
-        <w:rPr>
-          <w:color w:val="333333"/>
-        </w:rPr>
-        <w:t>is</w:t>
-      </w:r>
-      <w:r>
-        <w:rPr>
-          <w:color w:val="333333"/>
-          <w:spacing w:val="-4"/>
-        </w:rPr>
-        <w:t xml:space="preserve"> </w:t>
-      </w:r>
-      <w:r>
-        <w:rPr>
-          <w:color w:val="333333"/>
-        </w:rPr>
-        <w:t>accurate</w:t>
-      </w:r>
-      <w:r>
-        <w:rPr>
-          <w:color w:val="333333"/>
-          <w:spacing w:val="-5"/>
-        </w:rPr>
-        <w:t xml:space="preserve"> </w:t>
-      </w:r>
-      <w:r>
-        <w:rPr>
-          <w:color w:val="333333"/>
-        </w:rPr>
-        <w:t>and</w:t>
-      </w:r>
-      <w:r>
-        <w:rPr>
-          <w:color w:val="333333"/>
-          <w:spacing w:val="-4"/>
-        </w:rPr>
-        <w:t xml:space="preserve"> </w:t>
-      </w:r>
-      <w:r>
-        <w:rPr>
-          <w:color w:val="333333"/>
-        </w:rPr>
-        <w:t>does</w:t>
-      </w:r>
-      <w:r>
-        <w:rPr>
-          <w:color w:val="333333"/>
-          <w:spacing w:val="-5"/>
-        </w:rPr>
-        <w:t xml:space="preserve"> </w:t>
-      </w:r>
-      <w:r>
-        <w:rPr>
-          <w:color w:val="333333"/>
-        </w:rPr>
-        <w:t>not</w:t>
-      </w:r>
-      <w:r>
-        <w:rPr>
-          <w:color w:val="333333"/>
-          <w:spacing w:val="-4"/>
-        </w:rPr>
-        <w:t xml:space="preserve"> </w:t>
-      </w:r>
-      <w:r>
-        <w:rPr>
-          <w:color w:val="333333"/>
-        </w:rPr>
-        <w:t>make</w:t>
-      </w:r>
-      <w:r>
-        <w:rPr>
-          <w:color w:val="333333"/>
-          <w:spacing w:val="-4"/>
-        </w:rPr>
-        <w:t xml:space="preserve"> </w:t>
-      </w:r>
-      <w:r>
-        <w:rPr>
-          <w:color w:val="333333"/>
-          <w:spacing w:val="-2"/>
-        </w:rPr>
-        <w:t>mistakes.</w:t>
-      </w:r>
+        <w:rPr>
+          <w:color w:val="333333"/>
+        </w:rPr>
+      </w:pPr>
+      <w:bookmarkStart w:id="5" w:name="-_We_want_to_make_a_machine_learning_mod"/>
+      <w:bookmarkEnd w:id="5"/>
     </w:p>
     <w:p>
       <w:pPr>
         <w:pStyle w:val="BodyText"/>
-        <w:spacing w:before="26"/>
-      </w:pPr>
-    </w:p>
-    <w:p>
-      <w:pPr>
-        <w:pStyle w:val="ListParagraph"/>
-        <w:numPr>
-          <w:ilvl w:val="2"/>
-          <w:numId w:val="1"/>
-        </w:numPr>
-        <w:tabs>
-          <w:tab w:val="left" w:pos="298"/>
-        </w:tabs>
-        <w:ind w:left="164" w:right="826" w:firstLine="0"/>
-      </w:pPr>
-      <w:bookmarkStart w:id="11" w:name="-_We_want_to_find_out_what_makes_the_mod"/>
-      <w:bookmarkEnd w:id="11"/>
-      <w:r>
-        <w:rPr>
-          <w:color w:val="333333"/>
-        </w:rPr>
-        <w:t>We</w:t>
-      </w:r>
-      <w:r>
-        <w:rPr>
-          <w:color w:val="333333"/>
-          <w:spacing w:val="-2"/>
-        </w:rPr>
-        <w:t xml:space="preserve"> </w:t>
-      </w:r>
-      <w:r>
-        <w:rPr>
-          <w:color w:val="333333"/>
-        </w:rPr>
-        <w:t>want</w:t>
-      </w:r>
-      <w:r>
-        <w:rPr>
-          <w:color w:val="333333"/>
-          <w:spacing w:val="-2"/>
-        </w:rPr>
-        <w:t xml:space="preserve"> </w:t>
-      </w:r>
-      <w:r>
-        <w:rPr>
-          <w:color w:val="333333"/>
-        </w:rPr>
-        <w:t>to</w:t>
-      </w:r>
-      <w:r>
-        <w:rPr>
-          <w:color w:val="333333"/>
-          <w:spacing w:val="-2"/>
-        </w:rPr>
-        <w:t xml:space="preserve"> </w:t>
-      </w:r>
-      <w:r>
-        <w:rPr>
-          <w:color w:val="333333"/>
-        </w:rPr>
-        <w:t>find</w:t>
-      </w:r>
-      <w:r>
-        <w:rPr>
-          <w:color w:val="333333"/>
-          <w:spacing w:val="-2"/>
-        </w:rPr>
-        <w:t xml:space="preserve"> </w:t>
-      </w:r>
-      <w:r>
-        <w:rPr>
-          <w:color w:val="333333"/>
-        </w:rPr>
-        <w:t>out</w:t>
-      </w:r>
-      <w:r>
-        <w:rPr>
-          <w:color w:val="333333"/>
-          <w:spacing w:val="-2"/>
-        </w:rPr>
-        <w:t xml:space="preserve"> </w:t>
-      </w:r>
-      <w:r>
-        <w:rPr>
-          <w:color w:val="333333"/>
-        </w:rPr>
-        <w:t>what</w:t>
-      </w:r>
-      <w:r>
-        <w:rPr>
-          <w:color w:val="333333"/>
-          <w:spacing w:val="-2"/>
-        </w:rPr>
-        <w:t xml:space="preserve"> </w:t>
-      </w:r>
-      <w:r>
-        <w:rPr>
-          <w:color w:val="333333"/>
-        </w:rPr>
-        <w:t>makes</w:t>
-      </w:r>
-      <w:r>
-        <w:rPr>
-          <w:color w:val="333333"/>
-          <w:spacing w:val="-2"/>
-        </w:rPr>
-        <w:t xml:space="preserve"> </w:t>
-      </w:r>
-      <w:r>
-        <w:rPr>
-          <w:color w:val="333333"/>
-        </w:rPr>
-        <w:t>the</w:t>
-      </w:r>
-      <w:r>
-        <w:rPr>
-          <w:color w:val="333333"/>
-          <w:spacing w:val="-2"/>
-        </w:rPr>
-        <w:t xml:space="preserve"> </w:t>
-      </w:r>
-      <w:r>
-        <w:rPr>
-          <w:color w:val="333333"/>
-        </w:rPr>
-        <w:t>model</w:t>
-      </w:r>
-      <w:r>
-        <w:rPr>
-          <w:color w:val="333333"/>
-          <w:spacing w:val="-2"/>
-        </w:rPr>
-        <w:t xml:space="preserve"> </w:t>
-      </w:r>
-      <w:r>
-        <w:rPr>
-          <w:color w:val="333333"/>
-        </w:rPr>
-        <w:t>make</w:t>
-      </w:r>
-      <w:r>
-        <w:rPr>
-          <w:color w:val="333333"/>
-          <w:spacing w:val="-2"/>
-        </w:rPr>
-        <w:t xml:space="preserve"> </w:t>
-      </w:r>
-      <w:r>
-        <w:rPr>
-          <w:color w:val="333333"/>
-        </w:rPr>
-        <w:t>predictions</w:t>
-      </w:r>
-      <w:r>
-        <w:rPr>
-          <w:color w:val="333333"/>
-          <w:spacing w:val="-2"/>
-        </w:rPr>
-        <w:t xml:space="preserve"> </w:t>
-      </w:r>
-      <w:r>
-        <w:rPr>
-          <w:color w:val="333333"/>
-        </w:rPr>
-        <w:t>so</w:t>
-      </w:r>
-      <w:r>
-        <w:rPr>
-          <w:color w:val="333333"/>
-          <w:spacing w:val="-2"/>
-        </w:rPr>
-        <w:t xml:space="preserve"> </w:t>
-      </w:r>
-      <w:r>
-        <w:rPr>
-          <w:color w:val="333333"/>
-        </w:rPr>
-        <w:t>that</w:t>
-      </w:r>
-      <w:r>
-        <w:rPr>
-          <w:color w:val="333333"/>
-          <w:spacing w:val="-3"/>
-        </w:rPr>
-        <w:t xml:space="preserve"> </w:t>
-      </w:r>
-      <w:r>
-        <w:rPr>
-          <w:color w:val="333333"/>
-        </w:rPr>
-        <w:t>we</w:t>
-      </w:r>
-      <w:r>
-        <w:rPr>
-          <w:color w:val="333333"/>
-          <w:spacing w:val="-2"/>
-        </w:rPr>
-        <w:t xml:space="preserve"> </w:t>
-      </w:r>
-      <w:r>
-        <w:rPr>
-          <w:color w:val="333333"/>
-        </w:rPr>
-        <w:t>can</w:t>
-      </w:r>
-      <w:r>
-        <w:rPr>
-          <w:color w:val="333333"/>
-          <w:spacing w:val="-2"/>
-        </w:rPr>
-        <w:t xml:space="preserve"> </w:t>
-      </w:r>
-      <w:r>
-        <w:rPr>
-          <w:color w:val="333333"/>
-        </w:rPr>
-        <w:t>tell</w:t>
-      </w:r>
-      <w:r>
-        <w:rPr>
-          <w:color w:val="333333"/>
-          <w:spacing w:val="-2"/>
-        </w:rPr>
-        <w:t xml:space="preserve"> </w:t>
-      </w:r>
-      <w:r>
-        <w:rPr>
-          <w:color w:val="333333"/>
-        </w:rPr>
-        <w:t>hospital managers what they need to know.</w:t>
+        <w:spacing w:before="28"/>
+        <w:rPr>
+          <w:color w:val="333333"/>
+        </w:rPr>
+      </w:pPr>
+      <w:r>
+        <w:rPr>
+          <w:color w:val="333333"/>
+        </w:rPr>
+        <w:t>We wish to create a machine learning model to predict the waiting list for hospitals.</w:t>
+      </w:r>
+    </w:p>
+    <w:p>
+      <w:pPr>
+        <w:pStyle w:val="BodyText"/>
+        <w:spacing w:before="28"/>
+        <w:rPr>
+          <w:color w:val="333333"/>
+        </w:rPr>
+      </w:pPr>
+    </w:p>
+    <w:p>
+      <w:pPr>
+        <w:pStyle w:val="BodyText"/>
+        <w:spacing w:before="28"/>
+        <w:rPr>
+          <w:color w:val="333333"/>
+        </w:rPr>
+      </w:pPr>
+      <w:r>
+        <w:rPr>
+          <w:color w:val="333333"/>
+        </w:rPr>
+        <w:t>We want to use free and public data and we want that the model is free of cost and is accurate.</w:t>
+      </w:r>
+    </w:p>
+    <w:p>
+      <w:pPr>
+        <w:pStyle w:val="BodyText"/>
+        <w:spacing w:before="28"/>
+        <w:rPr>
+          <w:color w:val="333333"/>
+        </w:rPr>
+      </w:pPr>
+    </w:p>
+    <w:p>
+      <w:pPr>
+        <w:pStyle w:val="BodyText"/>
+        <w:spacing w:before="28"/>
+        <w:rPr>
+          <w:color w:val="333333"/>
+        </w:rPr>
+      </w:pPr>
+      <w:r>
+        <w:rPr>
+          <w:color w:val="333333"/>
+        </w:rPr>
+        <w:t>We would like to create a dashboard that hospital managers can view to take decisions based on the predictions.</w:t>
+      </w:r>
+    </w:p>
+    <w:p>
+      <w:pPr>
+        <w:pStyle w:val="BodyText"/>
+        <w:spacing w:before="28"/>
+        <w:rPr>
+          <w:color w:val="333333"/>
+        </w:rPr>
+      </w:pPr>
+    </w:p>
+    <w:p>
+      <w:pPr>
+        <w:pStyle w:val="BodyText"/>
+        <w:spacing w:before="28"/>
+        <w:rPr>
+          <w:color w:val="333333"/>
+        </w:rPr>
+      </w:pPr>
+      <w:r>
+        <w:rPr>
+          <w:color w:val="333333"/>
+        </w:rPr>
+        <w:t>Our goal is</w:t>
+      </w:r>
+      <w:r>
+        <w:rPr>
+          <w:color w:val="333333"/>
+        </w:rPr>
+        <w:t xml:space="preserve"> to test the model to ensure it is correct and doesn't </w:t>
+      </w:r>
+      <w:r>
+        <w:rPr>
+          <w:color w:val="333333"/>
+        </w:rPr>
+        <w:t xml:space="preserve">make </w:t>
+      </w:r>
+      <w:r>
+        <w:rPr>
+          <w:color w:val="333333"/>
+        </w:rPr>
+        <w:t>err</w:t>
+      </w:r>
+      <w:r>
+        <w:rPr>
+          <w:color w:val="333333"/>
+        </w:rPr>
+        <w:t>ors</w:t>
+      </w:r>
+      <w:r>
+        <w:rPr>
+          <w:color w:val="333333"/>
+        </w:rPr>
+        <w:t>.</w:t>
+      </w:r>
+    </w:p>
+    <w:p>
+      <w:pPr>
+        <w:pStyle w:val="BodyText"/>
+        <w:spacing w:before="28"/>
+        <w:rPr>
+          <w:color w:val="333333"/>
+        </w:rPr>
+      </w:pPr>
+    </w:p>
+    <w:p>
+      <w:pPr>
+        <w:pStyle w:val="BodyText"/>
+        <w:spacing w:before="28"/>
+        <w:rPr>
+          <w:color w:val="333333"/>
+        </w:rPr>
+      </w:pPr>
+      <w:r>
+        <w:rPr>
+          <w:color w:val="333333"/>
+        </w:rPr>
+        <w:t xml:space="preserve">We </w:t>
+      </w:r>
+      <w:r>
+        <w:rPr>
+          <w:color w:val="333333"/>
+        </w:rPr>
+        <w:t>would like</w:t>
+      </w:r>
+      <w:r>
+        <w:rPr>
+          <w:color w:val="333333"/>
+        </w:rPr>
+        <w:t xml:space="preserve"> to find out what makes the model make predictions so that we can tell hospital managers what they need to </w:t>
+      </w:r>
+      <w:r>
+        <w:rPr>
+          <w:color w:val="333333"/>
+        </w:rPr>
+        <w:t>watch out for</w:t>
+      </w:r>
+      <w:r>
+        <w:rPr>
+          <w:color w:val="333333"/>
+        </w:rPr>
+        <w:t>.</w:t>
       </w:r>
     </w:p>
     <w:p>
@@ -5601,8 +3066,8 @@
           <w:color w:val="333333"/>
         </w:rPr>
       </w:pPr>
-      <w:bookmarkStart w:id="12" w:name="1.3_Scope"/>
-      <w:bookmarkEnd w:id="12"/>
+      <w:bookmarkStart w:id="6" w:name="1.3_Scope"/>
+      <w:bookmarkEnd w:id="6"/>
       <w:r>
         <w:rPr>
           <w:color w:val="333333"/>
@@ -5613,265 +3078,55 @@
     </w:p>
     <w:p>
       <w:pPr>
-        <w:pStyle w:val="BodyText"/>
-        <w:spacing w:before="81"/>
-        <w:ind w:left="165" w:right="520"/>
+        <w:pStyle w:val="Heading3"/>
+        <w:tabs>
+          <w:tab w:val="left" w:pos="597"/>
+        </w:tabs>
+        <w:ind w:left="164" w:firstLine="0"/>
         <w:jc w:val="both"/>
-      </w:pPr>
-      <w:r>
-        <w:rPr>
-          <w:color w:val="333333"/>
-        </w:rPr>
-        <w:t>This project</w:t>
-      </w:r>
-      <w:r>
-        <w:rPr>
-          <w:color w:val="333333"/>
-          <w:spacing w:val="-1"/>
-        </w:rPr>
-        <w:t xml:space="preserve"> </w:t>
-      </w:r>
-      <w:r>
-        <w:rPr>
-          <w:color w:val="333333"/>
-        </w:rPr>
-        <w:t>is about the Irish Hospital Demand Forecaster. We used data from the National Treatment Purchase Fund to make the model. We looked at the waiting list for inpatient and day</w:t>
-      </w:r>
-      <w:r>
-        <w:rPr>
-          <w:color w:val="333333"/>
-          <w:spacing w:val="-2"/>
-        </w:rPr>
-        <w:t xml:space="preserve"> </w:t>
+        <w:rPr>
+          <w:color w:val="333333"/>
+        </w:rPr>
+      </w:pPr>
+    </w:p>
+    <w:p>
+      <w:r>
+        <w:t xml:space="preserve">This project is about the Irish Hospital Demand Forecaster. We used data from the National Treatment Purchase Fund to make the model. We examined the waiting list of inpatient and day </w:t>
       </w:r>
       <w:proofErr w:type="spellStart"/>
       <w:r>
-        <w:rPr>
-          <w:color w:val="333333"/>
-        </w:rPr>
         <w:t>case</w:t>
       </w:r>
       <w:proofErr w:type="spellEnd"/>
       <w:r>
-        <w:rPr>
-          <w:color w:val="333333"/>
-          <w:spacing w:val="-2"/>
-        </w:rPr>
-        <w:t xml:space="preserve"> </w:t>
-      </w:r>
-      <w:r>
-        <w:rPr>
-          <w:color w:val="333333"/>
-        </w:rPr>
-        <w:t>patients.</w:t>
-      </w:r>
-      <w:r>
-        <w:rPr>
-          <w:color w:val="333333"/>
-          <w:spacing w:val="-2"/>
-        </w:rPr>
-        <w:t xml:space="preserve"> </w:t>
-      </w:r>
-      <w:r>
-        <w:rPr>
-          <w:color w:val="333333"/>
-        </w:rPr>
-        <w:t>We</w:t>
-      </w:r>
-      <w:r>
-        <w:rPr>
-          <w:color w:val="333333"/>
-          <w:spacing w:val="-2"/>
-        </w:rPr>
-        <w:t xml:space="preserve"> </w:t>
-      </w:r>
-      <w:r>
-        <w:rPr>
-          <w:color w:val="333333"/>
-        </w:rPr>
-        <w:t>did</w:t>
-      </w:r>
-      <w:r>
-        <w:rPr>
-          <w:color w:val="333333"/>
-          <w:spacing w:val="-2"/>
-        </w:rPr>
-        <w:t xml:space="preserve"> </w:t>
-      </w:r>
-      <w:r>
-        <w:rPr>
-          <w:color w:val="333333"/>
-        </w:rPr>
-        <w:t>not</w:t>
-      </w:r>
-      <w:r>
-        <w:rPr>
-          <w:color w:val="333333"/>
-          <w:spacing w:val="-2"/>
-        </w:rPr>
-        <w:t xml:space="preserve"> </w:t>
-      </w:r>
-      <w:r>
-        <w:rPr>
-          <w:color w:val="333333"/>
-        </w:rPr>
-        <w:t>look</w:t>
-      </w:r>
-      <w:r>
-        <w:rPr>
-          <w:color w:val="333333"/>
-          <w:spacing w:val="-2"/>
-        </w:rPr>
-        <w:t xml:space="preserve"> </w:t>
-      </w:r>
-      <w:r>
-        <w:rPr>
-          <w:color w:val="333333"/>
-        </w:rPr>
-        <w:t>at</w:t>
-      </w:r>
-      <w:r>
-        <w:rPr>
-          <w:color w:val="333333"/>
-          <w:spacing w:val="-3"/>
-        </w:rPr>
-        <w:t xml:space="preserve"> </w:t>
-      </w:r>
-      <w:r>
-        <w:rPr>
-          <w:color w:val="333333"/>
-        </w:rPr>
-        <w:t>the</w:t>
-      </w:r>
-      <w:r>
-        <w:rPr>
-          <w:color w:val="333333"/>
-          <w:spacing w:val="-2"/>
-        </w:rPr>
-        <w:t xml:space="preserve"> </w:t>
-      </w:r>
-      <w:r>
-        <w:rPr>
-          <w:color w:val="333333"/>
-        </w:rPr>
-        <w:t>waiting</w:t>
-      </w:r>
-      <w:r>
-        <w:rPr>
-          <w:color w:val="333333"/>
-          <w:spacing w:val="-2"/>
-        </w:rPr>
-        <w:t xml:space="preserve"> </w:t>
-      </w:r>
-      <w:r>
-        <w:rPr>
-          <w:color w:val="333333"/>
-        </w:rPr>
-        <w:t>list</w:t>
-      </w:r>
-      <w:r>
-        <w:rPr>
-          <w:color w:val="333333"/>
-          <w:spacing w:val="-2"/>
-        </w:rPr>
-        <w:t xml:space="preserve"> </w:t>
-      </w:r>
-      <w:r>
-        <w:rPr>
-          <w:color w:val="333333"/>
-        </w:rPr>
-        <w:t>for</w:t>
-      </w:r>
-      <w:r>
-        <w:rPr>
-          <w:color w:val="333333"/>
-          <w:spacing w:val="-2"/>
-        </w:rPr>
-        <w:t xml:space="preserve"> </w:t>
-      </w:r>
-      <w:r>
-        <w:rPr>
-          <w:color w:val="333333"/>
-        </w:rPr>
-        <w:t>outpatient</w:t>
-      </w:r>
-      <w:r>
-        <w:rPr>
-          <w:color w:val="333333"/>
-          <w:spacing w:val="-2"/>
-        </w:rPr>
-        <w:t xml:space="preserve"> </w:t>
-      </w:r>
-      <w:r>
-        <w:rPr>
-          <w:color w:val="333333"/>
-        </w:rPr>
-        <w:t>patients.</w:t>
-      </w:r>
-      <w:r>
-        <w:rPr>
-          <w:color w:val="333333"/>
-          <w:spacing w:val="-2"/>
-        </w:rPr>
-        <w:t xml:space="preserve"> </w:t>
-      </w:r>
-      <w:r>
-        <w:rPr>
-          <w:color w:val="333333"/>
-        </w:rPr>
-        <w:t>We</w:t>
-      </w:r>
-      <w:r>
-        <w:rPr>
-          <w:color w:val="333333"/>
-          <w:spacing w:val="-2"/>
-        </w:rPr>
-        <w:t xml:space="preserve"> </w:t>
-      </w:r>
-      <w:r>
-        <w:rPr>
-          <w:color w:val="333333"/>
-        </w:rPr>
-        <w:t>did</w:t>
-      </w:r>
-      <w:r>
-        <w:rPr>
-          <w:color w:val="333333"/>
-          <w:spacing w:val="-2"/>
-        </w:rPr>
-        <w:t xml:space="preserve"> </w:t>
-      </w:r>
-      <w:r>
-        <w:rPr>
-          <w:color w:val="333333"/>
-        </w:rPr>
-        <w:t>include</w:t>
-      </w:r>
-      <w:r>
-        <w:rPr>
-          <w:color w:val="333333"/>
-          <w:spacing w:val="-2"/>
-        </w:rPr>
-        <w:t xml:space="preserve"> </w:t>
-      </w:r>
-      <w:r>
-        <w:rPr>
-          <w:color w:val="333333"/>
-        </w:rPr>
-        <w:t>it in the dashboard so that hospital managers can see it.</w:t>
-      </w:r>
-    </w:p>
-    <w:p>
-      <w:pPr>
-        <w:pStyle w:val="BodyText"/>
-        <w:jc w:val="both"/>
-        <w:sectPr>
-          <w:pgSz w:w="11910" w:h="16840"/>
-          <w:pgMar w:top="1360" w:right="992" w:bottom="280" w:left="1275" w:header="720" w:footer="720" w:gutter="0"/>
-          <w:cols w:space="720"/>
-        </w:sectPr>
-      </w:pPr>
-    </w:p>
+        <w:t xml:space="preserve"> patients. Waiting lists for outpatients were not considered. We added it to the dashboard so that hospital managers can see.</w:t>
+      </w:r>
+    </w:p>
+    <w:p/>
+    <w:p/>
+    <w:p/>
+    <w:p/>
+    <w:p/>
+    <w:p/>
+    <w:p/>
+    <w:p/>
+    <w:p/>
+    <w:p/>
+    <w:p/>
+    <w:p/>
+    <w:p/>
+    <w:p/>
+    <w:p/>
+    <w:p/>
+    <w:p/>
+    <w:p/>
+    <w:p/>
+    <w:p/>
+    <w:p/>
+    <w:p/>
+    <w:p/>
+    <w:p/>
+    <w:p/>
     <w:p>
       <w:pPr>
         <w:pStyle w:val="Heading2"/>
@@ -5884,13 +3139,10 @@
         </w:tabs>
         <w:ind w:left="520" w:hanging="355"/>
       </w:pPr>
-      <w:bookmarkStart w:id="13" w:name="2._Business_Analysis:_SCRS_Framework"/>
-      <w:bookmarkEnd w:id="13"/>
       <w:r>
         <w:rPr>
           <w:color w:val="2070B5"/>
         </w:rPr>
-        <w:lastRenderedPageBreak/>
         <w:t>Business</w:t>
       </w:r>
       <w:r>
@@ -5936,206 +3188,18 @@
     </w:p>
     <w:p>
       <w:pPr>
-        <w:pStyle w:val="BodyText"/>
-        <w:spacing w:before="280"/>
-        <w:ind w:left="165" w:right="570"/>
-      </w:pPr>
-      <w:bookmarkStart w:id="14" w:name="We_used_the_SCRS_framework_to_analyze_th"/>
-      <w:bookmarkEnd w:id="14"/>
-      <w:r>
-        <w:rPr>
-          <w:color w:val="333333"/>
-        </w:rPr>
-        <w:t>We</w:t>
-      </w:r>
-      <w:r>
-        <w:rPr>
-          <w:color w:val="333333"/>
-          <w:spacing w:val="-3"/>
-        </w:rPr>
-        <w:t xml:space="preserve"> </w:t>
-      </w:r>
-      <w:r>
-        <w:rPr>
-          <w:color w:val="333333"/>
-        </w:rPr>
-        <w:t>used</w:t>
-      </w:r>
-      <w:r>
-        <w:rPr>
-          <w:color w:val="333333"/>
-          <w:spacing w:val="-3"/>
-        </w:rPr>
-        <w:t xml:space="preserve"> </w:t>
-      </w:r>
-      <w:r>
-        <w:rPr>
-          <w:color w:val="333333"/>
-        </w:rPr>
-        <w:t>the</w:t>
-      </w:r>
-      <w:r>
-        <w:rPr>
-          <w:color w:val="333333"/>
-          <w:spacing w:val="-3"/>
-        </w:rPr>
-        <w:t xml:space="preserve"> </w:t>
-      </w:r>
-      <w:r>
-        <w:rPr>
-          <w:color w:val="333333"/>
-        </w:rPr>
-        <w:t>SCRS</w:t>
-      </w:r>
-      <w:r>
-        <w:rPr>
-          <w:color w:val="333333"/>
-          <w:spacing w:val="-3"/>
-        </w:rPr>
-        <w:t xml:space="preserve"> </w:t>
-      </w:r>
-      <w:r>
-        <w:rPr>
-          <w:color w:val="333333"/>
-        </w:rPr>
-        <w:t>framework</w:t>
-      </w:r>
-      <w:r>
-        <w:rPr>
-          <w:color w:val="333333"/>
-          <w:spacing w:val="-3"/>
-        </w:rPr>
-        <w:t xml:space="preserve"> </w:t>
-      </w:r>
-      <w:r>
-        <w:rPr>
-          <w:color w:val="333333"/>
-        </w:rPr>
-        <w:t>to</w:t>
-      </w:r>
-      <w:r>
-        <w:rPr>
-          <w:color w:val="333333"/>
-          <w:spacing w:val="-3"/>
-        </w:rPr>
-        <w:t xml:space="preserve"> </w:t>
-      </w:r>
-      <w:r>
-        <w:rPr>
-          <w:color w:val="333333"/>
-        </w:rPr>
-        <w:t>analyze</w:t>
-      </w:r>
-      <w:r>
-        <w:rPr>
-          <w:color w:val="333333"/>
-          <w:spacing w:val="-3"/>
-        </w:rPr>
-        <w:t xml:space="preserve"> </w:t>
-      </w:r>
-      <w:r>
-        <w:rPr>
-          <w:color w:val="333333"/>
-        </w:rPr>
-        <w:t>the</w:t>
-      </w:r>
-      <w:r>
-        <w:rPr>
-          <w:color w:val="333333"/>
-          <w:spacing w:val="-3"/>
-        </w:rPr>
-        <w:t xml:space="preserve"> </w:t>
-      </w:r>
-      <w:r>
-        <w:rPr>
-          <w:color w:val="333333"/>
-        </w:rPr>
-        <w:t>business</w:t>
-      </w:r>
-      <w:r>
-        <w:rPr>
-          <w:color w:val="333333"/>
-          <w:spacing w:val="-4"/>
-        </w:rPr>
-        <w:t xml:space="preserve"> </w:t>
-      </w:r>
-      <w:r>
-        <w:rPr>
-          <w:color w:val="333333"/>
-        </w:rPr>
-        <w:t>side</w:t>
-      </w:r>
-      <w:r>
-        <w:rPr>
-          <w:color w:val="333333"/>
-          <w:spacing w:val="-4"/>
-        </w:rPr>
-        <w:t xml:space="preserve"> </w:t>
-      </w:r>
-      <w:r>
-        <w:rPr>
-          <w:color w:val="333333"/>
-        </w:rPr>
-        <w:t>of</w:t>
-      </w:r>
-      <w:r>
-        <w:rPr>
-          <w:color w:val="333333"/>
-          <w:spacing w:val="-3"/>
-        </w:rPr>
-        <w:t xml:space="preserve"> </w:t>
-      </w:r>
-      <w:r>
-        <w:rPr>
-          <w:color w:val="333333"/>
-        </w:rPr>
-        <w:t>the</w:t>
-      </w:r>
-      <w:r>
-        <w:rPr>
-          <w:color w:val="333333"/>
-          <w:spacing w:val="-3"/>
-        </w:rPr>
-        <w:t xml:space="preserve"> </w:t>
-      </w:r>
-      <w:r>
-        <w:rPr>
-          <w:color w:val="333333"/>
-        </w:rPr>
-        <w:t>project.</w:t>
-      </w:r>
-      <w:r>
-        <w:rPr>
-          <w:color w:val="333333"/>
-          <w:spacing w:val="-3"/>
-        </w:rPr>
-        <w:t xml:space="preserve"> </w:t>
-      </w:r>
-      <w:r>
-        <w:rPr>
-          <w:color w:val="333333"/>
-        </w:rPr>
-        <w:t>This</w:t>
-      </w:r>
-      <w:r>
-        <w:rPr>
-          <w:color w:val="333333"/>
-          <w:spacing w:val="-3"/>
-        </w:rPr>
-        <w:t xml:space="preserve"> </w:t>
-      </w:r>
-      <w:r>
-        <w:rPr>
-          <w:color w:val="333333"/>
-        </w:rPr>
-        <w:t xml:space="preserve">framework helps us make sure that the technical parts of the project are aligned with the business </w:t>
-      </w:r>
-      <w:r>
-        <w:rPr>
-          <w:color w:val="333333"/>
-          <w:spacing w:val="-2"/>
-        </w:rPr>
-        <w:t>goals.</w:t>
+        <w:pStyle w:val="Heading2"/>
+        <w:tabs>
+          <w:tab w:val="left" w:pos="520"/>
+        </w:tabs>
+        <w:ind w:firstLine="0"/>
+      </w:pPr>
+    </w:p>
+    <w:p>
+      <w:bookmarkStart w:id="7" w:name="We_used_the_SCRS_framework_to_analyze_th"/>
+      <w:bookmarkEnd w:id="7"/>
+      <w:r>
+        <w:t>The business aspect of the project was analyzed by using SCRS framework. This enables us to ensure that the technical aspects of the project are consistent with the business objectives.</w:t>
       </w:r>
     </w:p>
     <w:p>
@@ -6159,8 +3223,8 @@
           <w:color w:val="333333"/>
         </w:rPr>
       </w:pPr>
-      <w:bookmarkStart w:id="15" w:name="2.1_Strategy"/>
-      <w:bookmarkEnd w:id="15"/>
+      <w:bookmarkStart w:id="8" w:name="2.1_Strategy"/>
+      <w:bookmarkEnd w:id="8"/>
       <w:r>
         <w:rPr>
           <w:color w:val="333333"/>
@@ -6170,441 +3234,26 @@
       </w:r>
     </w:p>
     <w:p>
-      <w:pPr>
-        <w:pStyle w:val="BodyText"/>
-        <w:spacing w:before="280"/>
-        <w:ind w:left="165" w:right="485"/>
-      </w:pPr>
-      <w:bookmarkStart w:id="16" w:name="The_long-term_goal_is_to_help_the_HSE_an"/>
-      <w:bookmarkEnd w:id="16"/>
-      <w:r>
-        <w:rPr>
-          <w:color w:val="333333"/>
-        </w:rPr>
-        <w:t>The</w:t>
-      </w:r>
-      <w:r>
-        <w:rPr>
-          <w:color w:val="333333"/>
-          <w:spacing w:val="-3"/>
-        </w:rPr>
-        <w:t xml:space="preserve"> </w:t>
-      </w:r>
-      <w:r>
-        <w:rPr>
-          <w:color w:val="333333"/>
-        </w:rPr>
-        <w:t>long-term</w:t>
-      </w:r>
-      <w:r>
-        <w:rPr>
-          <w:color w:val="333333"/>
-          <w:spacing w:val="-4"/>
-        </w:rPr>
-        <w:t xml:space="preserve"> </w:t>
-      </w:r>
-      <w:r>
-        <w:rPr>
-          <w:color w:val="333333"/>
-        </w:rPr>
-        <w:t>goal</w:t>
-      </w:r>
-      <w:r>
-        <w:rPr>
-          <w:color w:val="333333"/>
-          <w:spacing w:val="-3"/>
-        </w:rPr>
-        <w:t xml:space="preserve"> </w:t>
-      </w:r>
-      <w:r>
-        <w:rPr>
-          <w:color w:val="333333"/>
-        </w:rPr>
-        <w:t>is</w:t>
-      </w:r>
-      <w:r>
-        <w:rPr>
-          <w:color w:val="333333"/>
-          <w:spacing w:val="-3"/>
-        </w:rPr>
-        <w:t xml:space="preserve"> </w:t>
-      </w:r>
-      <w:r>
-        <w:rPr>
-          <w:color w:val="333333"/>
-        </w:rPr>
-        <w:t>to</w:t>
-      </w:r>
-      <w:r>
-        <w:rPr>
-          <w:color w:val="333333"/>
-          <w:spacing w:val="-4"/>
-        </w:rPr>
-        <w:t xml:space="preserve"> </w:t>
-      </w:r>
-      <w:r>
-        <w:rPr>
-          <w:color w:val="333333"/>
-        </w:rPr>
-        <w:t>help</w:t>
-      </w:r>
-      <w:r>
-        <w:rPr>
-          <w:color w:val="333333"/>
-          <w:spacing w:val="-3"/>
-        </w:rPr>
-        <w:t xml:space="preserve"> </w:t>
-      </w:r>
-      <w:r>
-        <w:rPr>
-          <w:color w:val="333333"/>
-        </w:rPr>
-        <w:t>the</w:t>
-      </w:r>
-      <w:r>
-        <w:rPr>
-          <w:color w:val="333333"/>
-          <w:spacing w:val="-3"/>
-        </w:rPr>
-        <w:t xml:space="preserve"> </w:t>
-      </w:r>
-      <w:r>
-        <w:rPr>
-          <w:color w:val="333333"/>
-        </w:rPr>
-        <w:t>HSE</w:t>
-      </w:r>
-      <w:r>
-        <w:rPr>
-          <w:color w:val="333333"/>
-          <w:spacing w:val="-3"/>
-        </w:rPr>
-        <w:t xml:space="preserve"> </w:t>
-      </w:r>
-      <w:r>
-        <w:rPr>
-          <w:color w:val="333333"/>
-        </w:rPr>
-        <w:t>and</w:t>
-      </w:r>
-      <w:r>
-        <w:rPr>
-          <w:color w:val="333333"/>
-          <w:spacing w:val="-3"/>
-        </w:rPr>
-        <w:t xml:space="preserve"> </w:t>
-      </w:r>
-      <w:r>
-        <w:rPr>
-          <w:color w:val="333333"/>
-        </w:rPr>
-        <w:t>hospitals</w:t>
-      </w:r>
-      <w:r>
-        <w:rPr>
-          <w:color w:val="333333"/>
-          <w:spacing w:val="-3"/>
-        </w:rPr>
-        <w:t xml:space="preserve"> </w:t>
-      </w:r>
-      <w:r>
-        <w:rPr>
-          <w:color w:val="333333"/>
-        </w:rPr>
-        <w:t>achieve</w:t>
-      </w:r>
-      <w:r>
-        <w:rPr>
-          <w:color w:val="333333"/>
-          <w:spacing w:val="-3"/>
-        </w:rPr>
-        <w:t xml:space="preserve"> </w:t>
-      </w:r>
-      <w:r>
-        <w:rPr>
-          <w:color w:val="333333"/>
-        </w:rPr>
-        <w:t>their</w:t>
-      </w:r>
-      <w:r>
-        <w:rPr>
-          <w:color w:val="333333"/>
-          <w:spacing w:val="-3"/>
-        </w:rPr>
-        <w:t xml:space="preserve"> </w:t>
-      </w:r>
-      <w:r>
-        <w:rPr>
-          <w:color w:val="333333"/>
-        </w:rPr>
-        <w:t>targets</w:t>
-      </w:r>
-      <w:r>
-        <w:rPr>
-          <w:color w:val="333333"/>
-          <w:spacing w:val="-3"/>
-        </w:rPr>
-        <w:t xml:space="preserve"> </w:t>
-      </w:r>
-      <w:r>
-        <w:rPr>
-          <w:color w:val="333333"/>
-        </w:rPr>
-        <w:t>for</w:t>
-      </w:r>
-      <w:r>
-        <w:rPr>
-          <w:color w:val="333333"/>
-          <w:spacing w:val="-3"/>
-        </w:rPr>
-        <w:t xml:space="preserve"> </w:t>
-      </w:r>
-      <w:r>
-        <w:rPr>
-          <w:color w:val="333333"/>
-        </w:rPr>
-        <w:t>waiting</w:t>
-      </w:r>
-      <w:r>
-        <w:rPr>
-          <w:color w:val="333333"/>
-          <w:spacing w:val="-3"/>
-        </w:rPr>
-        <w:t xml:space="preserve"> </w:t>
-      </w:r>
-      <w:r>
-        <w:rPr>
-          <w:color w:val="333333"/>
-        </w:rPr>
-        <w:t>times. We want to help hospital managers make decisions about how to use their resources.</w:t>
-      </w:r>
-    </w:p>
-    <w:p>
-      <w:pPr>
-        <w:pStyle w:val="BodyText"/>
-        <w:spacing w:before="27"/>
-      </w:pPr>
-    </w:p>
-    <w:p>
-      <w:pPr>
-        <w:pStyle w:val="BodyText"/>
-        <w:ind w:left="165" w:right="570"/>
-      </w:pPr>
-      <w:bookmarkStart w:id="17" w:name="The_strategy_is_not_just_for_Ireland._It"/>
-      <w:bookmarkEnd w:id="17"/>
-      <w:r>
-        <w:rPr>
-          <w:color w:val="333333"/>
-        </w:rPr>
-        <w:t>The</w:t>
-      </w:r>
-      <w:r>
-        <w:rPr>
-          <w:color w:val="333333"/>
-          <w:spacing w:val="-3"/>
-        </w:rPr>
-        <w:t xml:space="preserve"> </w:t>
-      </w:r>
-      <w:r>
-        <w:rPr>
-          <w:color w:val="333333"/>
-        </w:rPr>
-        <w:t>strategy</w:t>
-      </w:r>
-      <w:r>
-        <w:rPr>
-          <w:color w:val="333333"/>
-          <w:spacing w:val="-3"/>
-        </w:rPr>
-        <w:t xml:space="preserve"> </w:t>
-      </w:r>
-      <w:r>
-        <w:rPr>
-          <w:color w:val="333333"/>
-        </w:rPr>
-        <w:t>is</w:t>
-      </w:r>
-      <w:r>
-        <w:rPr>
-          <w:color w:val="333333"/>
-          <w:spacing w:val="-3"/>
-        </w:rPr>
-        <w:t xml:space="preserve"> </w:t>
-      </w:r>
-      <w:r>
-        <w:rPr>
-          <w:color w:val="333333"/>
-        </w:rPr>
-        <w:t>not</w:t>
-      </w:r>
-      <w:r>
-        <w:rPr>
-          <w:color w:val="333333"/>
-          <w:spacing w:val="-3"/>
-        </w:rPr>
-        <w:t xml:space="preserve"> </w:t>
-      </w:r>
-      <w:r>
-        <w:rPr>
-          <w:color w:val="333333"/>
-        </w:rPr>
-        <w:t>just</w:t>
-      </w:r>
-      <w:r>
-        <w:rPr>
-          <w:color w:val="333333"/>
-          <w:spacing w:val="-3"/>
-        </w:rPr>
-        <w:t xml:space="preserve"> </w:t>
-      </w:r>
-      <w:r>
-        <w:rPr>
-          <w:color w:val="333333"/>
-        </w:rPr>
-        <w:t>for</w:t>
-      </w:r>
-      <w:r>
-        <w:rPr>
-          <w:color w:val="333333"/>
-          <w:spacing w:val="-3"/>
-        </w:rPr>
-        <w:t xml:space="preserve"> </w:t>
-      </w:r>
-      <w:r>
-        <w:rPr>
-          <w:color w:val="333333"/>
-        </w:rPr>
-        <w:t>Ireland.</w:t>
-      </w:r>
-      <w:r>
-        <w:rPr>
-          <w:color w:val="333333"/>
-          <w:spacing w:val="-3"/>
-        </w:rPr>
-        <w:t xml:space="preserve"> </w:t>
-      </w:r>
-      <w:r>
-        <w:rPr>
-          <w:color w:val="333333"/>
-        </w:rPr>
-        <w:t>It</w:t>
-      </w:r>
-      <w:r>
-        <w:rPr>
-          <w:color w:val="333333"/>
-          <w:spacing w:val="-3"/>
-        </w:rPr>
-        <w:t xml:space="preserve"> </w:t>
-      </w:r>
-      <w:r>
-        <w:rPr>
-          <w:color w:val="333333"/>
-        </w:rPr>
-        <w:t>can</w:t>
-      </w:r>
-      <w:r>
-        <w:rPr>
-          <w:color w:val="333333"/>
-          <w:spacing w:val="-3"/>
-        </w:rPr>
-        <w:t xml:space="preserve"> </w:t>
-      </w:r>
-      <w:r>
-        <w:rPr>
-          <w:color w:val="333333"/>
-        </w:rPr>
-        <w:t>be</w:t>
-      </w:r>
-      <w:r>
-        <w:rPr>
-          <w:color w:val="333333"/>
-          <w:spacing w:val="-3"/>
-        </w:rPr>
-        <w:t xml:space="preserve"> </w:t>
-      </w:r>
-      <w:r>
-        <w:rPr>
-          <w:color w:val="333333"/>
-        </w:rPr>
-        <w:t>used</w:t>
-      </w:r>
-      <w:r>
-        <w:rPr>
-          <w:color w:val="333333"/>
-          <w:spacing w:val="-3"/>
-        </w:rPr>
-        <w:t xml:space="preserve"> </w:t>
-      </w:r>
-      <w:r>
-        <w:rPr>
-          <w:color w:val="333333"/>
-        </w:rPr>
-        <w:t>in</w:t>
-      </w:r>
-      <w:r>
-        <w:rPr>
-          <w:color w:val="333333"/>
-          <w:spacing w:val="-3"/>
-        </w:rPr>
-        <w:t xml:space="preserve"> </w:t>
-      </w:r>
-      <w:r>
-        <w:rPr>
-          <w:color w:val="333333"/>
-        </w:rPr>
-        <w:t>countries</w:t>
-      </w:r>
-      <w:r>
-        <w:rPr>
-          <w:color w:val="333333"/>
-          <w:spacing w:val="-3"/>
-        </w:rPr>
-        <w:t xml:space="preserve"> </w:t>
-      </w:r>
-      <w:r>
-        <w:rPr>
-          <w:color w:val="333333"/>
-        </w:rPr>
-        <w:t>that</w:t>
-      </w:r>
-      <w:r>
-        <w:rPr>
-          <w:color w:val="333333"/>
-          <w:spacing w:val="-3"/>
-        </w:rPr>
-        <w:t xml:space="preserve"> </w:t>
-      </w:r>
-      <w:r>
-        <w:rPr>
-          <w:color w:val="333333"/>
-        </w:rPr>
-        <w:t>have</w:t>
-      </w:r>
-      <w:r>
-        <w:rPr>
-          <w:color w:val="333333"/>
-          <w:spacing w:val="-3"/>
-        </w:rPr>
-        <w:t xml:space="preserve"> </w:t>
-      </w:r>
-      <w:r>
-        <w:rPr>
-          <w:color w:val="333333"/>
-        </w:rPr>
-        <w:t>similar</w:t>
-      </w:r>
-      <w:r>
-        <w:rPr>
-          <w:color w:val="333333"/>
-          <w:spacing w:val="-3"/>
-        </w:rPr>
-        <w:t xml:space="preserve"> </w:t>
-      </w:r>
-      <w:r>
-        <w:rPr>
-          <w:color w:val="333333"/>
-        </w:rPr>
-        <w:t>problems with hospital beds and waiting lists.</w:t>
+      <w:bookmarkStart w:id="9" w:name="The_long-term_goal_is_to_help_the_HSE_an"/>
+      <w:bookmarkEnd w:id="9"/>
+    </w:p>
+    <w:p>
+      <w:r>
+        <w:t xml:space="preserve">The </w:t>
+      </w:r>
+      <w:proofErr w:type="gramStart"/>
+      <w:r>
+        <w:t>long term</w:t>
+      </w:r>
+      <w:proofErr w:type="gramEnd"/>
+      <w:r>
+        <w:t xml:space="preserve"> aspiration is to support HSE's and hospitals' targets for waiting times. We want to assist hospital managers to make choices regarding utilization of their resources.</w:t>
+      </w:r>
+    </w:p>
+    <w:p/>
+    <w:p>
+      <w:r>
+        <w:t>This is a strategy not only for Ireland. It can be implemented in countries with similar issues of beds and waiting lists at the hospital.</w:t>
       </w:r>
     </w:p>
     <w:p>
@@ -6628,8 +3277,8 @@
           <w:color w:val="333333"/>
         </w:rPr>
       </w:pPr>
-      <w:bookmarkStart w:id="18" w:name="2.2_Current_State"/>
-      <w:bookmarkEnd w:id="18"/>
+      <w:bookmarkStart w:id="10" w:name="2.2_Current_State"/>
+      <w:bookmarkEnd w:id="10"/>
       <w:r>
         <w:rPr>
           <w:color w:val="333333"/>
@@ -6652,436 +3301,18 @@
       </w:r>
     </w:p>
     <w:p>
-      <w:pPr>
-        <w:pStyle w:val="BodyText"/>
-        <w:spacing w:before="280"/>
-        <w:ind w:left="165" w:right="485"/>
-      </w:pPr>
-      <w:bookmarkStart w:id="19" w:name="Irelands_public_health_system_has_a_lot_"/>
-      <w:bookmarkEnd w:id="19"/>
-      <w:r>
-        <w:rPr>
-          <w:color w:val="333333"/>
-        </w:rPr>
-        <w:t>Irelands public health system has a lot of problems. There are not hospital beds and hospitals</w:t>
-      </w:r>
-      <w:r>
-        <w:rPr>
-          <w:color w:val="333333"/>
-          <w:spacing w:val="-4"/>
-        </w:rPr>
-        <w:t xml:space="preserve"> </w:t>
-      </w:r>
-      <w:r>
-        <w:rPr>
-          <w:color w:val="333333"/>
-        </w:rPr>
-        <w:t>are</w:t>
-      </w:r>
-      <w:r>
-        <w:rPr>
-          <w:color w:val="333333"/>
-          <w:spacing w:val="-3"/>
-        </w:rPr>
-        <w:t xml:space="preserve"> </w:t>
-      </w:r>
-      <w:r>
-        <w:rPr>
-          <w:color w:val="333333"/>
-        </w:rPr>
-        <w:t>always</w:t>
-      </w:r>
-      <w:r>
-        <w:rPr>
-          <w:color w:val="333333"/>
-          <w:spacing w:val="-3"/>
-        </w:rPr>
-        <w:t xml:space="preserve"> </w:t>
-      </w:r>
-      <w:r>
-        <w:rPr>
-          <w:color w:val="333333"/>
-        </w:rPr>
-        <w:t>very</w:t>
-      </w:r>
-      <w:r>
-        <w:rPr>
-          <w:color w:val="333333"/>
-          <w:spacing w:val="-3"/>
-        </w:rPr>
-        <w:t xml:space="preserve"> </w:t>
-      </w:r>
-      <w:r>
-        <w:rPr>
-          <w:color w:val="333333"/>
-        </w:rPr>
-        <w:t>full.</w:t>
-      </w:r>
-      <w:r>
-        <w:rPr>
-          <w:color w:val="333333"/>
-          <w:spacing w:val="-3"/>
-        </w:rPr>
-        <w:t xml:space="preserve"> </w:t>
-      </w:r>
-      <w:r>
-        <w:rPr>
-          <w:color w:val="333333"/>
-        </w:rPr>
-        <w:t>This</w:t>
-      </w:r>
-      <w:r>
-        <w:rPr>
-          <w:color w:val="333333"/>
-          <w:spacing w:val="-4"/>
-        </w:rPr>
-        <w:t xml:space="preserve"> </w:t>
-      </w:r>
-      <w:r>
-        <w:rPr>
-          <w:color w:val="333333"/>
-        </w:rPr>
-        <w:t>means</w:t>
-      </w:r>
-      <w:r>
-        <w:rPr>
-          <w:color w:val="333333"/>
-          <w:spacing w:val="-3"/>
-        </w:rPr>
-        <w:t xml:space="preserve"> </w:t>
-      </w:r>
-      <w:r>
-        <w:rPr>
-          <w:color w:val="333333"/>
-        </w:rPr>
-        <w:t>that</w:t>
-      </w:r>
-      <w:r>
-        <w:rPr>
-          <w:color w:val="333333"/>
-          <w:spacing w:val="-3"/>
-        </w:rPr>
-        <w:t xml:space="preserve"> </w:t>
-      </w:r>
-      <w:r>
-        <w:rPr>
-          <w:color w:val="333333"/>
-        </w:rPr>
-        <w:t>patients</w:t>
-      </w:r>
-      <w:r>
-        <w:rPr>
-          <w:color w:val="333333"/>
-          <w:spacing w:val="-3"/>
-        </w:rPr>
-        <w:t xml:space="preserve"> </w:t>
-      </w:r>
-      <w:r>
-        <w:rPr>
-          <w:color w:val="333333"/>
-        </w:rPr>
-        <w:t>have</w:t>
-      </w:r>
-      <w:r>
-        <w:rPr>
-          <w:color w:val="333333"/>
-          <w:spacing w:val="-3"/>
-        </w:rPr>
-        <w:t xml:space="preserve"> </w:t>
-      </w:r>
-      <w:r>
-        <w:rPr>
-          <w:color w:val="333333"/>
-        </w:rPr>
-        <w:t>to</w:t>
-      </w:r>
-      <w:r>
-        <w:rPr>
-          <w:color w:val="333333"/>
-          <w:spacing w:val="-3"/>
-        </w:rPr>
-        <w:t xml:space="preserve"> </w:t>
-      </w:r>
-      <w:r>
-        <w:rPr>
-          <w:color w:val="333333"/>
-        </w:rPr>
-        <w:t>wait</w:t>
-      </w:r>
-      <w:r>
-        <w:rPr>
-          <w:color w:val="333333"/>
-          <w:spacing w:val="-3"/>
-        </w:rPr>
-        <w:t xml:space="preserve"> </w:t>
-      </w:r>
-      <w:r>
-        <w:rPr>
-          <w:color w:val="333333"/>
-        </w:rPr>
-        <w:t>a</w:t>
-      </w:r>
-      <w:r>
-        <w:rPr>
-          <w:color w:val="333333"/>
-          <w:spacing w:val="-3"/>
-        </w:rPr>
-        <w:t xml:space="preserve"> </w:t>
-      </w:r>
-      <w:r>
-        <w:rPr>
-          <w:color w:val="333333"/>
-        </w:rPr>
-        <w:t>time</w:t>
-      </w:r>
-      <w:r>
-        <w:rPr>
-          <w:color w:val="333333"/>
-          <w:spacing w:val="-3"/>
-        </w:rPr>
-        <w:t xml:space="preserve"> </w:t>
-      </w:r>
-      <w:r>
-        <w:rPr>
-          <w:color w:val="333333"/>
-        </w:rPr>
-        <w:t>for</w:t>
-      </w:r>
-      <w:r>
-        <w:rPr>
-          <w:color w:val="333333"/>
-          <w:spacing w:val="-3"/>
-        </w:rPr>
-        <w:t xml:space="preserve"> </w:t>
-      </w:r>
-      <w:r>
-        <w:rPr>
-          <w:color w:val="333333"/>
-        </w:rPr>
-        <w:t>treatment.</w:t>
-      </w:r>
-    </w:p>
-    <w:p>
-      <w:pPr>
-        <w:pStyle w:val="BodyText"/>
-        <w:spacing w:before="26"/>
-      </w:pPr>
-    </w:p>
-    <w:p>
-      <w:pPr>
-        <w:pStyle w:val="BodyText"/>
-        <w:spacing w:before="1"/>
-        <w:ind w:left="165"/>
-      </w:pPr>
-      <w:bookmarkStart w:id="20" w:name="The_waiting_list_is_very_long._It_is_get"/>
-      <w:bookmarkEnd w:id="20"/>
-      <w:r>
-        <w:rPr>
-          <w:color w:val="333333"/>
-        </w:rPr>
-        <w:t>The</w:t>
-      </w:r>
-      <w:r>
-        <w:rPr>
-          <w:color w:val="333333"/>
-          <w:spacing w:val="-3"/>
-        </w:rPr>
-        <w:t xml:space="preserve"> </w:t>
-      </w:r>
-      <w:r>
-        <w:rPr>
-          <w:color w:val="333333"/>
-        </w:rPr>
-        <w:t>waiting</w:t>
-      </w:r>
-      <w:r>
-        <w:rPr>
-          <w:color w:val="333333"/>
-          <w:spacing w:val="-4"/>
-        </w:rPr>
-        <w:t xml:space="preserve"> </w:t>
-      </w:r>
-      <w:r>
-        <w:rPr>
-          <w:color w:val="333333"/>
-        </w:rPr>
-        <w:t>list</w:t>
-      </w:r>
-      <w:r>
-        <w:rPr>
-          <w:color w:val="333333"/>
-          <w:spacing w:val="-3"/>
-        </w:rPr>
-        <w:t xml:space="preserve"> </w:t>
-      </w:r>
-      <w:r>
-        <w:rPr>
-          <w:color w:val="333333"/>
-        </w:rPr>
-        <w:t>is</w:t>
-      </w:r>
-      <w:r>
-        <w:rPr>
-          <w:color w:val="333333"/>
-          <w:spacing w:val="-3"/>
-        </w:rPr>
-        <w:t xml:space="preserve"> </w:t>
-      </w:r>
-      <w:r>
-        <w:rPr>
-          <w:color w:val="333333"/>
-        </w:rPr>
-        <w:t>very</w:t>
-      </w:r>
-      <w:r>
-        <w:rPr>
-          <w:color w:val="333333"/>
-          <w:spacing w:val="-4"/>
-        </w:rPr>
-        <w:t xml:space="preserve"> </w:t>
-      </w:r>
-      <w:r>
-        <w:rPr>
-          <w:color w:val="333333"/>
-        </w:rPr>
-        <w:t>long.</w:t>
-      </w:r>
-      <w:r>
-        <w:rPr>
-          <w:color w:val="333333"/>
-          <w:spacing w:val="-3"/>
-        </w:rPr>
-        <w:t xml:space="preserve"> </w:t>
-      </w:r>
-      <w:r>
-        <w:rPr>
-          <w:color w:val="333333"/>
-        </w:rPr>
-        <w:t>It</w:t>
-      </w:r>
-      <w:r>
-        <w:rPr>
-          <w:color w:val="333333"/>
-          <w:spacing w:val="-3"/>
-        </w:rPr>
-        <w:t xml:space="preserve"> </w:t>
-      </w:r>
-      <w:r>
-        <w:rPr>
-          <w:color w:val="333333"/>
-        </w:rPr>
-        <w:t>is</w:t>
-      </w:r>
-      <w:r>
-        <w:rPr>
-          <w:color w:val="333333"/>
-          <w:spacing w:val="-3"/>
-        </w:rPr>
-        <w:t xml:space="preserve"> </w:t>
-      </w:r>
-      <w:r>
-        <w:rPr>
-          <w:color w:val="333333"/>
-        </w:rPr>
-        <w:t>getting</w:t>
-      </w:r>
-      <w:r>
-        <w:rPr>
-          <w:color w:val="333333"/>
-          <w:spacing w:val="-3"/>
-        </w:rPr>
-        <w:t xml:space="preserve"> </w:t>
-      </w:r>
-      <w:r>
-        <w:rPr>
-          <w:color w:val="333333"/>
-        </w:rPr>
-        <w:t>longer.</w:t>
-      </w:r>
-      <w:r>
-        <w:rPr>
-          <w:color w:val="333333"/>
-          <w:spacing w:val="-3"/>
-        </w:rPr>
-        <w:t xml:space="preserve"> </w:t>
-      </w:r>
-      <w:r>
-        <w:rPr>
-          <w:color w:val="333333"/>
-        </w:rPr>
-        <w:t>The</w:t>
-      </w:r>
-      <w:r>
-        <w:rPr>
-          <w:color w:val="333333"/>
-          <w:spacing w:val="-3"/>
-        </w:rPr>
-        <w:t xml:space="preserve"> </w:t>
-      </w:r>
-      <w:r>
-        <w:rPr>
-          <w:color w:val="333333"/>
-        </w:rPr>
-        <w:t>COVID-19</w:t>
-      </w:r>
-      <w:r>
-        <w:rPr>
-          <w:color w:val="333333"/>
-          <w:spacing w:val="-3"/>
-        </w:rPr>
-        <w:t xml:space="preserve"> </w:t>
-      </w:r>
-      <w:r>
-        <w:rPr>
-          <w:color w:val="333333"/>
-        </w:rPr>
-        <w:t>pandemic</w:t>
-      </w:r>
-      <w:r>
-        <w:rPr>
-          <w:color w:val="333333"/>
-          <w:spacing w:val="-3"/>
-        </w:rPr>
-        <w:t xml:space="preserve"> </w:t>
-      </w:r>
-      <w:r>
-        <w:rPr>
-          <w:color w:val="333333"/>
-        </w:rPr>
-        <w:t>made</w:t>
-      </w:r>
-      <w:r>
-        <w:rPr>
-          <w:color w:val="333333"/>
-          <w:spacing w:val="-3"/>
-        </w:rPr>
-        <w:t xml:space="preserve"> </w:t>
-      </w:r>
-      <w:r>
-        <w:rPr>
-          <w:color w:val="333333"/>
-        </w:rPr>
-        <w:t>the</w:t>
-      </w:r>
-      <w:r>
-        <w:rPr>
-          <w:color w:val="333333"/>
-          <w:spacing w:val="-3"/>
-        </w:rPr>
-        <w:t xml:space="preserve"> </w:t>
-      </w:r>
-      <w:r>
-        <w:rPr>
-          <w:color w:val="333333"/>
-        </w:rPr>
-        <w:t xml:space="preserve">problem </w:t>
-      </w:r>
-      <w:r>
-        <w:rPr>
-          <w:color w:val="333333"/>
-          <w:spacing w:val="-2"/>
-        </w:rPr>
-        <w:t>worse.</w:t>
+      <w:bookmarkStart w:id="11" w:name="Irelands_public_health_system_has_a_lot_"/>
+      <w:bookmarkEnd w:id="11"/>
+    </w:p>
+    <w:p>
+      <w:r>
+        <w:t>There are various issues with the public health system in Ireland. There are not hospital beds and hospitals are always very full. Patients must wait to be treated a certain period of time.</w:t>
+      </w:r>
+    </w:p>
+    <w:p/>
+    <w:p>
+      <w:r>
+        <w:t>There is a long waiting list. It's growing longer. The pandemic COVID-19 exacerbated the problem.</w:t>
       </w:r>
     </w:p>
     <w:p>
@@ -7106,8 +3337,8 @@
           <w:color w:val="333333"/>
         </w:rPr>
       </w:pPr>
-      <w:bookmarkStart w:id="21" w:name="2.3_Requirements"/>
-      <w:bookmarkEnd w:id="21"/>
+      <w:bookmarkStart w:id="12" w:name="2.3_Requirements"/>
+      <w:bookmarkEnd w:id="12"/>
       <w:r>
         <w:rPr>
           <w:color w:val="333333"/>
@@ -7117,857 +3348,42 @@
       </w:r>
     </w:p>
     <w:p>
-      <w:pPr>
-        <w:pStyle w:val="ListParagraph"/>
-        <w:numPr>
-          <w:ilvl w:val="2"/>
-          <w:numId w:val="1"/>
-        </w:numPr>
-        <w:tabs>
-          <w:tab w:val="left" w:pos="420"/>
-        </w:tabs>
-        <w:spacing w:before="279"/>
-        <w:ind w:left="420" w:hanging="133"/>
-      </w:pPr>
-      <w:bookmarkStart w:id="22" w:name="-_Produce_accurate_demand_forecasts_from"/>
-      <w:bookmarkEnd w:id="22"/>
-      <w:r>
-        <w:rPr>
-          <w:color w:val="333333"/>
-        </w:rPr>
-        <w:t>Produce</w:t>
-      </w:r>
-      <w:r>
-        <w:rPr>
-          <w:color w:val="333333"/>
-          <w:spacing w:val="-7"/>
-        </w:rPr>
-        <w:t xml:space="preserve"> </w:t>
-      </w:r>
-      <w:r>
-        <w:rPr>
-          <w:color w:val="333333"/>
-        </w:rPr>
-        <w:t>accurate</w:t>
-      </w:r>
-      <w:r>
-        <w:rPr>
-          <w:color w:val="333333"/>
-          <w:spacing w:val="-7"/>
-        </w:rPr>
-        <w:t xml:space="preserve"> </w:t>
-      </w:r>
-      <w:r>
-        <w:rPr>
-          <w:color w:val="333333"/>
-        </w:rPr>
-        <w:t>demand</w:t>
-      </w:r>
-      <w:r>
-        <w:rPr>
-          <w:color w:val="333333"/>
-          <w:spacing w:val="-7"/>
-        </w:rPr>
-        <w:t xml:space="preserve"> </w:t>
-      </w:r>
-      <w:r>
-        <w:rPr>
-          <w:color w:val="333333"/>
-        </w:rPr>
-        <w:t>forecasts</w:t>
-      </w:r>
-      <w:r>
-        <w:rPr>
-          <w:color w:val="333333"/>
-          <w:spacing w:val="-7"/>
-        </w:rPr>
-        <w:t xml:space="preserve"> </w:t>
-      </w:r>
-      <w:r>
-        <w:rPr>
-          <w:color w:val="333333"/>
-        </w:rPr>
-        <w:t>from</w:t>
-      </w:r>
-      <w:r>
-        <w:rPr>
-          <w:color w:val="333333"/>
-          <w:spacing w:val="-8"/>
-        </w:rPr>
-        <w:t xml:space="preserve"> </w:t>
-      </w:r>
-      <w:r>
-        <w:rPr>
-          <w:color w:val="333333"/>
-        </w:rPr>
-        <w:t>free</w:t>
-      </w:r>
-      <w:r>
-        <w:rPr>
-          <w:color w:val="333333"/>
-          <w:spacing w:val="-7"/>
-        </w:rPr>
-        <w:t xml:space="preserve"> </w:t>
-      </w:r>
-      <w:r>
-        <w:rPr>
-          <w:color w:val="333333"/>
-        </w:rPr>
-        <w:t>public</w:t>
-      </w:r>
-      <w:r>
-        <w:rPr>
-          <w:color w:val="333333"/>
-          <w:spacing w:val="-6"/>
-        </w:rPr>
-        <w:t xml:space="preserve"> </w:t>
-      </w:r>
-      <w:r>
-        <w:rPr>
-          <w:color w:val="333333"/>
-        </w:rPr>
-        <w:t>data,</w:t>
-      </w:r>
-      <w:r>
-        <w:rPr>
-          <w:color w:val="333333"/>
-          <w:spacing w:val="-8"/>
-        </w:rPr>
-        <w:t xml:space="preserve"> </w:t>
-      </w:r>
-      <w:r>
-        <w:rPr>
-          <w:color w:val="333333"/>
-        </w:rPr>
-        <w:t>i.e.,</w:t>
-      </w:r>
-      <w:r>
-        <w:rPr>
-          <w:color w:val="333333"/>
-          <w:spacing w:val="-7"/>
-        </w:rPr>
-        <w:t xml:space="preserve"> </w:t>
-      </w:r>
-      <w:r>
-        <w:rPr>
-          <w:color w:val="333333"/>
-        </w:rPr>
-        <w:t>monthly</w:t>
-      </w:r>
-      <w:r>
-        <w:rPr>
-          <w:color w:val="333333"/>
-          <w:spacing w:val="-7"/>
-        </w:rPr>
-        <w:t xml:space="preserve"> </w:t>
-      </w:r>
-      <w:r>
-        <w:rPr>
-          <w:color w:val="333333"/>
-        </w:rPr>
-        <w:t>NTPF</w:t>
-      </w:r>
-      <w:r>
-        <w:rPr>
-          <w:color w:val="333333"/>
-          <w:spacing w:val="-7"/>
-        </w:rPr>
-        <w:t xml:space="preserve"> </w:t>
-      </w:r>
-      <w:r>
-        <w:rPr>
-          <w:color w:val="333333"/>
-          <w:spacing w:val="-2"/>
-        </w:rPr>
-        <w:t>CSVs.</w:t>
-      </w:r>
-    </w:p>
-    <w:p>
-      <w:pPr>
-        <w:pStyle w:val="BodyText"/>
-        <w:spacing w:before="28"/>
-      </w:pPr>
-    </w:p>
-    <w:p>
-      <w:pPr>
-        <w:pStyle w:val="ListParagraph"/>
-        <w:numPr>
-          <w:ilvl w:val="2"/>
-          <w:numId w:val="1"/>
-        </w:numPr>
-        <w:tabs>
-          <w:tab w:val="left" w:pos="420"/>
-        </w:tabs>
-        <w:spacing w:before="1"/>
-        <w:ind w:left="420" w:hanging="133"/>
-      </w:pPr>
-      <w:bookmarkStart w:id="23" w:name="-_Apply_a_machine_learning_technique,_in"/>
-      <w:bookmarkEnd w:id="23"/>
-      <w:r>
-        <w:rPr>
-          <w:color w:val="333333"/>
-        </w:rPr>
-        <w:t>Apply</w:t>
-      </w:r>
-      <w:r>
-        <w:rPr>
-          <w:color w:val="333333"/>
-          <w:spacing w:val="-8"/>
-        </w:rPr>
-        <w:t xml:space="preserve"> </w:t>
-      </w:r>
-      <w:r>
-        <w:rPr>
-          <w:color w:val="333333"/>
-        </w:rPr>
-        <w:t>a</w:t>
-      </w:r>
-      <w:r>
-        <w:rPr>
-          <w:color w:val="333333"/>
-          <w:spacing w:val="-9"/>
-        </w:rPr>
-        <w:t xml:space="preserve"> </w:t>
-      </w:r>
-      <w:r>
-        <w:rPr>
-          <w:color w:val="333333"/>
-        </w:rPr>
-        <w:t>machine</w:t>
-      </w:r>
-      <w:r>
-        <w:rPr>
-          <w:color w:val="333333"/>
-          <w:spacing w:val="-8"/>
-        </w:rPr>
-        <w:t xml:space="preserve"> </w:t>
-      </w:r>
-      <w:r>
-        <w:rPr>
-          <w:color w:val="333333"/>
-        </w:rPr>
-        <w:t>learning</w:t>
-      </w:r>
-      <w:r>
-        <w:rPr>
-          <w:color w:val="333333"/>
-          <w:spacing w:val="-8"/>
-        </w:rPr>
-        <w:t xml:space="preserve"> </w:t>
-      </w:r>
-      <w:r>
-        <w:rPr>
-          <w:color w:val="333333"/>
-        </w:rPr>
-        <w:t>technique,</w:t>
-      </w:r>
-      <w:r>
-        <w:rPr>
-          <w:color w:val="333333"/>
-          <w:spacing w:val="-8"/>
-        </w:rPr>
-        <w:t xml:space="preserve"> </w:t>
-      </w:r>
-      <w:r>
-        <w:rPr>
-          <w:color w:val="333333"/>
-        </w:rPr>
-        <w:t>including</w:t>
-      </w:r>
-      <w:r>
-        <w:rPr>
-          <w:color w:val="333333"/>
-          <w:spacing w:val="-8"/>
-        </w:rPr>
-        <w:t xml:space="preserve"> </w:t>
-      </w:r>
-      <w:r>
-        <w:rPr>
-          <w:color w:val="333333"/>
-        </w:rPr>
-        <w:t>relevant</w:t>
-      </w:r>
-      <w:r>
-        <w:rPr>
-          <w:color w:val="333333"/>
-          <w:spacing w:val="-9"/>
-        </w:rPr>
-        <w:t xml:space="preserve"> </w:t>
-      </w:r>
-      <w:r>
-        <w:rPr>
-          <w:color w:val="333333"/>
-        </w:rPr>
-        <w:t>accuracy</w:t>
-      </w:r>
-      <w:r>
-        <w:rPr>
-          <w:color w:val="333333"/>
-          <w:spacing w:val="-8"/>
-        </w:rPr>
-        <w:t xml:space="preserve"> </w:t>
-      </w:r>
-      <w:r>
-        <w:rPr>
-          <w:color w:val="333333"/>
-          <w:spacing w:val="-2"/>
-        </w:rPr>
-        <w:t>measures.</w:t>
-      </w:r>
-    </w:p>
-    <w:p>
-      <w:pPr>
-        <w:pStyle w:val="BodyText"/>
-        <w:spacing w:before="26"/>
-      </w:pPr>
-    </w:p>
-    <w:p>
-      <w:pPr>
-        <w:pStyle w:val="ListParagraph"/>
-        <w:numPr>
-          <w:ilvl w:val="2"/>
-          <w:numId w:val="1"/>
-        </w:numPr>
-        <w:tabs>
-          <w:tab w:val="left" w:pos="420"/>
-        </w:tabs>
-        <w:ind w:left="420" w:hanging="133"/>
-      </w:pPr>
-      <w:bookmarkStart w:id="24" w:name="-_Comply_with_GDPR;_avoid_personal/patie"/>
-      <w:bookmarkEnd w:id="24"/>
-      <w:r>
-        <w:rPr>
-          <w:color w:val="333333"/>
-        </w:rPr>
-        <w:t>Comply</w:t>
-      </w:r>
-      <w:r>
-        <w:rPr>
-          <w:color w:val="333333"/>
-          <w:spacing w:val="-9"/>
-        </w:rPr>
-        <w:t xml:space="preserve"> </w:t>
-      </w:r>
-      <w:r>
-        <w:rPr>
-          <w:color w:val="333333"/>
-        </w:rPr>
-        <w:t>with</w:t>
-      </w:r>
-      <w:r>
-        <w:rPr>
-          <w:color w:val="333333"/>
-          <w:spacing w:val="-9"/>
-        </w:rPr>
-        <w:t xml:space="preserve"> </w:t>
-      </w:r>
-      <w:r>
-        <w:rPr>
-          <w:color w:val="333333"/>
-        </w:rPr>
-        <w:t>GDPR;</w:t>
-      </w:r>
-      <w:r>
-        <w:rPr>
-          <w:color w:val="333333"/>
-          <w:spacing w:val="-9"/>
-        </w:rPr>
-        <w:t xml:space="preserve"> </w:t>
-      </w:r>
-      <w:r>
-        <w:rPr>
-          <w:color w:val="333333"/>
-        </w:rPr>
-        <w:t>avoid</w:t>
-      </w:r>
-      <w:r>
-        <w:rPr>
-          <w:color w:val="333333"/>
-          <w:spacing w:val="-8"/>
-        </w:rPr>
-        <w:t xml:space="preserve"> </w:t>
-      </w:r>
-      <w:r>
-        <w:rPr>
-          <w:color w:val="333333"/>
-        </w:rPr>
-        <w:t>personal/patient-level</w:t>
-      </w:r>
-      <w:r>
-        <w:rPr>
-          <w:color w:val="333333"/>
-          <w:spacing w:val="-9"/>
-        </w:rPr>
-        <w:t xml:space="preserve"> </w:t>
-      </w:r>
-      <w:r>
-        <w:rPr>
-          <w:color w:val="333333"/>
-        </w:rPr>
-        <w:t>data</w:t>
-      </w:r>
-      <w:r>
-        <w:rPr>
-          <w:color w:val="333333"/>
-          <w:spacing w:val="-9"/>
-        </w:rPr>
-        <w:t xml:space="preserve"> </w:t>
-      </w:r>
-      <w:r>
-        <w:rPr>
-          <w:color w:val="333333"/>
-        </w:rPr>
-        <w:t>throughout</w:t>
-      </w:r>
-      <w:r>
-        <w:rPr>
-          <w:color w:val="333333"/>
-          <w:spacing w:val="-8"/>
-        </w:rPr>
-        <w:t xml:space="preserve"> </w:t>
-      </w:r>
-      <w:r>
-        <w:rPr>
-          <w:color w:val="333333"/>
-        </w:rPr>
-        <w:t>the</w:t>
-      </w:r>
-      <w:r>
-        <w:rPr>
-          <w:color w:val="333333"/>
-          <w:spacing w:val="-9"/>
-        </w:rPr>
-        <w:t xml:space="preserve"> </w:t>
-      </w:r>
-      <w:r>
-        <w:rPr>
-          <w:color w:val="333333"/>
-          <w:spacing w:val="-2"/>
-        </w:rPr>
-        <w:t>process.</w:t>
-      </w:r>
-    </w:p>
-    <w:p>
-      <w:pPr>
-        <w:pStyle w:val="BodyText"/>
-        <w:spacing w:before="27"/>
-      </w:pPr>
-    </w:p>
-    <w:p>
-      <w:pPr>
-        <w:pStyle w:val="ListParagraph"/>
-        <w:numPr>
-          <w:ilvl w:val="2"/>
-          <w:numId w:val="1"/>
-        </w:numPr>
-        <w:tabs>
-          <w:tab w:val="left" w:pos="420"/>
-        </w:tabs>
-        <w:ind w:left="420" w:hanging="133"/>
-      </w:pPr>
-      <w:bookmarkStart w:id="25" w:name="-_Interoperate_easily_with_current_HSE_s"/>
-      <w:bookmarkEnd w:id="25"/>
-      <w:r>
-        <w:rPr>
-          <w:color w:val="333333"/>
-        </w:rPr>
-        <w:t>Interoperate</w:t>
-      </w:r>
-      <w:r>
-        <w:rPr>
-          <w:color w:val="333333"/>
-          <w:spacing w:val="-7"/>
-        </w:rPr>
-        <w:t xml:space="preserve"> </w:t>
-      </w:r>
-      <w:r>
-        <w:rPr>
-          <w:color w:val="333333"/>
-        </w:rPr>
-        <w:t>easily</w:t>
-      </w:r>
-      <w:r>
-        <w:rPr>
-          <w:color w:val="333333"/>
-          <w:spacing w:val="-7"/>
-        </w:rPr>
-        <w:t xml:space="preserve"> </w:t>
-      </w:r>
-      <w:r>
-        <w:rPr>
-          <w:color w:val="333333"/>
-        </w:rPr>
-        <w:t>with</w:t>
-      </w:r>
-      <w:r>
-        <w:rPr>
-          <w:color w:val="333333"/>
-          <w:spacing w:val="-6"/>
-        </w:rPr>
-        <w:t xml:space="preserve"> </w:t>
-      </w:r>
-      <w:r>
-        <w:rPr>
-          <w:color w:val="333333"/>
-        </w:rPr>
-        <w:t>current</w:t>
-      </w:r>
-      <w:r>
-        <w:rPr>
-          <w:color w:val="333333"/>
-          <w:spacing w:val="-7"/>
-        </w:rPr>
-        <w:t xml:space="preserve"> </w:t>
-      </w:r>
-      <w:r>
-        <w:rPr>
-          <w:color w:val="333333"/>
-        </w:rPr>
-        <w:t>HSE</w:t>
-      </w:r>
-      <w:r>
-        <w:rPr>
-          <w:color w:val="333333"/>
-          <w:spacing w:val="-6"/>
-        </w:rPr>
-        <w:t xml:space="preserve"> </w:t>
-      </w:r>
-      <w:r>
-        <w:rPr>
-          <w:color w:val="333333"/>
-        </w:rPr>
-        <w:t>systems</w:t>
-      </w:r>
-      <w:r>
-        <w:rPr>
-          <w:color w:val="333333"/>
-          <w:spacing w:val="-7"/>
-        </w:rPr>
-        <w:t xml:space="preserve"> </w:t>
-      </w:r>
-      <w:r>
-        <w:rPr>
-          <w:color w:val="333333"/>
-        </w:rPr>
-        <w:t>and</w:t>
-      </w:r>
-      <w:r>
-        <w:rPr>
-          <w:color w:val="333333"/>
-          <w:spacing w:val="-6"/>
-        </w:rPr>
-        <w:t xml:space="preserve"> </w:t>
-      </w:r>
-      <w:r>
-        <w:rPr>
-          <w:color w:val="333333"/>
-        </w:rPr>
-        <w:t>accessible</w:t>
-      </w:r>
-      <w:r>
-        <w:rPr>
-          <w:color w:val="333333"/>
-          <w:spacing w:val="-7"/>
-        </w:rPr>
-        <w:t xml:space="preserve"> </w:t>
-      </w:r>
-      <w:r>
-        <w:rPr>
-          <w:color w:val="333333"/>
-        </w:rPr>
-        <w:t>via</w:t>
-      </w:r>
-      <w:r>
-        <w:rPr>
-          <w:color w:val="333333"/>
-          <w:spacing w:val="-6"/>
-        </w:rPr>
-        <w:t xml:space="preserve"> </w:t>
-      </w:r>
-      <w:r>
-        <w:rPr>
-          <w:color w:val="333333"/>
-        </w:rPr>
-        <w:t>a</w:t>
-      </w:r>
-      <w:r>
-        <w:rPr>
-          <w:color w:val="333333"/>
-          <w:spacing w:val="-7"/>
-        </w:rPr>
-        <w:t xml:space="preserve"> </w:t>
-      </w:r>
-      <w:r>
-        <w:rPr>
-          <w:color w:val="333333"/>
-        </w:rPr>
-        <w:t>web</w:t>
-      </w:r>
-      <w:r>
-        <w:rPr>
-          <w:color w:val="333333"/>
-          <w:spacing w:val="-6"/>
-        </w:rPr>
-        <w:t xml:space="preserve"> </w:t>
-      </w:r>
-      <w:r>
-        <w:rPr>
-          <w:color w:val="333333"/>
-          <w:spacing w:val="-2"/>
-        </w:rPr>
-        <w:t>browser.</w:t>
-      </w:r>
-    </w:p>
-    <w:p>
-      <w:pPr>
-        <w:pStyle w:val="BodyText"/>
-        <w:spacing w:before="27"/>
-      </w:pPr>
-    </w:p>
-    <w:p>
-      <w:pPr>
-        <w:pStyle w:val="ListParagraph"/>
-        <w:numPr>
-          <w:ilvl w:val="2"/>
-          <w:numId w:val="1"/>
-        </w:numPr>
-        <w:tabs>
-          <w:tab w:val="left" w:pos="420"/>
-        </w:tabs>
-        <w:ind w:left="420" w:hanging="133"/>
-      </w:pPr>
-      <w:bookmarkStart w:id="26" w:name="-_Predict_for_1-12_months_with_associate"/>
-      <w:bookmarkEnd w:id="26"/>
-      <w:r>
-        <w:rPr>
-          <w:color w:val="333333"/>
-        </w:rPr>
-        <w:t>Predict</w:t>
-      </w:r>
-      <w:r>
-        <w:rPr>
-          <w:color w:val="333333"/>
-          <w:spacing w:val="-8"/>
-        </w:rPr>
-        <w:t xml:space="preserve"> </w:t>
-      </w:r>
-      <w:r>
-        <w:rPr>
-          <w:color w:val="333333"/>
-        </w:rPr>
-        <w:t>for</w:t>
-      </w:r>
-      <w:r>
-        <w:rPr>
-          <w:color w:val="333333"/>
-          <w:spacing w:val="-8"/>
-        </w:rPr>
-        <w:t xml:space="preserve"> </w:t>
-      </w:r>
-      <w:r>
-        <w:rPr>
-          <w:color w:val="333333"/>
-        </w:rPr>
-        <w:t>1-12</w:t>
-      </w:r>
-      <w:r>
-        <w:rPr>
-          <w:color w:val="333333"/>
-          <w:spacing w:val="-8"/>
-        </w:rPr>
-        <w:t xml:space="preserve"> </w:t>
-      </w:r>
-      <w:r>
-        <w:rPr>
-          <w:color w:val="333333"/>
-        </w:rPr>
-        <w:t>months</w:t>
-      </w:r>
-      <w:r>
-        <w:rPr>
-          <w:color w:val="333333"/>
-          <w:spacing w:val="-7"/>
-        </w:rPr>
-        <w:t xml:space="preserve"> </w:t>
-      </w:r>
-      <w:r>
-        <w:rPr>
-          <w:color w:val="333333"/>
-        </w:rPr>
-        <w:t>with</w:t>
-      </w:r>
-      <w:r>
-        <w:rPr>
-          <w:color w:val="333333"/>
-          <w:spacing w:val="-8"/>
-        </w:rPr>
-        <w:t xml:space="preserve"> </w:t>
-      </w:r>
-      <w:r>
-        <w:rPr>
-          <w:color w:val="333333"/>
-        </w:rPr>
-        <w:t>associated</w:t>
-      </w:r>
-      <w:r>
-        <w:rPr>
-          <w:color w:val="333333"/>
-          <w:spacing w:val="-8"/>
-        </w:rPr>
-        <w:t xml:space="preserve"> </w:t>
-      </w:r>
-      <w:r>
-        <w:rPr>
-          <w:color w:val="333333"/>
-        </w:rPr>
-        <w:t>confidence</w:t>
-      </w:r>
-      <w:r>
-        <w:rPr>
-          <w:color w:val="333333"/>
-          <w:spacing w:val="-8"/>
-        </w:rPr>
-        <w:t xml:space="preserve"> </w:t>
-      </w:r>
-      <w:r>
-        <w:rPr>
-          <w:color w:val="333333"/>
-          <w:spacing w:val="-2"/>
-        </w:rPr>
-        <w:t>intervals.</w:t>
-      </w:r>
-    </w:p>
-    <w:p>
-      <w:pPr>
-        <w:pStyle w:val="BodyText"/>
-        <w:spacing w:before="26"/>
-      </w:pPr>
-    </w:p>
-    <w:p>
-      <w:pPr>
-        <w:pStyle w:val="ListParagraph"/>
-        <w:numPr>
-          <w:ilvl w:val="2"/>
-          <w:numId w:val="1"/>
-        </w:numPr>
-        <w:tabs>
-          <w:tab w:val="left" w:pos="419"/>
-        </w:tabs>
-        <w:spacing w:before="1"/>
-        <w:ind w:left="419" w:hanging="133"/>
-      </w:pPr>
-      <w:bookmarkStart w:id="27" w:name="-_Provide_interpretable_results_to_enabl"/>
-      <w:bookmarkEnd w:id="27"/>
-      <w:r>
-        <w:rPr>
-          <w:color w:val="333333"/>
-        </w:rPr>
-        <w:t>Provide</w:t>
-      </w:r>
-      <w:r>
-        <w:rPr>
-          <w:color w:val="333333"/>
-          <w:spacing w:val="-8"/>
-        </w:rPr>
-        <w:t xml:space="preserve"> </w:t>
-      </w:r>
-      <w:r>
-        <w:rPr>
-          <w:color w:val="333333"/>
-        </w:rPr>
-        <w:t>interpretable</w:t>
-      </w:r>
-      <w:r>
-        <w:rPr>
-          <w:color w:val="333333"/>
-          <w:spacing w:val="-8"/>
-        </w:rPr>
-        <w:t xml:space="preserve"> </w:t>
-      </w:r>
-      <w:r>
-        <w:rPr>
-          <w:color w:val="333333"/>
-        </w:rPr>
-        <w:t>results</w:t>
-      </w:r>
-      <w:r>
-        <w:rPr>
-          <w:color w:val="333333"/>
-          <w:spacing w:val="-7"/>
-        </w:rPr>
-        <w:t xml:space="preserve"> </w:t>
-      </w:r>
-      <w:r>
-        <w:rPr>
-          <w:color w:val="333333"/>
-        </w:rPr>
-        <w:t>to</w:t>
-      </w:r>
-      <w:r>
-        <w:rPr>
-          <w:color w:val="333333"/>
-          <w:spacing w:val="-8"/>
-        </w:rPr>
-        <w:t xml:space="preserve"> </w:t>
-      </w:r>
-      <w:r>
-        <w:rPr>
-          <w:color w:val="333333"/>
-        </w:rPr>
-        <w:t>enable</w:t>
-      </w:r>
-      <w:r>
-        <w:rPr>
-          <w:color w:val="333333"/>
-          <w:spacing w:val="-7"/>
-        </w:rPr>
-        <w:t xml:space="preserve"> </w:t>
-      </w:r>
-      <w:r>
-        <w:rPr>
-          <w:color w:val="333333"/>
-        </w:rPr>
-        <w:t>trust</w:t>
-      </w:r>
-      <w:r>
-        <w:rPr>
-          <w:color w:val="333333"/>
-          <w:spacing w:val="-7"/>
-        </w:rPr>
-        <w:t xml:space="preserve"> </w:t>
-      </w:r>
-      <w:r>
-        <w:rPr>
-          <w:color w:val="333333"/>
-        </w:rPr>
-        <w:t>among</w:t>
-      </w:r>
-      <w:r>
-        <w:rPr>
-          <w:color w:val="333333"/>
-          <w:spacing w:val="-7"/>
-        </w:rPr>
-        <w:t xml:space="preserve"> </w:t>
-      </w:r>
-      <w:r>
-        <w:rPr>
-          <w:color w:val="333333"/>
-        </w:rPr>
-        <w:t>hospital</w:t>
-      </w:r>
-      <w:r>
-        <w:rPr>
-          <w:color w:val="333333"/>
-          <w:spacing w:val="-8"/>
-        </w:rPr>
-        <w:t xml:space="preserve"> </w:t>
-      </w:r>
-      <w:r>
-        <w:rPr>
-          <w:color w:val="333333"/>
-          <w:spacing w:val="-2"/>
-        </w:rPr>
-        <w:t>managers.</w:t>
+      <w:bookmarkStart w:id="13" w:name="-_Produce_accurate_demand_forecasts_from"/>
+      <w:bookmarkEnd w:id="13"/>
+    </w:p>
+    <w:p>
+      <w:r>
+        <w:t>Generate accurate demand prediction by using free public data, that is, a monthly NTPF CSV.</w:t>
+      </w:r>
+    </w:p>
+    <w:p/>
+    <w:p>
+      <w:r>
+        <w:t>- Use a machine learning method, including appropriate accuracy measurements.</w:t>
+      </w:r>
+    </w:p>
+    <w:p/>
+    <w:p>
+      <w:r>
+        <w:t>- Adhere to GDPR – no personal/patient level data used along the way.</w:t>
+      </w:r>
+    </w:p>
+    <w:p/>
+    <w:p>
+      <w:r>
+        <w:t>- Interoperate easily with current HSE systems and accessible via a web browser.</w:t>
+      </w:r>
+    </w:p>
+    <w:p/>
+    <w:p>
+      <w:r>
+        <w:t>- Make predictions with confidence intervals for 1-12 months.</w:t>
+      </w:r>
+    </w:p>
+    <w:p/>
+    <w:p>
+      <w:r>
+        <w:t>- Deliver usable results to build trust of hospital management.</w:t>
       </w:r>
     </w:p>
     <w:p>
@@ -7991,8 +3407,8 @@
           <w:color w:val="333333"/>
         </w:rPr>
       </w:pPr>
-      <w:bookmarkStart w:id="28" w:name="2.4_Solution"/>
-      <w:bookmarkEnd w:id="28"/>
+      <w:bookmarkStart w:id="14" w:name="2.4_Solution"/>
+      <w:bookmarkEnd w:id="14"/>
       <w:r>
         <w:rPr>
           <w:color w:val="333333"/>
@@ -8001,383 +3417,26 @@
         <w:t>Solution</w:t>
       </w:r>
     </w:p>
-    <w:p>
-      <w:pPr>
-        <w:pStyle w:val="BodyText"/>
-        <w:spacing w:before="81"/>
-        <w:ind w:left="165" w:right="485"/>
-      </w:pPr>
-      <w:r>
-        <w:rPr>
-          <w:color w:val="333333"/>
-        </w:rPr>
-        <w:t xml:space="preserve">A Python-based machine learning pipeline was constructed primarily using </w:t>
+    <w:p/>
+    <w:p>
+      <w:r>
+        <w:t xml:space="preserve">A Python-based machine learning pipeline was developed using mostly </w:t>
       </w:r>
       <w:proofErr w:type="spellStart"/>
       <w:r>
-        <w:rPr>
-          <w:color w:val="333333"/>
-        </w:rPr>
         <w:t>XGBoost</w:t>
       </w:r>
       <w:proofErr w:type="spellEnd"/>
       <w:r>
-        <w:rPr>
-          <w:color w:val="333333"/>
-        </w:rPr>
-        <w:t xml:space="preserve"> (alternative</w:t>
-      </w:r>
-      <w:r>
-        <w:rPr>
-          <w:color w:val="333333"/>
-          <w:spacing w:val="-3"/>
-        </w:rPr>
-        <w:t xml:space="preserve"> </w:t>
-      </w:r>
-      <w:r>
-        <w:rPr>
-          <w:color w:val="333333"/>
-        </w:rPr>
-        <w:t>models</w:t>
-      </w:r>
-      <w:r>
-        <w:rPr>
-          <w:color w:val="333333"/>
-          <w:spacing w:val="-2"/>
-        </w:rPr>
-        <w:t xml:space="preserve"> </w:t>
-      </w:r>
-      <w:r>
-        <w:rPr>
-          <w:color w:val="333333"/>
-        </w:rPr>
-        <w:t>are</w:t>
-      </w:r>
-      <w:r>
-        <w:rPr>
-          <w:color w:val="333333"/>
-          <w:spacing w:val="-2"/>
-        </w:rPr>
-        <w:t xml:space="preserve"> </w:t>
-      </w:r>
-      <w:r>
-        <w:rPr>
-          <w:color w:val="333333"/>
-        </w:rPr>
-        <w:t>available</w:t>
-      </w:r>
-      <w:r>
-        <w:rPr>
-          <w:color w:val="333333"/>
-          <w:spacing w:val="-3"/>
-        </w:rPr>
-        <w:t xml:space="preserve"> </w:t>
-      </w:r>
-      <w:r>
-        <w:rPr>
-          <w:color w:val="333333"/>
-        </w:rPr>
-        <w:t>such</w:t>
-      </w:r>
-      <w:r>
-        <w:rPr>
-          <w:color w:val="333333"/>
-          <w:spacing w:val="-2"/>
-        </w:rPr>
-        <w:t xml:space="preserve"> </w:t>
-      </w:r>
-      <w:r>
-        <w:rPr>
-          <w:color w:val="333333"/>
-        </w:rPr>
-        <w:t>as</w:t>
-      </w:r>
-      <w:r>
-        <w:rPr>
-          <w:color w:val="333333"/>
-          <w:spacing w:val="-2"/>
-        </w:rPr>
-        <w:t xml:space="preserve"> </w:t>
-      </w:r>
-      <w:r>
-        <w:rPr>
-          <w:color w:val="333333"/>
-        </w:rPr>
-        <w:t>Random</w:t>
-      </w:r>
-      <w:r>
-        <w:rPr>
-          <w:color w:val="333333"/>
-          <w:spacing w:val="-3"/>
-        </w:rPr>
-        <w:t xml:space="preserve"> </w:t>
-      </w:r>
-      <w:r>
-        <w:rPr>
-          <w:color w:val="333333"/>
-        </w:rPr>
-        <w:t>Forest</w:t>
-      </w:r>
-      <w:r>
-        <w:rPr>
-          <w:color w:val="333333"/>
-          <w:spacing w:val="-2"/>
-        </w:rPr>
-        <w:t xml:space="preserve"> </w:t>
-      </w:r>
-      <w:r>
-        <w:rPr>
-          <w:color w:val="333333"/>
-        </w:rPr>
-        <w:t>and</w:t>
-      </w:r>
-      <w:r>
-        <w:rPr>
-          <w:color w:val="333333"/>
-          <w:spacing w:val="-2"/>
-        </w:rPr>
-        <w:t xml:space="preserve"> </w:t>
-      </w:r>
-      <w:r>
-        <w:rPr>
-          <w:color w:val="333333"/>
-        </w:rPr>
-        <w:t>Gradient</w:t>
-      </w:r>
-      <w:r>
-        <w:rPr>
-          <w:color w:val="333333"/>
-          <w:spacing w:val="-2"/>
-        </w:rPr>
-        <w:t xml:space="preserve"> </w:t>
-      </w:r>
-      <w:r>
-        <w:rPr>
-          <w:color w:val="333333"/>
-        </w:rPr>
-        <w:t>Boosting),</w:t>
-      </w:r>
-      <w:r>
-        <w:rPr>
-          <w:color w:val="333333"/>
-          <w:spacing w:val="-2"/>
-        </w:rPr>
-        <w:t xml:space="preserve"> </w:t>
-      </w:r>
-      <w:r>
-        <w:rPr>
-          <w:color w:val="333333"/>
-        </w:rPr>
-        <w:t xml:space="preserve">accessed through a </w:t>
+        <w:t xml:space="preserve"> (Random Forest and Gradient Boosting can also be used) with forecasts generated using a </w:t>
       </w:r>
       <w:proofErr w:type="spellStart"/>
       <w:r>
-        <w:rPr>
-          <w:color w:val="333333"/>
-        </w:rPr>
         <w:t>Streamlit</w:t>
       </w:r>
       <w:proofErr w:type="spellEnd"/>
       <w:r>
-        <w:rPr>
-          <w:color w:val="333333"/>
-        </w:rPr>
-        <w:t xml:space="preserve"> dashboard which outputs forecasts for 1-12 months with confidence intervals</w:t>
-      </w:r>
-      <w:r>
-        <w:rPr>
-          <w:color w:val="333333"/>
-          <w:spacing w:val="-3"/>
-        </w:rPr>
-        <w:t xml:space="preserve"> </w:t>
-      </w:r>
-      <w:r>
-        <w:rPr>
-          <w:color w:val="333333"/>
-        </w:rPr>
-        <w:t>and</w:t>
-      </w:r>
-      <w:r>
-        <w:rPr>
-          <w:color w:val="333333"/>
-          <w:spacing w:val="-3"/>
-        </w:rPr>
-        <w:t xml:space="preserve"> </w:t>
-      </w:r>
-      <w:r>
-        <w:rPr>
-          <w:color w:val="333333"/>
-        </w:rPr>
-        <w:t>breakdowns</w:t>
-      </w:r>
-      <w:r>
-        <w:rPr>
-          <w:color w:val="333333"/>
-          <w:spacing w:val="-3"/>
-        </w:rPr>
-        <w:t xml:space="preserve"> </w:t>
-      </w:r>
-      <w:r>
-        <w:rPr>
-          <w:color w:val="333333"/>
-        </w:rPr>
-        <w:t>by</w:t>
-      </w:r>
-      <w:r>
-        <w:rPr>
-          <w:color w:val="333333"/>
-          <w:spacing w:val="-3"/>
-        </w:rPr>
-        <w:t xml:space="preserve"> </w:t>
-      </w:r>
-      <w:r>
-        <w:rPr>
-          <w:color w:val="333333"/>
-        </w:rPr>
-        <w:t>case</w:t>
-      </w:r>
-      <w:r>
-        <w:rPr>
-          <w:color w:val="333333"/>
-          <w:spacing w:val="-3"/>
-        </w:rPr>
-        <w:t xml:space="preserve"> </w:t>
-      </w:r>
-      <w:r>
-        <w:rPr>
-          <w:color w:val="333333"/>
-        </w:rPr>
-        <w:t>type.</w:t>
-      </w:r>
-      <w:r>
-        <w:rPr>
-          <w:color w:val="333333"/>
-          <w:spacing w:val="-3"/>
-        </w:rPr>
-        <w:t xml:space="preserve"> </w:t>
-      </w:r>
-      <w:r>
-        <w:rPr>
-          <w:color w:val="333333"/>
-        </w:rPr>
-        <w:t>All</w:t>
-      </w:r>
-      <w:r>
-        <w:rPr>
-          <w:color w:val="333333"/>
-          <w:spacing w:val="-3"/>
-        </w:rPr>
-        <w:t xml:space="preserve"> </w:t>
-      </w:r>
-      <w:r>
-        <w:rPr>
-          <w:color w:val="333333"/>
-        </w:rPr>
-        <w:t>data</w:t>
-      </w:r>
-      <w:r>
-        <w:rPr>
-          <w:color w:val="333333"/>
-          <w:spacing w:val="-4"/>
-        </w:rPr>
-        <w:t xml:space="preserve"> </w:t>
-      </w:r>
-      <w:r>
-        <w:rPr>
-          <w:color w:val="333333"/>
-        </w:rPr>
-        <w:t>is</w:t>
-      </w:r>
-      <w:r>
-        <w:rPr>
-          <w:color w:val="333333"/>
-          <w:spacing w:val="-3"/>
-        </w:rPr>
-        <w:t xml:space="preserve"> </w:t>
-      </w:r>
-      <w:r>
-        <w:rPr>
-          <w:color w:val="333333"/>
-        </w:rPr>
-        <w:t>derived</w:t>
-      </w:r>
-      <w:r>
-        <w:rPr>
-          <w:color w:val="333333"/>
-          <w:spacing w:val="-4"/>
-        </w:rPr>
-        <w:t xml:space="preserve"> </w:t>
-      </w:r>
-      <w:r>
-        <w:rPr>
-          <w:color w:val="333333"/>
-        </w:rPr>
-        <w:t>from</w:t>
-      </w:r>
-      <w:r>
-        <w:rPr>
-          <w:color w:val="333333"/>
-          <w:spacing w:val="-4"/>
-        </w:rPr>
-        <w:t xml:space="preserve"> </w:t>
-      </w:r>
-      <w:r>
-        <w:rPr>
-          <w:color w:val="333333"/>
-        </w:rPr>
-        <w:t>the</w:t>
-      </w:r>
-      <w:r>
-        <w:rPr>
-          <w:color w:val="333333"/>
-          <w:spacing w:val="-3"/>
-        </w:rPr>
-        <w:t xml:space="preserve"> </w:t>
-      </w:r>
-      <w:r>
-        <w:rPr>
-          <w:color w:val="333333"/>
-        </w:rPr>
-        <w:t>NTPF</w:t>
-      </w:r>
-      <w:r>
-        <w:rPr>
-          <w:color w:val="333333"/>
-          <w:spacing w:val="-3"/>
-        </w:rPr>
-        <w:t xml:space="preserve"> </w:t>
-      </w:r>
-      <w:r>
-        <w:rPr>
-          <w:color w:val="333333"/>
-        </w:rPr>
-        <w:t>monthly</w:t>
-      </w:r>
-      <w:r>
-        <w:rPr>
-          <w:color w:val="333333"/>
-          <w:spacing w:val="-3"/>
-        </w:rPr>
-        <w:t xml:space="preserve"> </w:t>
-      </w:r>
-      <w:r>
-        <w:rPr>
-          <w:color w:val="333333"/>
-        </w:rPr>
-        <w:t>CSV</w:t>
-      </w:r>
-      <w:r>
-        <w:rPr>
-          <w:color w:val="333333"/>
-          <w:spacing w:val="-3"/>
-        </w:rPr>
-        <w:t xml:space="preserve"> </w:t>
-      </w:r>
-      <w:r>
-        <w:rPr>
-          <w:color w:val="333333"/>
-        </w:rPr>
-        <w:t>files – they are anonymous and freely available to download.</w:t>
+        <w:t xml:space="preserve"> dashboard that provides forecasts with confidence intervals and breakdowns by case type. All data is derived from the NTPF monthly CSV files – they are anonymous and freely available to download.</w:t>
       </w:r>
     </w:p>
     <w:p>
@@ -8403,8 +3462,8 @@
         <w:ind w:left="520" w:hanging="355"/>
         <w:jc w:val="both"/>
       </w:pPr>
-      <w:bookmarkStart w:id="29" w:name="3._Data_Collection_and_Preparation"/>
-      <w:bookmarkEnd w:id="29"/>
+      <w:bookmarkStart w:id="15" w:name="3._Data_Collection_and_Preparation"/>
+      <w:bookmarkEnd w:id="15"/>
       <w:r>
         <w:rPr>
           <w:color w:val="2070B5"/>
@@ -8470,8 +3529,8 @@
           <w:color w:val="333333"/>
         </w:rPr>
       </w:pPr>
-      <w:bookmarkStart w:id="30" w:name="3.1_Data_Source"/>
-      <w:bookmarkEnd w:id="30"/>
+      <w:bookmarkStart w:id="16" w:name="3.1_Data_Source"/>
+      <w:bookmarkEnd w:id="16"/>
       <w:r>
         <w:rPr>
           <w:color w:val="333333"/>
@@ -8709,6 +3768,7 @@
         </w:rPr>
         <w:t xml:space="preserve"> </w:t>
       </w:r>
+      <w:proofErr w:type="gramStart"/>
       <w:r>
         <w:rPr>
           <w:color w:val="333333"/>
@@ -8726,7 +3786,14 @@
         <w:rPr>
           <w:color w:val="333333"/>
         </w:rPr>
-        <w:t xml:space="preserve">year </w:t>
+        <w:t>year</w:t>
+      </w:r>
+      <w:proofErr w:type="gramEnd"/>
+      <w:r>
+        <w:rPr>
+          <w:color w:val="333333"/>
+        </w:rPr>
+        <w:t xml:space="preserve"> </w:t>
       </w:r>
       <w:proofErr w:type="spellStart"/>
       <w:r>
@@ -9580,8 +4647,8 @@
           <w:color w:val="333333"/>
         </w:rPr>
       </w:pPr>
-      <w:bookmarkStart w:id="31" w:name="3.2_Data_Cleaning"/>
-      <w:bookmarkEnd w:id="31"/>
+      <w:bookmarkStart w:id="17" w:name="3.2_Data_Cleaning"/>
+      <w:bookmarkEnd w:id="17"/>
       <w:r>
         <w:rPr>
           <w:color w:val="333333"/>
@@ -9610,8 +4677,8 @@
         <w:ind w:left="165"/>
         <w:jc w:val="both"/>
       </w:pPr>
-      <w:bookmarkStart w:id="32" w:name="Prior_to_any_modeling_being_done,_a_few_"/>
-      <w:bookmarkEnd w:id="32"/>
+      <w:bookmarkStart w:id="18" w:name="Prior_to_any_modeling_being_done,_a_few_"/>
+      <w:bookmarkEnd w:id="18"/>
       <w:r>
         <w:rPr>
           <w:color w:val="333333"/>
@@ -9813,8 +4880,8 @@
         <w:pStyle w:val="BodyText"/>
         <w:ind w:left="165" w:right="915"/>
       </w:pPr>
-      <w:bookmarkStart w:id="33" w:name="-The_first_character_of_the_data_in_the_"/>
-      <w:bookmarkEnd w:id="33"/>
+      <w:bookmarkStart w:id="19" w:name="-The_first_character_of_the_data_in_the_"/>
+      <w:bookmarkEnd w:id="19"/>
       <w:r>
         <w:rPr>
           <w:color w:val="333333"/>
@@ -10027,7 +5094,21 @@
         <w:rPr>
           <w:color w:val="333333"/>
         </w:rPr>
-        <w:t>the UTF-8 character set, which needed to be skipped after the table is imported.</w:t>
+        <w:t>the UTF-</w:t>
+      </w:r>
+      <w:proofErr w:type="gramStart"/>
+      <w:r>
+        <w:rPr>
+          <w:color w:val="333333"/>
+        </w:rPr>
+        <w:t>8 character</w:t>
+      </w:r>
+      <w:proofErr w:type="gramEnd"/>
+      <w:r>
+        <w:rPr>
+          <w:color w:val="333333"/>
+        </w:rPr>
+        <w:t xml:space="preserve"> set, which needed to be skipped after the table is imported.</w:t>
       </w:r>
     </w:p>
     <w:p>
@@ -10042,8 +5123,8 @@
         <w:ind w:left="165" w:right="717"/>
         <w:jc w:val="both"/>
       </w:pPr>
-      <w:bookmarkStart w:id="34" w:name="There_are_some_variations_in_the_data:_I"/>
-      <w:bookmarkEnd w:id="34"/>
+      <w:bookmarkStart w:id="20" w:name="There_are_some_variations_in_the_data:_I"/>
+      <w:bookmarkEnd w:id="20"/>
       <w:r>
         <w:rPr>
           <w:color w:val="333333"/>
@@ -10443,8 +5524,8 @@
         <w:ind w:left="164" w:right="780"/>
         <w:jc w:val="both"/>
       </w:pPr>
-      <w:bookmarkStart w:id="35" w:name="-Dates_are_in_two_formats_(_YYYY-MM-DD_o"/>
-      <w:bookmarkEnd w:id="35"/>
+      <w:bookmarkStart w:id="21" w:name="-Dates_are_in_two_formats_(_YYYY-MM-DD_o"/>
+      <w:bookmarkEnd w:id="21"/>
       <w:r>
         <w:rPr>
           <w:color w:val="333333"/>
@@ -10510,6 +5591,7 @@
         </w:rPr>
         <w:t xml:space="preserve"> </w:t>
       </w:r>
+      <w:proofErr w:type="gramStart"/>
       <w:r>
         <w:rPr>
           <w:color w:val="333333"/>
@@ -10527,7 +5609,14 @@
         <w:rPr>
           <w:color w:val="333333"/>
         </w:rPr>
-        <w:t>YYYY-MM-DD</w:t>
+        <w:t>YYYY</w:t>
+      </w:r>
+      <w:proofErr w:type="gramEnd"/>
+      <w:r>
+        <w:rPr>
+          <w:color w:val="333333"/>
+        </w:rPr>
+        <w:t>-MM-DD</w:t>
       </w:r>
       <w:r>
         <w:rPr>
@@ -10647,8 +5736,8 @@
         <w:spacing w:before="1"/>
         <w:ind w:left="164" w:right="498"/>
       </w:pPr>
-      <w:bookmarkStart w:id="36" w:name="-Any_anomalistic_value_with_respect_to_i"/>
-      <w:bookmarkEnd w:id="36"/>
+      <w:bookmarkStart w:id="22" w:name="-Any_anomalistic_value_with_respect_to_i"/>
+      <w:bookmarkEnd w:id="22"/>
       <w:r>
         <w:t xml:space="preserve">A single anomalous observation associated with the </w:t>
       </w:r>
@@ -10658,10 +5747,7 @@
       </w:r>
       <w:proofErr w:type="spellEnd"/>
       <w:r>
-        <w:t xml:space="preserve"> transition period was excluded after verification against surrounding periods and NTPF publication changes.</w:t>
-      </w:r>
-      <w:r>
-        <w:t xml:space="preserve"> </w:t>
+        <w:t xml:space="preserve"> transition period was excluded after verification against surrounding periods and NTPF publication changes. </w:t>
       </w:r>
       <w:r>
         <w:rPr>
@@ -10945,8 +6031,8 @@
           <w:color w:val="333333"/>
         </w:rPr>
       </w:pPr>
-      <w:bookmarkStart w:id="37" w:name="3.3_Aggregation_and_Series_Merge"/>
-      <w:bookmarkEnd w:id="37"/>
+      <w:bookmarkStart w:id="23" w:name="3.3_Aggregation_and_Series_Merge"/>
+      <w:bookmarkEnd w:id="23"/>
       <w:r>
         <w:rPr>
           <w:color w:val="333333"/>
@@ -10993,6 +6079,16 @@
         <w:pStyle w:val="BodyText"/>
         <w:spacing w:before="81"/>
         <w:ind w:left="165" w:right="484"/>
+        <w:rPr>
+          <w:color w:val="333333"/>
+        </w:rPr>
+      </w:pPr>
+    </w:p>
+    <w:p>
+      <w:pPr>
+        <w:pStyle w:val="BodyText"/>
+        <w:spacing w:before="81"/>
+        <w:ind w:left="165" w:right="484"/>
       </w:pPr>
       <w:r>
         <w:rPr>
@@ -11221,7 +6317,21 @@
         <w:rPr>
           <w:color w:val="333333"/>
         </w:rPr>
-        <w:t xml:space="preserve"> series (2021-2026) and legacy data (2014-2020) were collated and presented as a single clean month time series on January 2021 boundary. This 12 year period encompasses the pre-COVID, COVID and post-COVID trends, giving useful information for the long run trend component</w:t>
+        <w:t xml:space="preserve"> series (2021-2026) and legacy data (2014-2020) were collated and presented as a single clean month time series on January 2021 boundary. This </w:t>
+      </w:r>
+      <w:proofErr w:type="gramStart"/>
+      <w:r>
+        <w:rPr>
+          <w:color w:val="333333"/>
+        </w:rPr>
+        <w:t>12 year</w:t>
+      </w:r>
+      <w:proofErr w:type="gramEnd"/>
+      <w:r>
+        <w:rPr>
+          <w:color w:val="333333"/>
+        </w:rPr>
+        <w:t xml:space="preserve"> period encompasses the pre-COVID, COVID and post-COVID trends, giving useful information for the long run trend component</w:t>
       </w:r>
       <w:r>
         <w:rPr>
@@ -11259,8 +6369,8 @@
         </w:tabs>
         <w:ind w:left="520" w:hanging="355"/>
       </w:pPr>
-      <w:bookmarkStart w:id="38" w:name="4._Methodology"/>
-      <w:bookmarkEnd w:id="38"/>
+      <w:bookmarkStart w:id="24" w:name="4._Methodology"/>
+      <w:bookmarkEnd w:id="24"/>
       <w:r>
         <w:rPr>
           <w:color w:val="2070B5"/>
@@ -11286,8 +6396,8 @@
           <w:color w:val="333333"/>
         </w:rPr>
       </w:pPr>
-      <w:bookmarkStart w:id="39" w:name="4.1_Feature_Engineering"/>
-      <w:bookmarkEnd w:id="39"/>
+      <w:bookmarkStart w:id="25" w:name="4.1_Feature_Engineering"/>
+      <w:bookmarkEnd w:id="25"/>
       <w:r>
         <w:rPr>
           <w:color w:val="333333"/>
@@ -12659,8 +7769,8 @@
           <w:sz w:val="26"/>
         </w:rPr>
       </w:pPr>
-      <w:bookmarkStart w:id="40" w:name="4.2_Model_Selection"/>
-      <w:bookmarkEnd w:id="40"/>
+      <w:bookmarkStart w:id="26" w:name="4.2_Model_Selection"/>
+      <w:bookmarkEnd w:id="26"/>
       <w:r>
         <w:rPr>
           <w:b/>
@@ -12707,8 +7817,8 @@
         <w:pStyle w:val="BodyText"/>
         <w:ind w:left="165"/>
       </w:pPr>
-      <w:bookmarkStart w:id="41" w:name="To_evaluate,_three_ensemble_ML_models_an"/>
-      <w:bookmarkEnd w:id="41"/>
+      <w:bookmarkStart w:id="27" w:name="To_evaluate,_three_ensemble_ML_models_an"/>
+      <w:bookmarkEnd w:id="27"/>
       <w:proofErr w:type="spellStart"/>
       <w:r>
         <w:rPr>
@@ -13005,8 +8115,8 @@
           <w:color w:val="333333"/>
         </w:rPr>
       </w:pPr>
-      <w:bookmarkStart w:id="42" w:name="4.3_Training_and_Validation"/>
-      <w:bookmarkEnd w:id="42"/>
+      <w:bookmarkStart w:id="28" w:name="4.3_Training_and_Validation"/>
+      <w:bookmarkEnd w:id="28"/>
       <w:r>
         <w:rPr>
           <w:color w:val="333333"/>
@@ -13041,8 +8151,8 @@
         <w:spacing w:before="278"/>
         <w:ind w:left="164" w:right="485"/>
       </w:pPr>
-      <w:bookmarkStart w:id="43" w:name="Data_leakage_is_a_significant_issue_when"/>
-      <w:bookmarkEnd w:id="43"/>
+      <w:bookmarkStart w:id="29" w:name="Data_leakage_is_a_significant_issue_when"/>
+      <w:bookmarkEnd w:id="29"/>
       <w:r>
         <w:rPr>
           <w:color w:val="333333"/>
@@ -13283,8 +8393,8 @@
         <w:pStyle w:val="BodyText"/>
         <w:ind w:left="164" w:right="485" w:firstLine="61"/>
       </w:pPr>
-      <w:bookmarkStart w:id="44" w:name="Five_data_splits_were_created_and_the_fi"/>
-      <w:bookmarkEnd w:id="44"/>
+      <w:bookmarkStart w:id="30" w:name="Five_data_splits_were_created_and_the_fi"/>
+      <w:bookmarkEnd w:id="30"/>
       <w:r>
         <w:rPr>
           <w:color w:val="333333"/>
@@ -13495,8 +8605,8 @@
           <w:color w:val="333333"/>
         </w:rPr>
       </w:pPr>
-      <w:bookmarkStart w:id="45" w:name="4.4_Recursive_Multi-Step_Forecasting"/>
-      <w:bookmarkEnd w:id="45"/>
+      <w:bookmarkStart w:id="31" w:name="4.4_Recursive_Multi-Step_Forecasting"/>
+      <w:bookmarkEnd w:id="31"/>
       <w:r>
         <w:rPr>
           <w:color w:val="333333"/>
@@ -13530,6 +8640,16 @@
         </w:rPr>
         <w:t>Forecasting</w:t>
       </w:r>
+    </w:p>
+    <w:p>
+      <w:pPr>
+        <w:pStyle w:val="BodyText"/>
+        <w:spacing w:before="79"/>
+        <w:ind w:left="165" w:right="485"/>
+        <w:rPr>
+          <w:color w:val="333333"/>
+        </w:rPr>
+      </w:pPr>
     </w:p>
     <w:p>
       <w:pPr>
@@ -13774,8 +8894,8 @@
         </w:tabs>
         <w:ind w:left="520" w:hanging="355"/>
       </w:pPr>
-      <w:bookmarkStart w:id="46" w:name="5._Results_and_Model_Evaluation"/>
-      <w:bookmarkEnd w:id="46"/>
+      <w:bookmarkStart w:id="32" w:name="5._Results_and_Model_Evaluation"/>
+      <w:bookmarkEnd w:id="32"/>
       <w:r>
         <w:rPr>
           <w:color w:val="2070B5"/>
@@ -13840,8 +8960,8 @@
           <w:color w:val="333333"/>
         </w:rPr>
       </w:pPr>
-      <w:bookmarkStart w:id="47" w:name="5.1_Model_Performance"/>
-      <w:bookmarkEnd w:id="47"/>
+      <w:bookmarkStart w:id="33" w:name="5.1_Model_Performance"/>
+      <w:bookmarkEnd w:id="33"/>
       <w:r>
         <w:rPr>
           <w:color w:val="333333"/>
@@ -14688,6 +9808,7 @@
                 <w:sz w:val="20"/>
               </w:rPr>
             </w:pPr>
+            <w:proofErr w:type="gramStart"/>
             <w:r>
               <w:rPr>
                 <w:b/>
@@ -14696,6 +9817,7 @@
               </w:rPr>
               <w:t>Overall</w:t>
             </w:r>
+            <w:proofErr w:type="gramEnd"/>
             <w:r>
               <w:rPr>
                 <w:b/>
@@ -14787,8 +9909,8 @@
         <w:pStyle w:val="BodyText"/>
         <w:ind w:left="165" w:right="485"/>
       </w:pPr>
-      <w:bookmarkStart w:id="48" w:name="The_model_proved_to_be_very_accurate_fro"/>
-      <w:bookmarkEnd w:id="48"/>
+      <w:bookmarkStart w:id="34" w:name="The_model_proved_to_be_very_accurate_fro"/>
+      <w:bookmarkEnd w:id="34"/>
       <w:r>
         <w:rPr>
           <w:color w:val="333333"/>
@@ -14989,8 +10111,8 @@
         <w:pStyle w:val="BodyText"/>
         <w:ind w:left="165" w:right="498"/>
       </w:pPr>
-      <w:bookmarkStart w:id="49" w:name="This_does_not_mean_that_the_ML_approach_"/>
-      <w:bookmarkEnd w:id="49"/>
+      <w:bookmarkStart w:id="35" w:name="This_does_not_mean_that_the_ML_approach_"/>
+      <w:bookmarkEnd w:id="35"/>
       <w:r>
         <w:rPr>
           <w:color w:val="333333"/>
@@ -15182,8 +10304,8 @@
           <w:color w:val="333333"/>
         </w:rPr>
       </w:pPr>
-      <w:bookmarkStart w:id="50" w:name="5.2_Feature_Importance"/>
-      <w:bookmarkEnd w:id="50"/>
+      <w:bookmarkStart w:id="36" w:name="5.2_Feature_Importance"/>
+      <w:bookmarkEnd w:id="36"/>
       <w:r>
         <w:rPr>
           <w:color w:val="333333"/>
@@ -16291,8 +11413,8 @@
         <w:spacing w:before="81"/>
         <w:ind w:left="165" w:right="485"/>
       </w:pPr>
-      <w:bookmarkStart w:id="51" w:name="One_of_the_most_important_results_is_the"/>
-      <w:bookmarkEnd w:id="51"/>
+      <w:bookmarkStart w:id="37" w:name="One_of_the_most_important_results_is_the"/>
+      <w:bookmarkEnd w:id="37"/>
       <w:r>
         <w:rPr>
           <w:color w:val="333333"/>
@@ -16518,8 +11640,8 @@
           <w:color w:val="333333"/>
         </w:rPr>
       </w:pPr>
-      <w:bookmarkStart w:id="52" w:name="5.3_Data_Limitation:_CSV_Subset_vs_Full_"/>
-      <w:bookmarkEnd w:id="52"/>
+      <w:bookmarkStart w:id="38" w:name="5.3_Data_Limitation:_CSV_Subset_vs_Full_"/>
+      <w:bookmarkEnd w:id="38"/>
       <w:r>
         <w:rPr>
           <w:color w:val="333333"/>
@@ -17411,8 +12533,8 @@
         <w:spacing w:before="1"/>
         <w:ind w:left="165" w:right="485"/>
       </w:pPr>
-      <w:bookmarkStart w:id="53" w:name="This_disparity_is_due_to_the_fact_that_t"/>
-      <w:bookmarkEnd w:id="53"/>
+      <w:bookmarkStart w:id="39" w:name="This_disparity_is_due_to_the_fact_that_t"/>
+      <w:bookmarkEnd w:id="39"/>
       <w:r>
         <w:rPr>
           <w:color w:val="333333"/>
@@ -17607,8 +12729,8 @@
         <w:pStyle w:val="BodyText"/>
         <w:ind w:left="165" w:right="470"/>
       </w:pPr>
-      <w:bookmarkStart w:id="54" w:name="An_important_restriction_that_we_have_to"/>
-      <w:bookmarkEnd w:id="54"/>
+      <w:bookmarkStart w:id="40" w:name="An_important_restriction_that_we_have_to"/>
+      <w:bookmarkEnd w:id="40"/>
       <w:r>
         <w:rPr>
           <w:color w:val="333333"/>
@@ -17859,8 +12981,8 @@
           <w:color w:val="333333"/>
         </w:rPr>
       </w:pPr>
-      <w:bookmarkStart w:id="55" w:name="5.4_12-Month_Forecast"/>
-      <w:bookmarkEnd w:id="55"/>
+      <w:bookmarkStart w:id="41" w:name="5.4_12-Month_Forecast"/>
+      <w:bookmarkEnd w:id="41"/>
       <w:r>
         <w:rPr>
           <w:color w:val="333333"/>
@@ -18067,6 +13189,7 @@
         <w:t xml:space="preserve"> was </w:t>
       </w:r>
       <w:proofErr w:type="spellStart"/>
+      <w:proofErr w:type="gramStart"/>
       <w:r>
         <w:t>omitted.</w:t>
       </w:r>
@@ -18077,6 +13200,7 @@
         <w:t>If</w:t>
       </w:r>
       <w:proofErr w:type="spellEnd"/>
+      <w:proofErr w:type="gramEnd"/>
       <w:r>
         <w:rPr>
           <w:color w:val="333333"/>
@@ -18158,8 +13282,8 @@
         </w:tabs>
         <w:ind w:left="520" w:hanging="355"/>
       </w:pPr>
-      <w:bookmarkStart w:id="56" w:name="6._Dashboard_and_Deployment"/>
-      <w:bookmarkEnd w:id="56"/>
+      <w:bookmarkStart w:id="42" w:name="6._Dashboard_and_Deployment"/>
+      <w:bookmarkEnd w:id="42"/>
       <w:r>
         <w:rPr>
           <w:color w:val="2070B5"/>
@@ -18211,8 +13335,8 @@
           <w:color w:val="333333"/>
         </w:rPr>
       </w:pPr>
-      <w:bookmarkStart w:id="57" w:name="6.1_Architecture"/>
-      <w:bookmarkEnd w:id="57"/>
+      <w:bookmarkStart w:id="43" w:name="6.1_Architecture"/>
+      <w:bookmarkEnd w:id="43"/>
       <w:r>
         <w:rPr>
           <w:color w:val="333333"/>
@@ -18227,8 +13351,8 @@
         <w:spacing w:before="280"/>
         <w:ind w:left="165" w:right="409"/>
       </w:pPr>
-      <w:bookmarkStart w:id="58" w:name="The_Streamlit_dashboard_(app.py)_is_a_py"/>
-      <w:bookmarkEnd w:id="58"/>
+      <w:bookmarkStart w:id="44" w:name="The_Streamlit_dashboard_(app.py)_is_a_py"/>
+      <w:bookmarkEnd w:id="44"/>
       <w:r>
         <w:rPr>
           <w:color w:val="333333"/>
@@ -18442,11 +13566,27 @@
         <w:rPr>
           <w:color w:val="333333"/>
         </w:rPr>
-        <w:t xml:space="preserve">application. It does not need any server set-up apart from a basic Python environment and can be run using a single command: python -m </w:t>
+        <w:t>application. It does not need any server set-up apart from a basic Python environment and can be run using a single command</w:t>
+      </w:r>
+      <w:r>
+        <w:rPr>
+          <w:color w:val="333333"/>
+        </w:rPr>
+        <w:t xml:space="preserve">: </w:t>
+      </w:r>
+      <w:r>
+        <w:rPr>
+          <w:i/>
+          <w:iCs/>
+          <w:color w:val="333333"/>
+        </w:rPr>
+        <w:t xml:space="preserve">python -m </w:t>
       </w:r>
       <w:proofErr w:type="spellStart"/>
       <w:r>
         <w:rPr>
+          <w:i/>
+          <w:iCs/>
           <w:color w:val="333333"/>
         </w:rPr>
         <w:t>streamlit</w:t>
@@ -18454,6 +13594,8 @@
       <w:proofErr w:type="spellEnd"/>
       <w:r>
         <w:rPr>
+          <w:i/>
+          <w:iCs/>
           <w:color w:val="333333"/>
         </w:rPr>
         <w:t xml:space="preserve"> run app.py</w:t>
@@ -18470,8 +13612,8 @@
         <w:pStyle w:val="BodyText"/>
         <w:ind w:left="165"/>
       </w:pPr>
-      <w:bookmarkStart w:id="59" w:name="The_dashboard_is_divided_into_three_Acti"/>
-      <w:bookmarkEnd w:id="59"/>
+      <w:bookmarkStart w:id="45" w:name="The_dashboard_is_divided_into_three_Acti"/>
+      <w:bookmarkEnd w:id="45"/>
       <w:r>
         <w:rPr>
           <w:color w:val="333333"/>
@@ -18582,8 +13724,8 @@
         <w:pStyle w:val="BodyText"/>
         <w:ind w:left="164" w:right="485"/>
       </w:pPr>
-      <w:bookmarkStart w:id="60" w:name="The_Forecast_tab_will_display_an_interac"/>
-      <w:bookmarkEnd w:id="60"/>
+      <w:bookmarkStart w:id="46" w:name="The_Forecast_tab_will_display_an_interac"/>
+      <w:bookmarkEnd w:id="46"/>
       <w:r>
         <w:rPr>
           <w:b/>
@@ -18806,8 +13948,8 @@
         <w:pStyle w:val="BodyText"/>
         <w:ind w:left="165" w:right="498"/>
       </w:pPr>
-      <w:bookmarkStart w:id="61" w:name="Multi-line_chart_-_inpatient_vs_outpatie"/>
-      <w:bookmarkEnd w:id="61"/>
+      <w:bookmarkStart w:id="47" w:name="Multi-line_chart_-_inpatient_vs_outpatie"/>
+      <w:bookmarkEnd w:id="47"/>
       <w:r>
         <w:rPr>
           <w:b/>
@@ -19012,8 +14154,8 @@
         <w:pStyle w:val="BodyText"/>
         <w:ind w:left="165" w:right="485"/>
       </w:pPr>
-      <w:bookmarkStart w:id="62" w:name="Feature_Importance_tab:_This_tab_has_a_h"/>
-      <w:bookmarkEnd w:id="62"/>
+      <w:bookmarkStart w:id="48" w:name="Feature_Importance_tab:_This_tab_has_a_h"/>
+      <w:bookmarkEnd w:id="48"/>
       <w:r>
         <w:rPr>
           <w:b/>
@@ -19214,8 +14356,8 @@
           <w:color w:val="333333"/>
         </w:rPr>
       </w:pPr>
-      <w:bookmarkStart w:id="63" w:name="6.2_User_Controls"/>
-      <w:bookmarkEnd w:id="63"/>
+      <w:bookmarkStart w:id="49" w:name="6.2_User_Controls"/>
+      <w:bookmarkEnd w:id="49"/>
       <w:r>
         <w:rPr>
           <w:color w:val="333333"/>
@@ -19243,13 +14385,27 @@
         <w:spacing w:before="278"/>
         <w:ind w:left="164" w:right="508"/>
       </w:pPr>
-      <w:bookmarkStart w:id="64" w:name="On_the_left_hand_side_are_there_three_in"/>
-      <w:bookmarkEnd w:id="64"/>
-      <w:r>
-        <w:rPr>
-          <w:color w:val="333333"/>
-        </w:rPr>
-        <w:t>On the left hand side are there three interactive controls: model selection (</w:t>
+      <w:bookmarkStart w:id="50" w:name="On_the_left_hand_side_are_there_three_in"/>
+      <w:bookmarkEnd w:id="50"/>
+      <w:r>
+        <w:rPr>
+          <w:color w:val="333333"/>
+        </w:rPr>
+        <w:t xml:space="preserve">On the </w:t>
+      </w:r>
+      <w:proofErr w:type="gramStart"/>
+      <w:r>
+        <w:rPr>
+          <w:color w:val="333333"/>
+        </w:rPr>
+        <w:t>left hand</w:t>
+      </w:r>
+      <w:proofErr w:type="gramEnd"/>
+      <w:r>
+        <w:rPr>
+          <w:color w:val="333333"/>
+        </w:rPr>
+        <w:t xml:space="preserve"> side are there three interactive controls: model selection (</w:t>
       </w:r>
       <w:proofErr w:type="spellStart"/>
       <w:r>
@@ -19432,8 +14588,8 @@
           <w:sz w:val="26"/>
         </w:rPr>
       </w:pPr>
-      <w:bookmarkStart w:id="65" w:name="6.3_Technology_Stack"/>
-      <w:bookmarkEnd w:id="65"/>
+      <w:bookmarkStart w:id="51" w:name="6.3_Technology_Stack"/>
+      <w:bookmarkEnd w:id="51"/>
       <w:r>
         <w:rPr>
           <w:b/>
@@ -20466,8 +15622,8 @@
         </w:tabs>
         <w:ind w:left="520" w:hanging="355"/>
       </w:pPr>
-      <w:bookmarkStart w:id="66" w:name="7._Legal_and_Ethical_Considerations"/>
-      <w:bookmarkEnd w:id="66"/>
+      <w:bookmarkStart w:id="52" w:name="7._Legal_and_Ethical_Considerations"/>
+      <w:bookmarkEnd w:id="52"/>
       <w:r>
         <w:rPr>
           <w:color w:val="2070B5"/>
@@ -20532,8 +15688,8 @@
           <w:color w:val="333333"/>
         </w:rPr>
       </w:pPr>
-      <w:bookmarkStart w:id="67" w:name="7.1_GDPR_Compliance"/>
-      <w:bookmarkEnd w:id="67"/>
+      <w:bookmarkStart w:id="53" w:name="7.1_GDPR_Compliance"/>
+      <w:bookmarkEnd w:id="53"/>
       <w:r>
         <w:rPr>
           <w:color w:val="333333"/>
@@ -20561,8 +15717,8 @@
         <w:spacing w:before="280"/>
         <w:ind w:left="165" w:right="485"/>
       </w:pPr>
-      <w:bookmarkStart w:id="68" w:name="This_project_uses_NTPF_public_open_data_"/>
-      <w:bookmarkEnd w:id="68"/>
+      <w:bookmarkStart w:id="54" w:name="This_project_uses_NTPF_public_open_data_"/>
+      <w:bookmarkEnd w:id="54"/>
       <w:r>
         <w:rPr>
           <w:color w:val="333333"/>
@@ -20959,8 +16115,8 @@
         <w:ind w:left="165" w:right="580"/>
         <w:jc w:val="both"/>
       </w:pPr>
-      <w:bookmarkStart w:id="69" w:name="If_you_plan_to_extend_this_system_to_pat"/>
-      <w:bookmarkEnd w:id="69"/>
+      <w:bookmarkStart w:id="55" w:name="If_you_plan_to_extend_this_system_to_pat"/>
+      <w:bookmarkEnd w:id="55"/>
       <w:r>
         <w:rPr>
           <w:color w:val="333333"/>
@@ -21353,8 +16509,8 @@
           <w:color w:val="333333"/>
         </w:rPr>
       </w:pPr>
-      <w:bookmarkStart w:id="70" w:name="7.2_Fairness_and_Bias"/>
-      <w:bookmarkEnd w:id="70"/>
+      <w:bookmarkStart w:id="56" w:name="7.2_Fairness_and_Bias"/>
+      <w:bookmarkEnd w:id="56"/>
       <w:r>
         <w:rPr>
           <w:color w:val="333333"/>
@@ -21395,8 +16551,8 @@
         <w:spacing w:before="280"/>
         <w:ind w:left="164" w:right="409"/>
       </w:pPr>
-      <w:bookmarkStart w:id="71" w:name="Models_using_national-level_data_can_be_"/>
-      <w:bookmarkEnd w:id="71"/>
+      <w:bookmarkStart w:id="57" w:name="Models_using_national-level_data_can_be_"/>
+      <w:bookmarkEnd w:id="57"/>
       <w:r>
         <w:rPr>
           <w:color w:val="333333"/>
@@ -21591,8 +16747,8 @@
         <w:pStyle w:val="BodyText"/>
         <w:ind w:left="165" w:right="485"/>
       </w:pPr>
-      <w:bookmarkStart w:id="72" w:name="The_model_does_not_make_decisions_—_it_g"/>
-      <w:bookmarkEnd w:id="72"/>
+      <w:bookmarkStart w:id="58" w:name="The_model_does_not_make_decisions_—_it_g"/>
+      <w:bookmarkEnd w:id="58"/>
       <w:r>
         <w:rPr>
           <w:color w:val="333333"/>
@@ -21803,8 +16959,8 @@
           <w:color w:val="333333"/>
         </w:rPr>
       </w:pPr>
-      <w:bookmarkStart w:id="73" w:name="7.3_HIQA_Standards"/>
-      <w:bookmarkEnd w:id="73"/>
+      <w:bookmarkStart w:id="59" w:name="7.3_HIQA_Standards"/>
+      <w:bookmarkEnd w:id="59"/>
       <w:r>
         <w:rPr>
           <w:color w:val="333333"/>
@@ -21832,8 +16988,8 @@
         <w:spacing w:before="278"/>
         <w:ind w:left="165" w:right="485"/>
       </w:pPr>
-      <w:bookmarkStart w:id="74" w:name="The_tool_aims_to_be_compliant_with_the_H"/>
-      <w:bookmarkEnd w:id="74"/>
+      <w:bookmarkStart w:id="60" w:name="The_tool_aims_to_be_compliant_with_the_H"/>
+      <w:bookmarkEnd w:id="60"/>
       <w:r>
         <w:rPr>
           <w:color w:val="333333"/>
@@ -22123,8 +17279,8 @@
           <w:color w:val="333333"/>
         </w:rPr>
       </w:pPr>
-      <w:bookmarkStart w:id="75" w:name="7.4_Intellectual_Property"/>
-      <w:bookmarkEnd w:id="75"/>
+      <w:bookmarkStart w:id="61" w:name="7.4_Intellectual_Property"/>
+      <w:bookmarkEnd w:id="61"/>
       <w:r>
         <w:rPr>
           <w:color w:val="333333"/>
@@ -22171,7 +17327,13 @@
         <w:rPr>
           <w:color w:val="333333"/>
         </w:rPr>
-        <w:t xml:space="preserve"> (Apache 2.0, BSD, MIT). NTPF data is released as open data with no restrictive </w:t>
+        <w:t xml:space="preserve">. </w:t>
+      </w:r>
+      <w:r>
+        <w:rPr>
+          <w:color w:val="333333"/>
+        </w:rPr>
+        <w:t xml:space="preserve">NTPF data is released as open data with no restrictive </w:t>
       </w:r>
       <w:proofErr w:type="spellStart"/>
       <w:r>
@@ -22211,8 +17373,8 @@
         </w:tabs>
         <w:ind w:left="520" w:hanging="355"/>
       </w:pPr>
-      <w:bookmarkStart w:id="76" w:name="8._Conclusions_and_Recommendations"/>
-      <w:bookmarkEnd w:id="76"/>
+      <w:bookmarkStart w:id="62" w:name="8._Conclusions_and_Recommendations"/>
+      <w:bookmarkEnd w:id="62"/>
       <w:r>
         <w:rPr>
           <w:color w:val="2070B5"/>
@@ -22264,8 +17426,8 @@
           <w:color w:val="333333"/>
         </w:rPr>
       </w:pPr>
-      <w:bookmarkStart w:id="77" w:name="8.1_Summary"/>
-      <w:bookmarkEnd w:id="77"/>
+      <w:bookmarkStart w:id="63" w:name="8.1_Summary"/>
+      <w:bookmarkEnd w:id="63"/>
       <w:r>
         <w:rPr>
           <w:color w:val="333333"/>
@@ -22280,8 +17442,8 @@
         <w:spacing w:before="280"/>
         <w:ind w:left="165" w:right="488"/>
       </w:pPr>
-      <w:bookmarkStart w:id="78" w:name="This_project_was_a_success_in_getting_a_"/>
-      <w:bookmarkEnd w:id="78"/>
+      <w:bookmarkStart w:id="64" w:name="This_project_was_a_success_in_getting_a_"/>
+      <w:bookmarkEnd w:id="64"/>
       <w:r>
         <w:rPr>
           <w:color w:val="333333"/>
@@ -22541,8 +17703,8 @@
         <w:pStyle w:val="BodyText"/>
         <w:ind w:left="164" w:right="409"/>
       </w:pPr>
-      <w:bookmarkStart w:id="79" w:name="The_main_result_—_the_3_month_rolling_me"/>
-      <w:bookmarkEnd w:id="79"/>
+      <w:bookmarkStart w:id="65" w:name="The_main_result_—_the_3_month_rolling_me"/>
+      <w:bookmarkEnd w:id="65"/>
       <w:r>
         <w:rPr>
           <w:color w:val="333333"/>
@@ -22608,6 +17770,7 @@
         </w:rPr>
         <w:t xml:space="preserve"> </w:t>
       </w:r>
+      <w:proofErr w:type="gramStart"/>
       <w:r>
         <w:rPr>
           <w:color w:val="333333"/>
@@ -22627,6 +17790,7 @@
         </w:rPr>
         <w:t>month</w:t>
       </w:r>
+      <w:proofErr w:type="gramEnd"/>
       <w:r>
         <w:rPr>
           <w:color w:val="333333"/>
@@ -22768,7 +17932,21 @@
         <w:rPr>
           <w:color w:val="333333"/>
         </w:rPr>
-        <w:t>consistent with the Irish waiting list being a very momentum oriented system. The implication of this is practical: planners could reasonably make 3-6 month forecasts based on recent trend data alone, without needing to use complex external data.</w:t>
+        <w:t xml:space="preserve">consistent with the Irish waiting list being a very momentum oriented system. The implication of this is practical: planners could reasonably make </w:t>
+      </w:r>
+      <w:proofErr w:type="gramStart"/>
+      <w:r>
+        <w:rPr>
+          <w:color w:val="333333"/>
+        </w:rPr>
+        <w:t>3-6 month</w:t>
+      </w:r>
+      <w:proofErr w:type="gramEnd"/>
+      <w:r>
+        <w:rPr>
+          <w:color w:val="333333"/>
+        </w:rPr>
+        <w:t xml:space="preserve"> forecasts based on recent trend data alone, without needing to use complex external data.</w:t>
       </w:r>
     </w:p>
     <w:p>
@@ -22782,8 +17960,8 @@
         <w:pStyle w:val="BodyText"/>
         <w:ind w:left="164" w:right="498"/>
       </w:pPr>
-      <w:bookmarkStart w:id="80" w:name="The_inability_to_predict_the_policy_disc"/>
-      <w:bookmarkEnd w:id="80"/>
+      <w:bookmarkStart w:id="66" w:name="The_inability_to_predict_the_policy_disc"/>
+      <w:bookmarkEnd w:id="66"/>
       <w:r>
         <w:rPr>
           <w:color w:val="333333"/>
@@ -22981,8 +18159,8 @@
           <w:color w:val="333333"/>
         </w:rPr>
       </w:pPr>
-      <w:bookmarkStart w:id="81" w:name="8.2_Recommendations"/>
-      <w:bookmarkEnd w:id="81"/>
+      <w:bookmarkStart w:id="67" w:name="8.2_Recommendations"/>
+      <w:bookmarkEnd w:id="67"/>
       <w:r>
         <w:rPr>
           <w:color w:val="333333"/>
@@ -22997,8 +18175,8 @@
         <w:spacing w:before="279"/>
         <w:ind w:left="165" w:right="485"/>
       </w:pPr>
-      <w:bookmarkStart w:id="82" w:name="HSE_deployment:_Dashboard_is_ready_to_be"/>
-      <w:bookmarkEnd w:id="82"/>
+      <w:bookmarkStart w:id="68" w:name="HSE_deployment:_Dashboard_is_ready_to_be"/>
+      <w:bookmarkEnd w:id="68"/>
       <w:r>
         <w:rPr>
           <w:color w:val="333333"/>
@@ -23006,10 +18184,7 @@
         <w:t xml:space="preserve">HSE deployment: </w:t>
       </w:r>
       <w:r>
-        <w:t>The dashboard demonstrates sufficient functionality for evaluation in a pilot environment.</w:t>
-      </w:r>
-      <w:r>
-        <w:t xml:space="preserve"> </w:t>
+        <w:t xml:space="preserve">The dashboard demonstrates sufficient functionality for evaluation in a pilot environment. </w:t>
       </w:r>
       <w:r>
         <w:rPr>
@@ -23211,8 +18386,8 @@
         <w:pStyle w:val="BodyText"/>
         <w:ind w:left="165" w:right="409"/>
       </w:pPr>
-      <w:bookmarkStart w:id="83" w:name="Possible_enhancements_include_adding_HIP"/>
-      <w:bookmarkEnd w:id="83"/>
+      <w:bookmarkStart w:id="69" w:name="Possible_enhancements_include_adding_HIP"/>
+      <w:bookmarkEnd w:id="69"/>
       <w:r>
         <w:rPr>
           <w:color w:val="333333"/>
@@ -23374,8 +18549,8 @@
         <w:pStyle w:val="BodyText"/>
         <w:ind w:left="165" w:right="570"/>
       </w:pPr>
-      <w:bookmarkStart w:id="84" w:name="Hospital-level_models:_With_consistent_h"/>
-      <w:bookmarkEnd w:id="84"/>
+      <w:bookmarkStart w:id="70" w:name="Hospital-level_models:_With_consistent_h"/>
+      <w:bookmarkEnd w:id="70"/>
       <w:r>
         <w:rPr>
           <w:color w:val="333333"/>
@@ -23531,8 +18706,8 @@
         <w:pStyle w:val="BodyText"/>
         <w:ind w:left="165" w:right="570"/>
       </w:pPr>
-      <w:bookmarkStart w:id="85" w:name="Retraining_cadence:_Model_should_be_retr"/>
-      <w:bookmarkEnd w:id="85"/>
+      <w:bookmarkStart w:id="71" w:name="Retraining_cadence:_Model_should_be_retr"/>
+      <w:bookmarkEnd w:id="71"/>
       <w:r>
         <w:rPr>
           <w:color w:val="333333"/>
@@ -23693,7 +18868,21 @@
         <w:rPr>
           <w:color w:val="333333"/>
         </w:rPr>
-        <w:t xml:space="preserve">updated, and automatically alerted when its prediction error is above a threshold (e.g. if MAE &gt; </w:t>
+        <w:t>updated, and automatically alerted when its prediction error is above a threshold (</w:t>
+      </w:r>
+      <w:proofErr w:type="gramStart"/>
+      <w:r>
+        <w:rPr>
+          <w:color w:val="333333"/>
+        </w:rPr>
+        <w:t>e.g.</w:t>
+      </w:r>
+      <w:proofErr w:type="gramEnd"/>
+      <w:r>
+        <w:rPr>
+          <w:color w:val="333333"/>
+        </w:rPr>
+        <w:t xml:space="preserve"> if MAE &gt; </w:t>
       </w:r>
       <w:r>
         <w:rPr>
@@ -23714,8 +18903,8 @@
         <w:pStyle w:val="BodyText"/>
         <w:ind w:left="165"/>
       </w:pPr>
-      <w:bookmarkStart w:id="86" w:name="Formal_Data_Protection_Impact_Assessment"/>
-      <w:bookmarkEnd w:id="86"/>
+      <w:bookmarkStart w:id="72" w:name="Formal_Data_Protection_Impact_Assessment"/>
+      <w:bookmarkEnd w:id="72"/>
       <w:r>
         <w:rPr>
           <w:color w:val="333333"/>
@@ -23887,8 +19076,8 @@
           <w:color w:val="333333"/>
         </w:rPr>
       </w:pPr>
-      <w:bookmarkStart w:id="87" w:name="8.3_Future_Work"/>
-      <w:bookmarkEnd w:id="87"/>
+      <w:bookmarkStart w:id="73" w:name="8.3_Future_Work"/>
+      <w:bookmarkEnd w:id="73"/>
       <w:r>
         <w:rPr>
           <w:color w:val="333333"/>
@@ -24126,8 +19315,8 @@
         <w:pStyle w:val="Heading2"/>
         <w:ind w:left="165" w:firstLine="0"/>
       </w:pPr>
-      <w:bookmarkStart w:id="88" w:name="References"/>
-      <w:bookmarkEnd w:id="88"/>
+      <w:bookmarkStart w:id="74" w:name="References"/>
+      <w:bookmarkEnd w:id="74"/>
       <w:r>
         <w:rPr>
           <w:color w:val="2070B5"/>
@@ -25131,7 +20320,7 @@
       <w:lvlText w:val="%1.%2"/>
       <w:lvlJc w:val="left"/>
       <w:pPr>
-        <w:ind w:left="599" w:hanging="435"/>
+        <w:ind w:left="2986" w:hanging="435"/>
       </w:pPr>
       <w:rPr>
         <w:rFonts w:hint="default"/>
